--- a/whitepaper Aurora Model.es-v.1.5.docx
+++ b/whitepaper Aurora Model.es-v.1.5.docx
@@ -33396,6 +33396,4073 @@
           <w:lang w:val="es-ES"/>
         </w:rPr>
         <w:lastRenderedPageBreak/>
+        <w:t>Glosario</w:t>
+      </w:r>
+    </w:p>
+    <w:p>
+      <w:pPr>
+        <w:rPr>
+          <w:b/>
+          <w:bCs/>
+          <w:lang w:val="es-ES"/>
+        </w:rPr>
+      </w:pPr>
+      <w:r>
+        <w:rPr>
+          <w:b/>
+          <w:bCs/>
+          <w:lang w:val="es-ES"/>
+        </w:rPr>
+        <w:t>Glosario Técnico Aurora (versión corregida y coherente)</w:t>
+      </w:r>
+    </w:p>
+    <w:p>
+      <w:pPr>
+        <w:rPr>
+          <w:b/>
+          <w:bCs/>
+          <w:lang w:val="es-ES"/>
+        </w:rPr>
+      </w:pPr>
+      <w:proofErr w:type="spellStart"/>
+      <w:r>
+        <w:rPr>
+          <w:b/>
+          <w:bCs/>
+          <w:lang w:val="es-ES"/>
+        </w:rPr>
+        <w:t>Trit</w:t>
+      </w:r>
+      <w:proofErr w:type="spellEnd"/>
+      <w:r>
+        <w:rPr>
+          <w:b/>
+          <w:bCs/>
+          <w:lang w:val="es-ES"/>
+        </w:rPr>
+        <w:t xml:space="preserve"> </w:t>
+      </w:r>
+    </w:p>
+    <w:p>
+      <w:pPr>
+        <w:rPr>
+          <w:lang w:val="es-ES"/>
+        </w:rPr>
+      </w:pPr>
+      <w:r>
+        <w:rPr>
+          <w:lang w:val="es-ES"/>
+        </w:rPr>
+        <w:t>Dígito en base 3 con tres interpretaciones posibles según el rol que cumpla:</w:t>
+      </w:r>
+    </w:p>
+    <w:p>
+      <w:pPr>
+        <w:numPr>
+          <w:ilvl w:val="0"/>
+          <w:numId w:val="161"/>
+        </w:numPr>
+      </w:pPr>
+      <w:r>
+        <w:rPr>
+          <w:b/>
+          <w:bCs/>
+        </w:rPr>
+        <w:t xml:space="preserve">Como valor </w:t>
+      </w:r>
+      <w:proofErr w:type="spellStart"/>
+      <w:r>
+        <w:rPr>
+          <w:b/>
+          <w:bCs/>
+        </w:rPr>
+        <w:t>numérico</w:t>
+      </w:r>
+      <w:proofErr w:type="spellEnd"/>
+      <w:r>
+        <w:rPr>
+          <w:b/>
+          <w:bCs/>
+        </w:rPr>
+        <w:t>:</w:t>
+      </w:r>
+      <w:r>
+        <w:t xml:space="preserve"> 1, 2, 3</w:t>
+      </w:r>
+    </w:p>
+    <w:p>
+      <w:pPr>
+        <w:numPr>
+          <w:ilvl w:val="0"/>
+          <w:numId w:val="161"/>
+        </w:numPr>
+        <w:rPr>
+          <w:lang w:val="es-ES"/>
+        </w:rPr>
+      </w:pPr>
+      <w:r>
+        <w:rPr>
+          <w:b/>
+          <w:bCs/>
+          <w:lang w:val="es-ES"/>
+        </w:rPr>
+        <w:t>Como dato lógico:</w:t>
+      </w:r>
+      <w:r>
+        <w:rPr>
+          <w:lang w:val="es-ES"/>
+        </w:rPr>
+        <w:t xml:space="preserve"> false, true, </w:t>
+      </w:r>
+      <w:proofErr w:type="spellStart"/>
+      <w:r>
+        <w:rPr>
+          <w:lang w:val="es-ES"/>
+        </w:rPr>
+        <w:t>null</w:t>
+      </w:r>
+      <w:proofErr w:type="spellEnd"/>
+    </w:p>
+    <w:p>
+      <w:pPr>
+        <w:numPr>
+          <w:ilvl w:val="0"/>
+          <w:numId w:val="161"/>
+        </w:numPr>
+        <w:rPr>
+          <w:lang w:val="es-ES"/>
+        </w:rPr>
+      </w:pPr>
+      <w:r>
+        <w:rPr>
+          <w:b/>
+          <w:bCs/>
+          <w:lang w:val="es-ES"/>
+        </w:rPr>
+        <w:t>Como modo lógico:</w:t>
+      </w:r>
+      <w:r>
+        <w:rPr>
+          <w:lang w:val="es-ES"/>
+        </w:rPr>
+        <w:t xml:space="preserve"> AND, OR, Coincidencia</w:t>
+      </w:r>
+    </w:p>
+    <w:p>
+      <w:pPr>
+        <w:rPr>
+          <w:lang w:val="es-ES"/>
+        </w:rPr>
+      </w:pPr>
+      <w:r>
+        <w:rPr>
+          <w:lang w:val="es-ES"/>
+        </w:rPr>
+        <w:t xml:space="preserve">El </w:t>
+      </w:r>
+      <w:proofErr w:type="spellStart"/>
+      <w:r>
+        <w:rPr>
+          <w:lang w:val="es-ES"/>
+        </w:rPr>
+        <w:t>trit</w:t>
+      </w:r>
+      <w:proofErr w:type="spellEnd"/>
+      <w:r>
+        <w:rPr>
+          <w:lang w:val="es-ES"/>
+        </w:rPr>
+        <w:t xml:space="preserve"> es la unidad mínima de información dentro del sistema.</w:t>
+      </w:r>
+    </w:p>
+    <w:p>
+      <w:r>
+        <w:pict w14:anchorId="56D17F46">
+          <v:rect id="_x0000_i1321" style="width:0;height:1.5pt" o:hralign="center" o:hrstd="t" o:hr="t" fillcolor="#a0a0a0" stroked="f"/>
+        </w:pict>
+      </w:r>
+    </w:p>
+    <w:p>
+      <w:pPr>
+        <w:rPr>
+          <w:b/>
+          <w:bCs/>
+          <w:lang w:val="es-ES"/>
+        </w:rPr>
+      </w:pPr>
+      <w:proofErr w:type="spellStart"/>
+      <w:r>
+        <w:rPr>
+          <w:b/>
+          <w:bCs/>
+          <w:lang w:val="es-ES"/>
+        </w:rPr>
+        <w:t>Dimension</w:t>
+      </w:r>
+      <w:proofErr w:type="spellEnd"/>
+      <w:r>
+        <w:rPr>
+          <w:b/>
+          <w:bCs/>
+          <w:lang w:val="es-ES"/>
+        </w:rPr>
+        <w:t xml:space="preserve"> (FFE-</w:t>
+      </w:r>
+      <w:proofErr w:type="spellStart"/>
+      <w:r>
+        <w:rPr>
+          <w:b/>
+          <w:bCs/>
+          <w:lang w:val="es-ES"/>
+        </w:rPr>
+        <w:t>Dimension</w:t>
+      </w:r>
+      <w:proofErr w:type="spellEnd"/>
+      <w:r>
+        <w:rPr>
+          <w:b/>
+          <w:bCs/>
+          <w:lang w:val="es-ES"/>
+        </w:rPr>
+        <w:t>)</w:t>
+      </w:r>
+    </w:p>
+    <w:p>
+      <w:pPr>
+        <w:rPr>
+          <w:lang w:val="es-ES"/>
+        </w:rPr>
+      </w:pPr>
+      <w:r>
+        <w:rPr>
+          <w:lang w:val="es-ES"/>
+        </w:rPr>
+        <w:t xml:space="preserve">Conjunto de </w:t>
+      </w:r>
+      <w:r>
+        <w:rPr>
+          <w:b/>
+          <w:bCs/>
+          <w:lang w:val="es-ES"/>
+        </w:rPr>
+        <w:t xml:space="preserve">tres </w:t>
+      </w:r>
+      <w:proofErr w:type="spellStart"/>
+      <w:r>
+        <w:rPr>
+          <w:b/>
+          <w:bCs/>
+          <w:lang w:val="es-ES"/>
+        </w:rPr>
+        <w:t>trits</w:t>
+      </w:r>
+      <w:proofErr w:type="spellEnd"/>
+      <w:r>
+        <w:rPr>
+          <w:lang w:val="es-ES"/>
+        </w:rPr>
+        <w:t xml:space="preserve">, donde cada </w:t>
+      </w:r>
+      <w:proofErr w:type="spellStart"/>
+      <w:r>
+        <w:rPr>
+          <w:lang w:val="es-ES"/>
+        </w:rPr>
+        <w:t>trit</w:t>
+      </w:r>
+      <w:proofErr w:type="spellEnd"/>
+      <w:r>
+        <w:rPr>
+          <w:lang w:val="es-ES"/>
+        </w:rPr>
+        <w:t xml:space="preserve"> ocupa uno de los tres roles:</w:t>
+      </w:r>
+    </w:p>
+    <w:p>
+      <w:pPr>
+        <w:numPr>
+          <w:ilvl w:val="0"/>
+          <w:numId w:val="162"/>
+        </w:numPr>
+      </w:pPr>
+      <w:r>
+        <w:rPr>
+          <w:b/>
+          <w:bCs/>
+        </w:rPr>
+        <w:t>FO</w:t>
+      </w:r>
+      <w:r>
+        <w:t xml:space="preserve"> – Forma</w:t>
+      </w:r>
+    </w:p>
+    <w:p>
+      <w:pPr>
+        <w:numPr>
+          <w:ilvl w:val="0"/>
+          <w:numId w:val="162"/>
+        </w:numPr>
+      </w:pPr>
+      <w:r>
+        <w:rPr>
+          <w:b/>
+          <w:bCs/>
+        </w:rPr>
+        <w:t>FN</w:t>
+      </w:r>
+      <w:r>
+        <w:t xml:space="preserve"> – </w:t>
+      </w:r>
+      <w:proofErr w:type="spellStart"/>
+      <w:r>
+        <w:t>Función</w:t>
+      </w:r>
+      <w:proofErr w:type="spellEnd"/>
+    </w:p>
+    <w:p>
+      <w:pPr>
+        <w:numPr>
+          <w:ilvl w:val="0"/>
+          <w:numId w:val="162"/>
+        </w:numPr>
+      </w:pPr>
+      <w:r>
+        <w:rPr>
+          <w:b/>
+          <w:bCs/>
+        </w:rPr>
+        <w:t>ES</w:t>
+      </w:r>
+      <w:r>
+        <w:t xml:space="preserve"> – </w:t>
+      </w:r>
+      <w:proofErr w:type="spellStart"/>
+      <w:r>
+        <w:t>Estructura</w:t>
+      </w:r>
+      <w:proofErr w:type="spellEnd"/>
+    </w:p>
+    <w:p>
+      <w:pPr>
+        <w:rPr>
+          <w:lang w:val="es-ES"/>
+        </w:rPr>
+      </w:pPr>
+      <w:r>
+        <w:rPr>
+          <w:lang w:val="es-ES"/>
+        </w:rPr>
+        <w:t>Una dimensión contiene información completa y operativa.</w:t>
+      </w:r>
+      <w:r>
+        <w:rPr>
+          <w:lang w:val="es-ES"/>
+        </w:rPr>
+        <w:t xml:space="preserve"> Los roles de cada </w:t>
+      </w:r>
+      <w:proofErr w:type="spellStart"/>
+      <w:r>
+        <w:rPr>
+          <w:lang w:val="es-ES"/>
+        </w:rPr>
+        <w:t>trits</w:t>
+      </w:r>
+      <w:proofErr w:type="spellEnd"/>
+      <w:r>
+        <w:rPr>
+          <w:lang w:val="es-ES"/>
+        </w:rPr>
+        <w:t xml:space="preserve"> dependen del contexto.</w:t>
+      </w:r>
+    </w:p>
+    <w:p>
+      <w:r>
+        <w:pict w14:anchorId="3E0C8E0D">
+          <v:rect id="_x0000_i1322" style="width:0;height:1.5pt" o:hralign="center" o:hrstd="t" o:hr="t" fillcolor="#a0a0a0" stroked="f"/>
+        </w:pict>
+      </w:r>
+    </w:p>
+    <w:p>
+      <w:pPr>
+        <w:rPr>
+          <w:b/>
+          <w:bCs/>
+          <w:lang w:val="es-ES"/>
+        </w:rPr>
+      </w:pPr>
+      <w:r>
+        <w:rPr>
+          <w:b/>
+          <w:bCs/>
+          <w:lang w:val="es-ES"/>
+        </w:rPr>
+        <w:t>Dato</w:t>
+      </w:r>
+    </w:p>
+    <w:p>
+      <w:pPr>
+        <w:rPr>
+          <w:lang w:val="es-ES"/>
+        </w:rPr>
+      </w:pPr>
+      <w:proofErr w:type="spellStart"/>
+      <w:r>
+        <w:rPr>
+          <w:lang w:val="es-ES"/>
+        </w:rPr>
+        <w:t>Trit</w:t>
+      </w:r>
+      <w:proofErr w:type="spellEnd"/>
+      <w:r>
+        <w:rPr>
+          <w:lang w:val="es-ES"/>
+        </w:rPr>
+        <w:t xml:space="preserve"> que representa el estado de </w:t>
+      </w:r>
+      <w:r>
+        <w:rPr>
+          <w:b/>
+          <w:bCs/>
+          <w:lang w:val="es-ES"/>
+        </w:rPr>
+        <w:t>la forma (FO)</w:t>
+      </w:r>
+      <w:r>
+        <w:rPr>
+          <w:lang w:val="es-ES"/>
+        </w:rPr>
+        <w:t xml:space="preserve"> dentro de la dimensión.</w:t>
+      </w:r>
+    </w:p>
+    <w:p>
+      <w:pPr>
+        <w:rPr>
+          <w:b/>
+          <w:bCs/>
+          <w:lang w:val="es-ES"/>
+        </w:rPr>
+      </w:pPr>
+      <w:r>
+        <w:rPr>
+          <w:b/>
+          <w:bCs/>
+          <w:lang w:val="es-ES"/>
+        </w:rPr>
+        <w:t>Valor</w:t>
+      </w:r>
+    </w:p>
+    <w:p>
+      <w:pPr>
+        <w:rPr>
+          <w:lang w:val="es-ES"/>
+        </w:rPr>
+      </w:pPr>
+      <w:proofErr w:type="spellStart"/>
+      <w:r>
+        <w:rPr>
+          <w:lang w:val="es-ES"/>
+        </w:rPr>
+        <w:t>Trit</w:t>
+      </w:r>
+      <w:proofErr w:type="spellEnd"/>
+      <w:r>
+        <w:rPr>
+          <w:lang w:val="es-ES"/>
+        </w:rPr>
+        <w:t xml:space="preserve"> que representa la </w:t>
+      </w:r>
+      <w:r>
+        <w:rPr>
+          <w:b/>
+          <w:bCs/>
+          <w:lang w:val="es-ES"/>
+        </w:rPr>
+        <w:t>estructura (ES)</w:t>
+      </w:r>
+      <w:r>
+        <w:rPr>
+          <w:lang w:val="es-ES"/>
+        </w:rPr>
+        <w:t>, indicando la posición del dato dentro de la dimensión.</w:t>
+      </w:r>
+    </w:p>
+    <w:p>
+      <w:pPr>
+        <w:rPr>
+          <w:b/>
+          <w:bCs/>
+          <w:lang w:val="es-ES"/>
+        </w:rPr>
+      </w:pPr>
+      <w:r>
+        <w:rPr>
+          <w:b/>
+          <w:bCs/>
+          <w:lang w:val="es-ES"/>
+        </w:rPr>
+        <w:t>Modo</w:t>
+      </w:r>
+    </w:p>
+    <w:p>
+      <w:pPr>
+        <w:rPr>
+          <w:lang w:val="es-ES"/>
+        </w:rPr>
+      </w:pPr>
+      <w:proofErr w:type="spellStart"/>
+      <w:r>
+        <w:rPr>
+          <w:lang w:val="es-ES"/>
+        </w:rPr>
+        <w:t>Trit</w:t>
+      </w:r>
+      <w:proofErr w:type="spellEnd"/>
+      <w:r>
+        <w:rPr>
+          <w:lang w:val="es-ES"/>
+        </w:rPr>
+        <w:t xml:space="preserve"> que representa la </w:t>
+      </w:r>
+      <w:r>
+        <w:rPr>
+          <w:b/>
+          <w:bCs/>
+          <w:lang w:val="es-ES"/>
+        </w:rPr>
+        <w:t>función (FN)</w:t>
+      </w:r>
+      <w:r>
+        <w:rPr>
+          <w:lang w:val="es-ES"/>
+        </w:rPr>
+        <w:t>, es decir, la operación lógica que debe aplicarse.</w:t>
+      </w:r>
+    </w:p>
+    <w:p>
+      <w:r>
+        <w:pict w14:anchorId="02B2589A">
+          <v:rect id="_x0000_i1323" style="width:0;height:1.5pt" o:hralign="center" o:hrstd="t" o:hr="t" fillcolor="#a0a0a0" stroked="f"/>
+        </w:pict>
+      </w:r>
+    </w:p>
+    <w:p>
+      <w:pPr>
+        <w:rPr>
+          <w:b/>
+          <w:bCs/>
+          <w:lang w:val="es-ES"/>
+        </w:rPr>
+      </w:pPr>
+      <w:r>
+        <w:rPr>
+          <w:b/>
+          <w:bCs/>
+          <w:lang w:val="es-ES"/>
+        </w:rPr>
+        <w:t>Vector (FFE-Vector)</w:t>
+      </w:r>
+    </w:p>
+    <w:p>
+      <w:pPr>
+        <w:rPr>
+          <w:lang w:val="es-ES"/>
+        </w:rPr>
+      </w:pPr>
+      <w:r>
+        <w:rPr>
+          <w:lang w:val="es-ES"/>
+        </w:rPr>
+        <w:lastRenderedPageBreak/>
+        <w:t xml:space="preserve">Conjunto de </w:t>
+      </w:r>
+      <w:r>
+        <w:rPr>
+          <w:b/>
+          <w:bCs/>
+          <w:lang w:val="es-ES"/>
+        </w:rPr>
+        <w:t>3 dimensiones</w:t>
+      </w:r>
+      <w:r>
+        <w:rPr>
+          <w:lang w:val="es-ES"/>
+        </w:rPr>
+        <w:t>.</w:t>
+      </w:r>
+      <w:r>
+        <w:rPr>
+          <w:lang w:val="es-ES"/>
+        </w:rPr>
+        <w:br/>
+        <w:t xml:space="preserve">Es la unidad operativa del </w:t>
+      </w:r>
+      <w:r>
+        <w:rPr>
+          <w:b/>
+          <w:bCs/>
+          <w:lang w:val="es-ES"/>
+        </w:rPr>
+        <w:t>Tetraedro</w:t>
+      </w:r>
+      <w:r>
+        <w:rPr>
+          <w:lang w:val="es-ES"/>
+        </w:rPr>
+        <w:t>.</w:t>
+      </w:r>
+    </w:p>
+    <w:p>
+      <w:r>
+        <w:pict w14:anchorId="0EFDB130">
+          <v:rect id="_x0000_i1324" style="width:0;height:1.5pt" o:hralign="center" o:hrstd="t" o:hr="t" fillcolor="#a0a0a0" stroked="f"/>
+        </w:pict>
+      </w:r>
+    </w:p>
+    <w:p>
+      <w:pPr>
+        <w:rPr>
+          <w:b/>
+          <w:bCs/>
+          <w:lang w:val="es-ES"/>
+        </w:rPr>
+      </w:pPr>
+      <w:proofErr w:type="spellStart"/>
+      <w:r>
+        <w:rPr>
+          <w:b/>
+          <w:bCs/>
+          <w:lang w:val="es-ES"/>
+        </w:rPr>
+        <w:t>TensorFractalBásico</w:t>
+      </w:r>
+      <w:proofErr w:type="spellEnd"/>
+      <w:r>
+        <w:rPr>
+          <w:b/>
+          <w:bCs/>
+          <w:lang w:val="es-ES"/>
+        </w:rPr>
+        <w:t xml:space="preserve"> </w:t>
+      </w:r>
+    </w:p>
+    <w:p>
+      <w:pPr>
+        <w:rPr>
+          <w:lang w:val="es-ES"/>
+        </w:rPr>
+      </w:pPr>
+      <w:r>
+        <w:rPr>
+          <w:lang w:val="es-ES"/>
+        </w:rPr>
+        <w:t>Estructura de dos niveles:</w:t>
+      </w:r>
+    </w:p>
+    <w:p>
+      <w:pPr>
+        <w:numPr>
+          <w:ilvl w:val="0"/>
+          <w:numId w:val="163"/>
+        </w:numPr>
+      </w:pPr>
+      <w:r>
+        <w:rPr>
+          <w:b/>
+          <w:bCs/>
+        </w:rPr>
+        <w:t>Nivel 1:</w:t>
+      </w:r>
+      <w:r>
+        <w:t xml:space="preserve"> </w:t>
+      </w:r>
+      <w:proofErr w:type="spellStart"/>
+      <w:r>
+        <w:t>una</w:t>
+      </w:r>
+      <w:proofErr w:type="spellEnd"/>
+      <w:r>
+        <w:t xml:space="preserve"> </w:t>
+      </w:r>
+      <w:proofErr w:type="spellStart"/>
+      <w:r>
+        <w:t>dimensión</w:t>
+      </w:r>
+      <w:proofErr w:type="spellEnd"/>
+      <w:r>
+        <w:t xml:space="preserve"> de </w:t>
+      </w:r>
+      <w:proofErr w:type="spellStart"/>
+      <w:r>
+        <w:t>síntesis</w:t>
+      </w:r>
+      <w:proofErr w:type="spellEnd"/>
+    </w:p>
+    <w:p>
+      <w:pPr>
+        <w:numPr>
+          <w:ilvl w:val="0"/>
+          <w:numId w:val="163"/>
+        </w:numPr>
+      </w:pPr>
+      <w:r>
+        <w:rPr>
+          <w:b/>
+          <w:bCs/>
+        </w:rPr>
+        <w:t>Nivel 2:</w:t>
+      </w:r>
+      <w:r>
+        <w:t xml:space="preserve"> un vector </w:t>
+      </w:r>
+      <w:proofErr w:type="spellStart"/>
+      <w:r>
+        <w:t>completo</w:t>
+      </w:r>
+      <w:proofErr w:type="spellEnd"/>
+    </w:p>
+    <w:p>
+      <w:pPr>
+        <w:rPr>
+          <w:lang w:val="es-ES"/>
+        </w:rPr>
+      </w:pPr>
+      <w:r>
+        <w:rPr>
+          <w:lang w:val="es-ES"/>
+        </w:rPr>
+        <w:t>El nivel superior sintetiza y controla al nivel inferior.</w:t>
+      </w:r>
+    </w:p>
+    <w:p>
+      <w:r>
+        <w:pict w14:anchorId="35833C7B">
+          <v:rect id="_x0000_i1325" style="width:0;height:1.5pt" o:hralign="center" o:hrstd="t" o:hr="t" fillcolor="#a0a0a0" stroked="f"/>
+        </w:pict>
+      </w:r>
+    </w:p>
+    <w:p>
+      <w:pPr>
+        <w:rPr>
+          <w:b/>
+          <w:bCs/>
+          <w:lang w:val="es-ES"/>
+        </w:rPr>
+      </w:pPr>
+      <w:proofErr w:type="spellStart"/>
+      <w:r>
+        <w:rPr>
+          <w:b/>
+          <w:bCs/>
+          <w:lang w:val="es-ES"/>
+        </w:rPr>
+        <w:t>Trigate</w:t>
+      </w:r>
+      <w:proofErr w:type="spellEnd"/>
+    </w:p>
+    <w:p>
+      <w:pPr>
+        <w:rPr>
+          <w:lang w:val="es-ES"/>
+        </w:rPr>
+      </w:pPr>
+      <w:r>
+        <w:rPr>
+          <w:lang w:val="es-ES"/>
+        </w:rPr>
+        <w:t>Unidad básica de inteligencia del modelo Aurora.</w:t>
+      </w:r>
+      <w:r>
+        <w:rPr>
+          <w:lang w:val="es-ES"/>
+        </w:rPr>
+        <w:br/>
+        <w:t>Es una “puerta ambigua” con:</w:t>
+      </w:r>
+    </w:p>
+    <w:p>
+      <w:pPr>
+        <w:numPr>
+          <w:ilvl w:val="0"/>
+          <w:numId w:val="164"/>
+        </w:numPr>
+      </w:pPr>
+      <w:r>
+        <w:t xml:space="preserve">Entradas: </w:t>
+      </w:r>
+      <w:r>
+        <w:rPr>
+          <w:b/>
+          <w:bCs/>
+        </w:rPr>
+        <w:t>A</w:t>
+      </w:r>
+      <w:r>
+        <w:t xml:space="preserve">, </w:t>
+      </w:r>
+      <w:r>
+        <w:rPr>
+          <w:b/>
+          <w:bCs/>
+        </w:rPr>
+        <w:t>B</w:t>
+      </w:r>
+    </w:p>
+    <w:p>
+      <w:pPr>
+        <w:numPr>
+          <w:ilvl w:val="0"/>
+          <w:numId w:val="164"/>
+        </w:numPr>
+      </w:pPr>
+      <w:r>
+        <w:t xml:space="preserve">Modo: </w:t>
+      </w:r>
+      <w:r>
+        <w:rPr>
+          <w:b/>
+          <w:bCs/>
+        </w:rPr>
+        <w:t>M</w:t>
+      </w:r>
+    </w:p>
+    <w:p>
+      <w:pPr>
+        <w:numPr>
+          <w:ilvl w:val="0"/>
+          <w:numId w:val="164"/>
+        </w:numPr>
+      </w:pPr>
+      <w:r>
+        <w:t xml:space="preserve">Salida: </w:t>
+      </w:r>
+      <w:r>
+        <w:rPr>
+          <w:b/>
+          <w:bCs/>
+        </w:rPr>
+        <w:t>R</w:t>
+      </w:r>
+    </w:p>
+    <w:p>
+      <w:r>
+        <w:t xml:space="preserve">Las </w:t>
+      </w:r>
+      <w:proofErr w:type="spellStart"/>
+      <w:r>
+        <w:t>operaciones</w:t>
+      </w:r>
+      <w:proofErr w:type="spellEnd"/>
+      <w:r>
+        <w:t xml:space="preserve"> </w:t>
+      </w:r>
+      <w:proofErr w:type="spellStart"/>
+      <w:r>
+        <w:t>permitidas</w:t>
+      </w:r>
+      <w:proofErr w:type="spellEnd"/>
+      <w:r>
+        <w:t xml:space="preserve"> son:</w:t>
+      </w:r>
+    </w:p>
+    <w:p>
+      <w:pPr>
+        <w:numPr>
+          <w:ilvl w:val="0"/>
+          <w:numId w:val="165"/>
+        </w:numPr>
+      </w:pPr>
+      <w:r>
+        <w:t>AND</w:t>
+      </w:r>
+    </w:p>
+    <w:p>
+      <w:pPr>
+        <w:numPr>
+          <w:ilvl w:val="0"/>
+          <w:numId w:val="165"/>
+        </w:numPr>
+      </w:pPr>
+      <w:r>
+        <w:t>OR</w:t>
+      </w:r>
+    </w:p>
+    <w:p>
+      <w:pPr>
+        <w:numPr>
+          <w:ilvl w:val="0"/>
+          <w:numId w:val="165"/>
+        </w:numPr>
+      </w:pPr>
+      <w:proofErr w:type="spellStart"/>
+      <w:r>
+        <w:t>Coincidencia</w:t>
+      </w:r>
+      <w:proofErr w:type="spellEnd"/>
+      <w:r>
+        <w:t xml:space="preserve"> (Consensus)</w:t>
+      </w:r>
+    </w:p>
+    <w:p>
+      <w:proofErr w:type="spellStart"/>
+      <w:r>
+        <w:t>Modos</w:t>
+      </w:r>
+      <w:proofErr w:type="spellEnd"/>
+      <w:r>
+        <w:t xml:space="preserve"> de </w:t>
+      </w:r>
+      <w:proofErr w:type="spellStart"/>
+      <w:r>
+        <w:t>operación</w:t>
+      </w:r>
+      <w:proofErr w:type="spellEnd"/>
+      <w:r>
+        <w:t>:</w:t>
+      </w:r>
+    </w:p>
+    <w:p>
+      <w:pPr>
+        <w:numPr>
+          <w:ilvl w:val="0"/>
+          <w:numId w:val="166"/>
+        </w:numPr>
+      </w:pPr>
+      <w:proofErr w:type="spellStart"/>
+      <w:r>
+        <w:rPr>
+          <w:b/>
+          <w:bCs/>
+        </w:rPr>
+        <w:t>Inferencia</w:t>
+      </w:r>
+      <w:proofErr w:type="spellEnd"/>
+      <w:r>
+        <w:rPr>
+          <w:b/>
+          <w:bCs/>
+        </w:rPr>
+        <w:t>:</w:t>
+      </w:r>
+      <w:r>
+        <w:t xml:space="preserve"> (A, B, M) → R</w:t>
+      </w:r>
+    </w:p>
+    <w:p>
+      <w:pPr>
+        <w:numPr>
+          <w:ilvl w:val="0"/>
+          <w:numId w:val="166"/>
+        </w:numPr>
+      </w:pPr>
+      <w:proofErr w:type="spellStart"/>
+      <w:r>
+        <w:rPr>
+          <w:b/>
+          <w:bCs/>
+        </w:rPr>
+        <w:t>Aprendizaje</w:t>
+      </w:r>
+      <w:proofErr w:type="spellEnd"/>
+      <w:r>
+        <w:rPr>
+          <w:b/>
+          <w:bCs/>
+        </w:rPr>
+        <w:t>:</w:t>
+      </w:r>
+      <w:r>
+        <w:t xml:space="preserve"> (A, B, R) → M</w:t>
+      </w:r>
+    </w:p>
+    <w:p>
+      <w:pPr>
+        <w:numPr>
+          <w:ilvl w:val="0"/>
+          <w:numId w:val="166"/>
+        </w:numPr>
+        <w:rPr>
+          <w:lang w:val="es-ES"/>
+        </w:rPr>
+      </w:pPr>
+      <w:r>
+        <w:rPr>
+          <w:b/>
+          <w:bCs/>
+          <w:lang w:val="es-ES"/>
+        </w:rPr>
+        <w:t>Deducción:</w:t>
+      </w:r>
+      <w:r>
+        <w:rPr>
+          <w:lang w:val="es-ES"/>
+        </w:rPr>
+        <w:t xml:space="preserve"> (M, R, A) → B o (M, R, B) → A</w:t>
+      </w:r>
+    </w:p>
+    <w:p>
+      <w:pPr>
+        <w:rPr>
+          <w:lang w:val="es-ES"/>
+        </w:rPr>
+      </w:pPr>
+      <w:r>
+        <w:rPr>
+          <w:lang w:val="es-ES"/>
+        </w:rPr>
+        <w:t xml:space="preserve">Para operar, </w:t>
+      </w:r>
+      <w:r>
+        <w:rPr>
+          <w:b/>
+          <w:bCs/>
+          <w:lang w:val="es-ES"/>
+        </w:rPr>
+        <w:t>tres parámetros deben estar presentes</w:t>
+      </w:r>
+      <w:r>
+        <w:rPr>
+          <w:lang w:val="es-ES"/>
+        </w:rPr>
+        <w:t>.</w:t>
+      </w:r>
+    </w:p>
+    <w:p>
+      <w:r>
+        <w:pict w14:anchorId="06B41474">
+          <v:rect id="_x0000_i1326" style="width:0;height:1.5pt" o:hralign="center" o:hrstd="t" o:hr="t" fillcolor="#a0a0a0" stroked="f"/>
+        </w:pict>
+      </w:r>
+    </w:p>
+    <w:p>
+      <w:pPr>
+        <w:rPr>
+          <w:b/>
+          <w:bCs/>
+          <w:lang w:val="es-ES"/>
+        </w:rPr>
+      </w:pPr>
+      <w:r>
+        <w:rPr>
+          <w:b/>
+          <w:bCs/>
+          <w:lang w:val="es-ES"/>
+        </w:rPr>
+        <w:br/>
+      </w:r>
+    </w:p>
+    <w:p>
+      <w:pPr>
+        <w:rPr>
+          <w:b/>
+          <w:bCs/>
+          <w:lang w:val="es-ES"/>
+        </w:rPr>
+      </w:pPr>
+      <w:r>
+        <w:rPr>
+          <w:b/>
+          <w:bCs/>
+          <w:lang w:val="es-ES"/>
+        </w:rPr>
+        <w:lastRenderedPageBreak/>
+        <w:t>Memoria:</w:t>
+      </w:r>
+    </w:p>
+    <w:p>
+      <w:pPr>
+        <w:rPr>
+          <w:lang w:val="es-ES"/>
+        </w:rPr>
+      </w:pPr>
+      <w:r>
+        <w:rPr>
+          <w:lang w:val="es-ES"/>
+        </w:rPr>
+        <w:t xml:space="preserve">Digito almacenado que operar como parámetro de entrada en las funciones de </w:t>
+      </w:r>
+      <w:proofErr w:type="spellStart"/>
+      <w:r>
+        <w:rPr>
+          <w:lang w:val="es-ES"/>
+        </w:rPr>
+        <w:t>sintetizacion</w:t>
+      </w:r>
+      <w:proofErr w:type="spellEnd"/>
+      <w:r>
+        <w:rPr>
+          <w:lang w:val="es-ES"/>
+        </w:rPr>
+        <w:t xml:space="preserve"> y extensión.</w:t>
+      </w:r>
+    </w:p>
+    <w:p>
+      <w:pPr>
+        <w:rPr>
+          <w:lang w:val="es-ES"/>
+        </w:rPr>
+      </w:pPr>
+      <w:proofErr w:type="spellStart"/>
+      <w:r>
+        <w:rPr>
+          <w:b/>
+          <w:bCs/>
+          <w:lang w:val="es-ES"/>
+        </w:rPr>
+        <w:t>Funcion</w:t>
+      </w:r>
+      <w:proofErr w:type="spellEnd"/>
+      <w:r>
+        <w:rPr>
+          <w:b/>
+          <w:bCs/>
+          <w:lang w:val="es-ES"/>
+        </w:rPr>
+        <w:t xml:space="preserve"> sintetizador</w:t>
+      </w:r>
+      <w:r>
+        <w:rPr>
+          <w:b/>
+          <w:bCs/>
+          <w:lang w:val="es-ES"/>
+        </w:rPr>
+        <w:br/>
+      </w:r>
+      <w:r>
+        <w:rPr>
+          <w:b/>
+          <w:bCs/>
+          <w:lang w:val="es-ES"/>
+        </w:rPr>
+        <w:br/>
+      </w:r>
+      <w:r>
+        <w:rPr>
+          <w:lang w:val="es-ES"/>
+        </w:rPr>
+        <w:t xml:space="preserve">Es </w:t>
+      </w:r>
+      <w:proofErr w:type="gramStart"/>
+      <w:r>
+        <w:rPr>
+          <w:lang w:val="es-ES"/>
+        </w:rPr>
+        <w:t>un función</w:t>
+      </w:r>
+      <w:proofErr w:type="gramEnd"/>
+      <w:r>
+        <w:rPr>
+          <w:lang w:val="es-ES"/>
+        </w:rPr>
+        <w:t xml:space="preserve"> que tiene de entrada 3 </w:t>
+      </w:r>
+      <w:proofErr w:type="spellStart"/>
+      <w:r>
+        <w:rPr>
+          <w:lang w:val="es-ES"/>
+        </w:rPr>
+        <w:t>trits</w:t>
+      </w:r>
+      <w:proofErr w:type="spellEnd"/>
+      <w:r>
+        <w:rPr>
+          <w:lang w:val="es-ES"/>
+        </w:rPr>
+        <w:t xml:space="preserve"> y un </w:t>
+      </w:r>
+      <w:proofErr w:type="spellStart"/>
+      <w:r>
+        <w:rPr>
+          <w:lang w:val="es-ES"/>
+        </w:rPr>
+        <w:t>trit</w:t>
+      </w:r>
+      <w:proofErr w:type="spellEnd"/>
+      <w:r>
+        <w:rPr>
+          <w:lang w:val="es-ES"/>
+        </w:rPr>
+        <w:t xml:space="preserve"> memoria devuelve 1 </w:t>
+      </w:r>
+      <w:proofErr w:type="spellStart"/>
+      <w:r>
+        <w:rPr>
+          <w:lang w:val="es-ES"/>
+        </w:rPr>
+        <w:t>trit</w:t>
+      </w:r>
+      <w:proofErr w:type="spellEnd"/>
+      <w:r>
+        <w:rPr>
+          <w:lang w:val="es-ES"/>
+        </w:rPr>
+        <w:t xml:space="preserve"> síntesis. </w:t>
+      </w:r>
+    </w:p>
+    <w:p>
+      <w:pPr>
+        <w:rPr>
+          <w:b/>
+          <w:bCs/>
+          <w:lang w:val="es-ES"/>
+        </w:rPr>
+      </w:pPr>
+      <w:r>
+        <w:rPr>
+          <w:lang w:val="es-ES"/>
+        </w:rPr>
+        <w:t>F (d</w:t>
+      </w:r>
+      <w:proofErr w:type="gramStart"/>
+      <w:r>
+        <w:rPr>
+          <w:lang w:val="es-ES"/>
+        </w:rPr>
+        <w:t>1,d2,d3,m</w:t>
+      </w:r>
+      <w:proofErr w:type="gramEnd"/>
+      <w:r>
+        <w:rPr>
+          <w:lang w:val="es-ES"/>
+        </w:rPr>
+        <w:t>)=&gt;s</w:t>
+      </w:r>
+      <w:r>
+        <w:rPr>
+          <w:b/>
+          <w:bCs/>
+          <w:lang w:val="es-ES"/>
+        </w:rPr>
+        <w:t xml:space="preserve"> </w:t>
+      </w:r>
+      <w:r>
+        <w:rPr>
+          <w:b/>
+          <w:bCs/>
+          <w:lang w:val="es-ES"/>
+        </w:rPr>
+        <w:br/>
+      </w:r>
+    </w:p>
+    <w:p>
+      <w:pPr>
+        <w:rPr>
+          <w:b/>
+          <w:bCs/>
+          <w:lang w:val="es-ES"/>
+        </w:rPr>
+      </w:pPr>
+      <w:proofErr w:type="spellStart"/>
+      <w:r>
+        <w:rPr>
+          <w:b/>
+          <w:bCs/>
+          <w:lang w:val="es-ES"/>
+        </w:rPr>
+        <w:t>Funcion</w:t>
+      </w:r>
+      <w:proofErr w:type="spellEnd"/>
+      <w:r>
+        <w:rPr>
+          <w:b/>
+          <w:bCs/>
+          <w:lang w:val="es-ES"/>
+        </w:rPr>
+        <w:t xml:space="preserve"> extensor:</w:t>
+      </w:r>
+      <w:r>
+        <w:rPr>
+          <w:b/>
+          <w:bCs/>
+          <w:lang w:val="es-ES"/>
+        </w:rPr>
+        <w:br/>
+      </w:r>
+      <w:proofErr w:type="gramStart"/>
+      <w:r>
+        <w:rPr>
+          <w:lang w:val="es-ES"/>
+        </w:rPr>
+        <w:t>El la función inversa</w:t>
+      </w:r>
+      <w:proofErr w:type="gramEnd"/>
+      <w:r>
+        <w:rPr>
+          <w:lang w:val="es-ES"/>
+        </w:rPr>
+        <w:t xml:space="preserve"> </w:t>
+      </w:r>
+      <w:proofErr w:type="gramStart"/>
+      <w:r>
+        <w:rPr>
+          <w:lang w:val="es-ES"/>
+        </w:rPr>
+        <w:t>de  síntesis</w:t>
+      </w:r>
+      <w:proofErr w:type="gramEnd"/>
+      <w:r>
+        <w:rPr>
+          <w:lang w:val="es-ES"/>
+        </w:rPr>
+        <w:t xml:space="preserve"> y </w:t>
+      </w:r>
+      <w:r>
+        <w:rPr>
+          <w:lang w:val="es-ES"/>
+        </w:rPr>
+        <w:t xml:space="preserve">que tiene de entrada 3, el </w:t>
+      </w:r>
+      <w:proofErr w:type="spellStart"/>
+      <w:r>
+        <w:rPr>
+          <w:lang w:val="es-ES"/>
+        </w:rPr>
+        <w:t>trit</w:t>
+      </w:r>
+      <w:proofErr w:type="spellEnd"/>
+      <w:r>
+        <w:rPr>
+          <w:lang w:val="es-ES"/>
+        </w:rPr>
+        <w:t xml:space="preserve"> memoria y devuelve </w:t>
+      </w:r>
+      <w:proofErr w:type="spellStart"/>
+      <w:r>
+        <w:rPr>
+          <w:lang w:val="es-ES"/>
+        </w:rPr>
+        <w:t>trit</w:t>
+      </w:r>
+      <w:proofErr w:type="spellEnd"/>
+      <w:r>
+        <w:rPr>
+          <w:lang w:val="es-ES"/>
+        </w:rPr>
+        <w:t xml:space="preserve"> </w:t>
+      </w:r>
+      <w:proofErr w:type="spellStart"/>
+      <w:r>
+        <w:rPr>
+          <w:lang w:val="es-ES"/>
+        </w:rPr>
+        <w:t>sintesis</w:t>
+      </w:r>
+      <w:proofErr w:type="spellEnd"/>
+      <w:r>
+        <w:rPr>
+          <w:lang w:val="es-ES"/>
+        </w:rPr>
+        <w:t>.</w:t>
+      </w:r>
+      <w:r>
+        <w:rPr>
+          <w:b/>
+          <w:bCs/>
+          <w:lang w:val="es-ES"/>
+        </w:rPr>
+        <w:t xml:space="preserve"> </w:t>
+      </w:r>
+      <w:r>
+        <w:rPr>
+          <w:b/>
+          <w:bCs/>
+          <w:lang w:val="es-ES"/>
+        </w:rPr>
+        <w:t xml:space="preserve"> F(</w:t>
+      </w:r>
+      <w:proofErr w:type="spellStart"/>
+      <w:proofErr w:type="gramStart"/>
+      <w:r>
+        <w:rPr>
+          <w:b/>
+          <w:bCs/>
+          <w:lang w:val="es-ES"/>
+        </w:rPr>
+        <w:t>s,m</w:t>
+      </w:r>
+      <w:proofErr w:type="spellEnd"/>
+      <w:proofErr w:type="gramEnd"/>
+      <w:r>
+        <w:rPr>
+          <w:b/>
+          <w:bCs/>
+          <w:lang w:val="es-ES"/>
+        </w:rPr>
+        <w:t>)=&gt;d</w:t>
+      </w:r>
+      <w:proofErr w:type="gramStart"/>
+      <w:r>
+        <w:rPr>
+          <w:b/>
+          <w:bCs/>
+          <w:lang w:val="es-ES"/>
+        </w:rPr>
+        <w:t>1,d2,d</w:t>
+      </w:r>
+      <w:proofErr w:type="gramEnd"/>
+      <w:r>
+        <w:rPr>
+          <w:b/>
+          <w:bCs/>
+          <w:lang w:val="es-ES"/>
+        </w:rPr>
+        <w:t>3</w:t>
+      </w:r>
+    </w:p>
+    <w:p>
+      <w:pPr>
+        <w:rPr>
+          <w:b/>
+          <w:bCs/>
+          <w:lang w:val="es-ES"/>
+        </w:rPr>
+      </w:pPr>
+      <w:r>
+        <w:rPr>
+          <w:b/>
+          <w:bCs/>
+          <w:lang w:val="es-ES"/>
+        </w:rPr>
+        <w:br/>
+      </w:r>
+    </w:p>
+    <w:p>
+      <w:pPr>
+        <w:rPr>
+          <w:b/>
+          <w:bCs/>
+          <w:lang w:val="es-ES"/>
+        </w:rPr>
+      </w:pPr>
+      <w:r>
+        <w:rPr>
+          <w:b/>
+          <w:bCs/>
+          <w:lang w:val="es-ES"/>
+        </w:rPr>
+        <w:t>Tetraedro</w:t>
+      </w:r>
+    </w:p>
+    <w:p>
+      <w:pPr>
+        <w:rPr>
+          <w:lang w:val="es-ES"/>
+        </w:rPr>
+      </w:pPr>
+      <w:r>
+        <w:rPr>
+          <w:lang w:val="es-ES"/>
+        </w:rPr>
+        <w:t>Sistema cognitivo elemental que opera sobre un Tensor Fractal Básico para:</w:t>
+      </w:r>
+    </w:p>
+    <w:p>
+      <w:pPr>
+        <w:numPr>
+          <w:ilvl w:val="0"/>
+          <w:numId w:val="167"/>
+        </w:numPr>
+      </w:pPr>
+      <w:proofErr w:type="spellStart"/>
+      <w:r>
+        <w:t>memorizar</w:t>
+      </w:r>
+      <w:proofErr w:type="spellEnd"/>
+      <w:r>
+        <w:t xml:space="preserve"> </w:t>
+      </w:r>
+      <w:proofErr w:type="spellStart"/>
+      <w:r>
+        <w:rPr>
+          <w:b/>
+          <w:bCs/>
+        </w:rPr>
+        <w:t>dinámicas</w:t>
+      </w:r>
+      <w:proofErr w:type="spellEnd"/>
+      <w:r>
+        <w:t>,</w:t>
+      </w:r>
+    </w:p>
+    <w:p>
+      <w:pPr>
+        <w:numPr>
+          <w:ilvl w:val="0"/>
+          <w:numId w:val="167"/>
+        </w:numPr>
+      </w:pPr>
+      <w:proofErr w:type="spellStart"/>
+      <w:r>
+        <w:t>aprender</w:t>
+      </w:r>
+      <w:proofErr w:type="spellEnd"/>
+      <w:r>
+        <w:t xml:space="preserve"> </w:t>
+      </w:r>
+      <w:proofErr w:type="spellStart"/>
+      <w:r>
+        <w:rPr>
+          <w:b/>
+          <w:bCs/>
+        </w:rPr>
+        <w:t>arquetipos</w:t>
+      </w:r>
+      <w:proofErr w:type="spellEnd"/>
+      <w:r>
+        <w:t>,</w:t>
+      </w:r>
+    </w:p>
+    <w:p>
+      <w:pPr>
+        <w:numPr>
+          <w:ilvl w:val="0"/>
+          <w:numId w:val="167"/>
+        </w:numPr>
+      </w:pPr>
+      <w:proofErr w:type="spellStart"/>
+      <w:r>
+        <w:t>aprender</w:t>
+      </w:r>
+      <w:proofErr w:type="spellEnd"/>
+      <w:r>
+        <w:t xml:space="preserve"> </w:t>
+      </w:r>
+      <w:proofErr w:type="spellStart"/>
+      <w:r>
+        <w:rPr>
+          <w:b/>
+          <w:bCs/>
+        </w:rPr>
+        <w:t>relatores</w:t>
+      </w:r>
+      <w:proofErr w:type="spellEnd"/>
+      <w:r>
+        <w:t>,</w:t>
+      </w:r>
+    </w:p>
+    <w:p>
+      <w:pPr>
+        <w:numPr>
+          <w:ilvl w:val="0"/>
+          <w:numId w:val="167"/>
+        </w:numPr>
+      </w:pPr>
+      <w:proofErr w:type="spellStart"/>
+      <w:r>
+        <w:t>inferir</w:t>
+      </w:r>
+      <w:proofErr w:type="spellEnd"/>
+      <w:r>
+        <w:t xml:space="preserve"> </w:t>
+      </w:r>
+      <w:proofErr w:type="spellStart"/>
+      <w:r>
+        <w:t>resultados</w:t>
+      </w:r>
+      <w:proofErr w:type="spellEnd"/>
+      <w:r>
+        <w:t>,</w:t>
+      </w:r>
+    </w:p>
+    <w:p>
+      <w:pPr>
+        <w:numPr>
+          <w:ilvl w:val="0"/>
+          <w:numId w:val="167"/>
+        </w:numPr>
+      </w:pPr>
+      <w:proofErr w:type="spellStart"/>
+      <w:r>
+        <w:t>armonizar</w:t>
+      </w:r>
+      <w:proofErr w:type="spellEnd"/>
+      <w:r>
+        <w:t xml:space="preserve"> </w:t>
+      </w:r>
+      <w:proofErr w:type="spellStart"/>
+      <w:r>
+        <w:t>tensores</w:t>
+      </w:r>
+      <w:proofErr w:type="spellEnd"/>
+      <w:r>
+        <w:t>,</w:t>
+      </w:r>
+    </w:p>
+    <w:p>
+      <w:pPr>
+        <w:numPr>
+          <w:ilvl w:val="0"/>
+          <w:numId w:val="167"/>
+        </w:numPr>
+      </w:pPr>
+      <w:proofErr w:type="spellStart"/>
+      <w:r>
+        <w:t>ejecutar</w:t>
+      </w:r>
+      <w:proofErr w:type="spellEnd"/>
+      <w:r>
+        <w:t xml:space="preserve"> </w:t>
+      </w:r>
+      <w:proofErr w:type="spellStart"/>
+      <w:r>
+        <w:t>emergencia</w:t>
+      </w:r>
+      <w:proofErr w:type="spellEnd"/>
+      <w:r>
+        <w:t>.</w:t>
+      </w:r>
+    </w:p>
+    <w:p>
+      <w:r>
+        <w:t xml:space="preserve">Sus cuatro </w:t>
+      </w:r>
+      <w:proofErr w:type="spellStart"/>
+      <w:r>
+        <w:t>módulos</w:t>
+      </w:r>
+      <w:proofErr w:type="spellEnd"/>
+      <w:r>
+        <w:t xml:space="preserve"> son:</w:t>
+      </w:r>
+    </w:p>
+    <w:p>
+      <w:pPr>
+        <w:numPr>
+          <w:ilvl w:val="0"/>
+          <w:numId w:val="168"/>
+        </w:numPr>
+      </w:pPr>
+      <w:proofErr w:type="spellStart"/>
+      <w:r>
+        <w:rPr>
+          <w:b/>
+          <w:bCs/>
+        </w:rPr>
+        <w:t>Sintetizador</w:t>
+      </w:r>
+      <w:proofErr w:type="spellEnd"/>
+    </w:p>
+    <w:p>
+      <w:pPr>
+        <w:numPr>
+          <w:ilvl w:val="0"/>
+          <w:numId w:val="168"/>
+        </w:numPr>
+      </w:pPr>
+      <w:r>
+        <w:rPr>
+          <w:b/>
+          <w:bCs/>
+        </w:rPr>
+        <w:t>Evolver</w:t>
+      </w:r>
+    </w:p>
+    <w:p>
+      <w:pPr>
+        <w:numPr>
+          <w:ilvl w:val="0"/>
+          <w:numId w:val="168"/>
+        </w:numPr>
+      </w:pPr>
+      <w:r>
+        <w:rPr>
+          <w:b/>
+          <w:bCs/>
+        </w:rPr>
+        <w:t>Extender</w:t>
+      </w:r>
+    </w:p>
+    <w:p>
+      <w:pPr>
+        <w:numPr>
+          <w:ilvl w:val="0"/>
+          <w:numId w:val="168"/>
+        </w:numPr>
+      </w:pPr>
+      <w:proofErr w:type="spellStart"/>
+      <w:r>
+        <w:rPr>
+          <w:b/>
+          <w:bCs/>
+        </w:rPr>
+        <w:t>Armonizador</w:t>
+      </w:r>
+      <w:proofErr w:type="spellEnd"/>
+    </w:p>
+    <w:p>
+      <w:r>
+        <w:pict w14:anchorId="45814A7B">
+          <v:rect id="_x0000_i1327" style="width:0;height:1.5pt" o:hralign="center" o:hrstd="t" o:hr="t" fillcolor="#a0a0a0" stroked="f"/>
+        </w:pict>
+      </w:r>
+    </w:p>
+    <w:p>
+      <w:pPr>
+        <w:rPr>
+          <w:b/>
+          <w:bCs/>
+          <w:lang w:val="es-ES"/>
+        </w:rPr>
+      </w:pPr>
+      <w:r>
+        <w:rPr>
+          <w:b/>
+          <w:bCs/>
+          <w:lang w:val="es-ES"/>
+        </w:rPr>
+        <w:t>Módulos del Tetraedro</w:t>
+      </w:r>
+    </w:p>
+    <w:p>
+      <w:pPr>
+        <w:rPr>
+          <w:b/>
+          <w:bCs/>
+          <w:lang w:val="es-ES"/>
+        </w:rPr>
+      </w:pPr>
+      <w:r>
+        <w:rPr>
+          <w:b/>
+          <w:bCs/>
+          <w:lang w:val="es-ES"/>
+        </w:rPr>
+        <w:lastRenderedPageBreak/>
+        <w:t>Sintetizador</w:t>
+      </w:r>
+    </w:p>
+    <w:p>
+      <w:pPr>
+        <w:rPr>
+          <w:lang w:val="es-ES"/>
+        </w:rPr>
+      </w:pPr>
+      <w:r>
+        <w:rPr>
+          <w:lang w:val="es-ES"/>
+        </w:rPr>
+        <w:t xml:space="preserve">Sintetiza el vector inferior para producir la </w:t>
+      </w:r>
+      <w:r>
+        <w:rPr>
+          <w:b/>
+          <w:bCs/>
+          <w:lang w:val="es-ES"/>
+        </w:rPr>
+        <w:t>dimensión superior</w:t>
+      </w:r>
+      <w:r>
+        <w:rPr>
+          <w:lang w:val="es-ES"/>
+        </w:rPr>
+        <w:t>.</w:t>
+      </w:r>
+    </w:p>
+    <w:p>
+      <w:pPr>
+        <w:rPr>
+          <w:lang w:val="es-ES"/>
+        </w:rPr>
+      </w:pPr>
+      <w:r>
+        <w:rPr>
+          <w:lang w:val="es-ES"/>
+        </w:rPr>
+        <w:t>En modo inferencia:</w:t>
+      </w:r>
+    </w:p>
+    <w:p>
+      <w:pPr>
+        <w:ind w:firstLine="720"/>
+        <w:rPr>
+          <w:lang w:val="es-ES"/>
+        </w:rPr>
+      </w:pPr>
+      <w:r>
+        <w:rPr>
+          <w:lang w:val="es-ES"/>
+        </w:rPr>
+        <w:t xml:space="preserve">Entradas: </w:t>
+      </w:r>
+      <w:r>
+        <w:rPr>
+          <w:lang w:val="es-ES"/>
+        </w:rPr>
+        <w:t>Datos de entrada, modos combinados</w:t>
+      </w:r>
+    </w:p>
+    <w:p>
+      <w:pPr>
+        <w:ind w:firstLine="720"/>
+        <w:rPr>
+          <w:lang w:val="es-ES"/>
+        </w:rPr>
+      </w:pPr>
+      <w:r>
+        <w:rPr>
+          <w:lang w:val="es-ES"/>
+        </w:rPr>
+        <w:t>Salidas:</w:t>
+      </w:r>
+      <w:r>
+        <w:rPr>
+          <w:lang w:val="es-ES"/>
+        </w:rPr>
+        <w:t xml:space="preserve"> Modo </w:t>
+      </w:r>
+      <w:proofErr w:type="spellStart"/>
+      <w:r>
+        <w:rPr>
+          <w:lang w:val="es-ES"/>
+        </w:rPr>
+        <w:t>superio</w:t>
+      </w:r>
+      <w:proofErr w:type="spellEnd"/>
+    </w:p>
+    <w:p>
+      <w:pPr>
+        <w:rPr>
+          <w:lang w:val="es-ES"/>
+        </w:rPr>
+      </w:pPr>
+      <w:r>
+        <w:rPr>
+          <w:lang w:val="es-ES"/>
+        </w:rPr>
+        <w:t xml:space="preserve">Está compuesto por </w:t>
+      </w:r>
+      <w:r>
+        <w:rPr>
+          <w:b/>
+          <w:bCs/>
+          <w:lang w:val="es-ES"/>
+        </w:rPr>
+        <w:t xml:space="preserve">3 </w:t>
+      </w:r>
+      <w:proofErr w:type="spellStart"/>
+      <w:r>
+        <w:rPr>
+          <w:b/>
+          <w:bCs/>
+          <w:lang w:val="es-ES"/>
+        </w:rPr>
+        <w:t>trigates</w:t>
+      </w:r>
+      <w:proofErr w:type="spellEnd"/>
+      <w:r>
+        <w:rPr>
+          <w:lang w:val="es-ES"/>
+        </w:rPr>
+        <w:t xml:space="preserve"> con entradas (</w:t>
+      </w:r>
+      <w:proofErr w:type="gramStart"/>
+      <w:r>
+        <w:rPr>
+          <w:lang w:val="es-ES"/>
+        </w:rPr>
+        <w:t>A,B</w:t>
+      </w:r>
+      <w:proofErr w:type="gramEnd"/>
+      <w:r>
+        <w:rPr>
+          <w:lang w:val="es-ES"/>
+        </w:rPr>
+        <w:t xml:space="preserve">) obtenidas combinando los </w:t>
+      </w:r>
+      <w:r>
+        <w:rPr>
+          <w:b/>
+          <w:bCs/>
+          <w:lang w:val="es-ES"/>
+        </w:rPr>
+        <w:t>datos FO</w:t>
+      </w:r>
+      <w:r>
+        <w:rPr>
+          <w:lang w:val="es-ES"/>
+        </w:rPr>
+        <w:t xml:space="preserve"> de las dimensiones inferiores:</w:t>
+      </w:r>
+    </w:p>
+    <w:p>
+      <w:pPr>
+        <w:numPr>
+          <w:ilvl w:val="0"/>
+          <w:numId w:val="169"/>
+        </w:numPr>
+      </w:pPr>
+      <w:r>
+        <w:t>Trigate FO₁–FO₂</w:t>
+      </w:r>
+    </w:p>
+    <w:p>
+      <w:pPr>
+        <w:numPr>
+          <w:ilvl w:val="0"/>
+          <w:numId w:val="169"/>
+        </w:numPr>
+      </w:pPr>
+      <w:r>
+        <w:t>Trigate FO₂–FO₃</w:t>
+      </w:r>
+    </w:p>
+    <w:p>
+      <w:pPr>
+        <w:numPr>
+          <w:ilvl w:val="0"/>
+          <w:numId w:val="169"/>
+        </w:numPr>
+      </w:pPr>
+      <w:r>
+        <w:t>Trigate FO₃–FO₁</w:t>
+      </w:r>
+    </w:p>
+    <w:p>
+      <w:pPr>
+        <w:rPr>
+          <w:lang w:val="es-ES"/>
+        </w:rPr>
+      </w:pPr>
+      <w:r>
+        <w:rPr>
+          <w:lang w:val="es-ES"/>
+        </w:rPr>
+        <w:t xml:space="preserve">El modo </w:t>
+      </w:r>
+      <w:r>
+        <w:rPr>
+          <w:b/>
+          <w:bCs/>
+          <w:lang w:val="es-ES"/>
+        </w:rPr>
+        <w:t>M</w:t>
+      </w:r>
+      <w:r>
+        <w:rPr>
+          <w:lang w:val="es-ES"/>
+        </w:rPr>
+        <w:t xml:space="preserve"> usado por estos </w:t>
+      </w:r>
+      <w:proofErr w:type="spellStart"/>
+      <w:r>
+        <w:rPr>
+          <w:lang w:val="es-ES"/>
+        </w:rPr>
+        <w:t>trigates</w:t>
+      </w:r>
+      <w:proofErr w:type="spellEnd"/>
+      <w:r>
+        <w:rPr>
+          <w:lang w:val="es-ES"/>
+        </w:rPr>
+        <w:t xml:space="preserve"> proviene de</w:t>
+      </w:r>
+      <w:r>
+        <w:rPr>
+          <w:lang w:val="es-ES"/>
+        </w:rPr>
+        <w:t xml:space="preserve"> los resultados® de los respectivos </w:t>
+      </w:r>
+      <w:proofErr w:type="spellStart"/>
+      <w:r>
+        <w:rPr>
+          <w:lang w:val="es-ES"/>
+        </w:rPr>
+        <w:t>trigate</w:t>
+      </w:r>
+      <w:proofErr w:type="spellEnd"/>
+      <w:r>
+        <w:rPr>
+          <w:lang w:val="es-ES"/>
+        </w:rPr>
+        <w:t xml:space="preserve"> del</w:t>
+      </w:r>
+      <w:r>
+        <w:rPr>
+          <w:lang w:val="es-ES"/>
+        </w:rPr>
+        <w:t xml:space="preserve"> </w:t>
+      </w:r>
+      <w:proofErr w:type="spellStart"/>
+      <w:r>
+        <w:rPr>
+          <w:b/>
+          <w:bCs/>
+          <w:lang w:val="es-ES"/>
+        </w:rPr>
+        <w:t>Evolver</w:t>
+      </w:r>
+      <w:proofErr w:type="spellEnd"/>
+      <w:r>
+        <w:rPr>
+          <w:lang w:val="es-ES"/>
+        </w:rPr>
+        <w:t>.</w:t>
+      </w:r>
+      <w:r>
+        <w:rPr>
+          <w:lang w:val="es-ES"/>
+        </w:rPr>
+        <w:br/>
+        <w:t xml:space="preserve">Los resultados </w:t>
+      </w:r>
+      <w:proofErr w:type="spellStart"/>
+      <w:r>
+        <w:rPr>
+          <w:b/>
+          <w:bCs/>
+          <w:lang w:val="es-ES"/>
+        </w:rPr>
+        <w:t>R</w:t>
+      </w:r>
+      <w:r>
+        <w:rPr>
+          <w:b/>
+          <w:bCs/>
+          <w:lang w:val="es-ES"/>
+        </w:rPr>
+        <w:t>s</w:t>
+      </w:r>
+      <w:proofErr w:type="spellEnd"/>
+      <w:r>
+        <w:rPr>
+          <w:lang w:val="es-ES"/>
+        </w:rPr>
+        <w:t xml:space="preserve"> de</w:t>
+      </w:r>
+      <w:r>
+        <w:rPr>
+          <w:lang w:val="es-ES"/>
+        </w:rPr>
+        <w:t xml:space="preserve"> los </w:t>
+      </w:r>
+      <w:proofErr w:type="spellStart"/>
+      <w:r>
+        <w:rPr>
+          <w:lang w:val="es-ES"/>
+        </w:rPr>
+        <w:t>trigates</w:t>
+      </w:r>
+      <w:proofErr w:type="spellEnd"/>
+      <w:r>
+        <w:rPr>
+          <w:lang w:val="es-ES"/>
+        </w:rPr>
+        <w:t xml:space="preserve"> del </w:t>
+      </w:r>
+      <w:r>
+        <w:rPr>
+          <w:lang w:val="es-ES"/>
+        </w:rPr>
+        <w:t xml:space="preserve">Sintetizador se </w:t>
+      </w:r>
+      <w:r>
+        <w:rPr>
+          <w:lang w:val="es-ES"/>
+        </w:rPr>
+        <w:t>operan</w:t>
+      </w:r>
+      <w:r>
+        <w:rPr>
+          <w:lang w:val="es-ES"/>
+        </w:rPr>
+        <w:t xml:space="preserve"> junto con </w:t>
+      </w:r>
+      <w:proofErr w:type="spellStart"/>
+      <w:r>
+        <w:rPr>
+          <w:lang w:val="es-ES"/>
+        </w:rPr>
+        <w:t>el</w:t>
+      </w:r>
+      <w:proofErr w:type="spellEnd"/>
+      <w:r>
+        <w:rPr>
+          <w:lang w:val="es-ES"/>
+        </w:rPr>
+        <w:t xml:space="preserve"> </w:t>
+      </w:r>
+      <w:proofErr w:type="spellStart"/>
+      <w:r>
+        <w:rPr>
+          <w:lang w:val="es-ES"/>
+        </w:rPr>
+        <w:t>arq</w:t>
+      </w:r>
+      <w:proofErr w:type="spellEnd"/>
+      <w:r>
+        <w:rPr>
+          <w:lang w:val="es-ES"/>
+        </w:rPr>
+        <w:t xml:space="preserve"> para obtener el dato de la dimensión superior</w:t>
+      </w:r>
+      <w:r>
+        <w:rPr>
+          <w:lang w:val="es-ES"/>
+        </w:rPr>
+        <w:t>.</w:t>
+      </w:r>
+      <w:r>
+        <w:rPr>
+          <w:lang w:val="es-ES"/>
+        </w:rPr>
+        <w:t xml:space="preserve"> </w:t>
+      </w:r>
+      <w:r>
+        <w:rPr>
+          <w:b/>
+          <w:bCs/>
+          <w:lang w:val="es-ES"/>
+        </w:rPr>
+        <w:t>Sintetizador(r</w:t>
+      </w:r>
+      <w:proofErr w:type="gramStart"/>
+      <w:r>
+        <w:rPr>
+          <w:b/>
+          <w:bCs/>
+          <w:lang w:val="es-ES"/>
+        </w:rPr>
+        <w:t>1,r2,r2,arq</w:t>
+      </w:r>
+      <w:proofErr w:type="gramEnd"/>
+      <w:r>
+        <w:rPr>
+          <w:b/>
+          <w:bCs/>
+          <w:lang w:val="es-ES"/>
+        </w:rPr>
+        <w:t>)=&gt;</w:t>
+      </w:r>
+      <w:proofErr w:type="spellStart"/>
+      <w:r>
+        <w:rPr>
+          <w:b/>
+          <w:bCs/>
+          <w:lang w:val="es-ES"/>
+        </w:rPr>
+        <w:t>FOs</w:t>
+      </w:r>
+      <w:proofErr w:type="spellEnd"/>
+    </w:p>
+    <w:p>
+      <w:r>
+        <w:pict w14:anchorId="0C132E33">
+          <v:rect id="_x0000_i1328" style="width:0;height:1.5pt" o:hralign="center" o:hrstd="t" o:hr="t" fillcolor="#a0a0a0" stroked="f"/>
+        </w:pict>
+      </w:r>
+    </w:p>
+    <w:p>
+      <w:pPr>
+        <w:rPr>
+          <w:b/>
+          <w:bCs/>
+          <w:lang w:val="es-ES"/>
+        </w:rPr>
+      </w:pPr>
+      <w:r>
+        <w:rPr>
+          <w:b/>
+          <w:bCs/>
+          <w:lang w:val="es-ES"/>
+        </w:rPr>
+        <w:t>Extender</w:t>
+      </w:r>
+    </w:p>
+    <w:p>
+      <w:pPr>
+        <w:rPr>
+          <w:b/>
+          <w:bCs/>
+          <w:lang w:val="es-ES"/>
+        </w:rPr>
+      </w:pPr>
+      <w:r>
+        <w:rPr>
+          <w:b/>
+          <w:bCs/>
+          <w:lang w:val="es-ES"/>
+        </w:rPr>
+        <w:t xml:space="preserve">En </w:t>
+      </w:r>
+      <w:proofErr w:type="spellStart"/>
+      <w:r>
+        <w:rPr>
+          <w:b/>
+          <w:bCs/>
+          <w:lang w:val="es-ES"/>
+        </w:rPr>
+        <w:t>mode</w:t>
+      </w:r>
+      <w:proofErr w:type="spellEnd"/>
+      <w:r>
+        <w:rPr>
+          <w:b/>
+          <w:bCs/>
+          <w:lang w:val="es-ES"/>
+        </w:rPr>
+        <w:t xml:space="preserve"> inferencia:</w:t>
+      </w:r>
+    </w:p>
+    <w:p>
+      <w:pPr>
+        <w:rPr>
+          <w:lang w:val="es-ES"/>
+        </w:rPr>
+      </w:pPr>
+      <w:r>
+        <w:rPr>
+          <w:lang w:val="es-ES"/>
+        </w:rPr>
+        <w:t xml:space="preserve">Entradas: </w:t>
+      </w:r>
+      <w:r>
+        <w:rPr>
+          <w:lang w:val="es-ES"/>
+        </w:rPr>
+        <w:t xml:space="preserve"> </w:t>
+      </w:r>
+      <w:proofErr w:type="spellStart"/>
+      <w:r>
+        <w:rPr>
+          <w:lang w:val="es-ES"/>
+        </w:rPr>
+        <w:t>Dimension</w:t>
+      </w:r>
+      <w:proofErr w:type="spellEnd"/>
+      <w:r>
+        <w:rPr>
+          <w:lang w:val="es-ES"/>
+        </w:rPr>
+        <w:t xml:space="preserve"> superior, </w:t>
+      </w:r>
+      <w:proofErr w:type="spellStart"/>
+      <w:r>
+        <w:rPr>
+          <w:lang w:val="es-ES"/>
+        </w:rPr>
+        <w:t>Dinamica</w:t>
+      </w:r>
+      <w:proofErr w:type="spellEnd"/>
+      <w:r>
+        <w:rPr>
+          <w:lang w:val="es-ES"/>
+        </w:rPr>
+        <w:br/>
+        <w:t>Salida: Vector inferior Salida</w:t>
+      </w:r>
+    </w:p>
+    <w:p>
+      <w:pPr>
+        <w:rPr>
+          <w:lang w:val="es-ES"/>
+        </w:rPr>
+      </w:pPr>
+      <w:r>
+        <w:rPr>
+          <w:lang w:val="es-ES"/>
+        </w:rPr>
+        <w:t xml:space="preserve">Reconstruye el </w:t>
+      </w:r>
+      <w:r>
+        <w:rPr>
+          <w:b/>
+          <w:bCs/>
+          <w:lang w:val="es-ES"/>
+        </w:rPr>
+        <w:t>vector inferio</w:t>
+      </w:r>
+      <w:r>
+        <w:rPr>
+          <w:b/>
+          <w:bCs/>
+          <w:lang w:val="es-ES"/>
+        </w:rPr>
+        <w:t>r de salida</w:t>
+      </w:r>
+      <w:r>
+        <w:rPr>
+          <w:lang w:val="es-ES"/>
+        </w:rPr>
+        <w:t xml:space="preserve"> a partir </w:t>
+      </w:r>
+      <w:proofErr w:type="gramStart"/>
+      <w:r>
+        <w:rPr>
+          <w:lang w:val="es-ES"/>
+        </w:rPr>
+        <w:t>de</w:t>
+      </w:r>
+      <w:r>
+        <w:rPr>
+          <w:lang w:val="es-ES"/>
+        </w:rPr>
+        <w:t xml:space="preserve">l </w:t>
+      </w:r>
+      <w:r>
+        <w:rPr>
+          <w:lang w:val="es-ES"/>
+        </w:rPr>
+        <w:t xml:space="preserve"> dimensión</w:t>
+      </w:r>
+      <w:proofErr w:type="gramEnd"/>
+      <w:r>
+        <w:rPr>
+          <w:lang w:val="es-ES"/>
+        </w:rPr>
+        <w:t xml:space="preserve"> síntesis y una </w:t>
+      </w:r>
+      <w:r>
+        <w:rPr>
+          <w:b/>
+          <w:bCs/>
+          <w:lang w:val="es-ES"/>
+        </w:rPr>
+        <w:t>dinámica</w:t>
+      </w:r>
+      <w:r>
+        <w:rPr>
+          <w:lang w:val="es-ES"/>
+        </w:rPr>
+        <w:t>.</w:t>
+      </w:r>
+    </w:p>
+    <w:p>
+      <w:pPr>
+        <w:rPr>
+          <w:lang w:val="es-ES"/>
+        </w:rPr>
+      </w:pPr>
+      <w:r>
+        <w:rPr>
+          <w:lang w:val="es-ES"/>
+        </w:rPr>
+        <w:t xml:space="preserve">Es un conjunto de </w:t>
+      </w:r>
+      <w:r>
+        <w:rPr>
+          <w:b/>
+          <w:bCs/>
+          <w:lang w:val="es-ES"/>
+        </w:rPr>
+        <w:t xml:space="preserve">3 </w:t>
+      </w:r>
+      <w:proofErr w:type="spellStart"/>
+      <w:r>
+        <w:rPr>
+          <w:b/>
+          <w:bCs/>
+          <w:lang w:val="es-ES"/>
+        </w:rPr>
+        <w:t>trigates</w:t>
+      </w:r>
+      <w:proofErr w:type="spellEnd"/>
+      <w:r>
+        <w:rPr>
+          <w:b/>
+          <w:bCs/>
+          <w:lang w:val="es-ES"/>
+        </w:rPr>
+        <w:t xml:space="preserve"> invertidos</w:t>
+      </w:r>
+      <w:r>
+        <w:rPr>
+          <w:lang w:val="es-ES"/>
+        </w:rPr>
+        <w:t>, donde:</w:t>
+      </w:r>
+    </w:p>
+    <w:p>
+      <w:pPr>
+        <w:numPr>
+          <w:ilvl w:val="0"/>
+          <w:numId w:val="170"/>
+        </w:numPr>
+        <w:rPr>
+          <w:lang w:val="es-ES"/>
+        </w:rPr>
+      </w:pPr>
+      <w:r>
+        <w:rPr>
+          <w:b/>
+          <w:bCs/>
+          <w:lang w:val="es-ES"/>
+        </w:rPr>
+        <w:t>R</w:t>
+      </w:r>
+      <w:r>
+        <w:rPr>
+          <w:lang w:val="es-ES"/>
+        </w:rPr>
+        <w:t xml:space="preserve"> = resultado del hash</w:t>
+      </w:r>
+      <w:r>
+        <w:rPr>
+          <w:lang w:val="es-ES"/>
+        </w:rPr>
+        <w:t xml:space="preserve"> de modo de la dimensión </w:t>
+      </w:r>
+      <w:proofErr w:type="gramStart"/>
+      <w:r>
+        <w:rPr>
+          <w:lang w:val="es-ES"/>
+        </w:rPr>
+        <w:t>superior</w:t>
+      </w:r>
+      <w:r>
+        <w:rPr>
+          <w:lang w:val="es-ES"/>
+        </w:rPr>
+        <w:t xml:space="preserve">  con</w:t>
+      </w:r>
+      <w:proofErr w:type="gramEnd"/>
+      <w:r>
+        <w:rPr>
+          <w:lang w:val="es-ES"/>
+        </w:rPr>
+        <w:t xml:space="preserve"> la </w:t>
+      </w:r>
+      <w:r>
+        <w:rPr>
+          <w:b/>
+          <w:bCs/>
+          <w:lang w:val="es-ES"/>
+        </w:rPr>
+        <w:t>dinámica</w:t>
+      </w:r>
+      <w:r>
+        <w:rPr>
+          <w:b/>
+          <w:bCs/>
+          <w:lang w:val="es-ES"/>
+        </w:rPr>
+        <w:br/>
+      </w:r>
+      <w:proofErr w:type="gramStart"/>
+      <w:r>
+        <w:rPr>
+          <w:lang w:val="es-ES"/>
+        </w:rPr>
+        <w:t>Extender(</w:t>
+      </w:r>
+      <w:proofErr w:type="spellStart"/>
+      <w:r>
+        <w:rPr>
+          <w:lang w:val="es-ES"/>
+        </w:rPr>
+        <w:t>FNs,dyn</w:t>
+      </w:r>
+      <w:proofErr w:type="spellEnd"/>
+      <w:proofErr w:type="gramEnd"/>
+      <w:r>
+        <w:rPr>
+          <w:lang w:val="es-ES"/>
+        </w:rPr>
+        <w:t>)=&gt;r</w:t>
+      </w:r>
+      <w:proofErr w:type="gramStart"/>
+      <w:r>
+        <w:rPr>
+          <w:lang w:val="es-ES"/>
+        </w:rPr>
+        <w:t>1,r2,r</w:t>
+      </w:r>
+      <w:proofErr w:type="gramEnd"/>
+      <w:r>
+        <w:rPr>
+          <w:lang w:val="es-ES"/>
+        </w:rPr>
+        <w:t>3</w:t>
+      </w:r>
+    </w:p>
+    <w:p>
+      <w:pPr>
+        <w:numPr>
+          <w:ilvl w:val="0"/>
+          <w:numId w:val="170"/>
+        </w:numPr>
+        <w:rPr>
+          <w:lang w:val="es-ES"/>
+        </w:rPr>
+      </w:pPr>
+      <w:r>
+        <w:rPr>
+          <w:lang w:val="es-ES"/>
+        </w:rPr>
+        <w:t xml:space="preserve">Salidas = </w:t>
+      </w:r>
+      <w:r>
+        <w:rPr>
+          <w:b/>
+          <w:bCs/>
+          <w:lang w:val="es-ES"/>
+        </w:rPr>
+        <w:t>dato FO</w:t>
+      </w:r>
+      <w:r>
+        <w:rPr>
+          <w:lang w:val="es-ES"/>
+        </w:rPr>
+        <w:t xml:space="preserve"> + </w:t>
+      </w:r>
+      <w:r>
+        <w:rPr>
+          <w:b/>
+          <w:bCs/>
+          <w:lang w:val="es-ES"/>
+        </w:rPr>
+        <w:t>modo FN</w:t>
+      </w:r>
+      <w:r>
+        <w:rPr>
+          <w:lang w:val="es-ES"/>
+        </w:rPr>
+        <w:t xml:space="preserve"> de cada dimensión inferior</w:t>
+      </w:r>
+    </w:p>
+    <w:p>
+      <w:r>
+        <w:rPr>
+          <w:lang w:val="es-ES"/>
+        </w:rPr>
+        <w:t>Permite descender desde el nivel superior al inferior.</w:t>
+      </w:r>
+      <w:r>
+        <w:rPr>
+          <w:lang w:val="es-ES"/>
+        </w:rPr>
+        <w:br/>
+      </w:r>
+    </w:p>
+    <w:p>
+      <w:r>
+        <w:pict w14:anchorId="56E00203">
+          <v:rect id="_x0000_i1329" style="width:0;height:1.5pt" o:hralign="center" o:hrstd="t" o:hr="t" fillcolor="#a0a0a0" stroked="f"/>
+        </w:pict>
+      </w:r>
+    </w:p>
+    <w:p>
+      <w:pPr>
+        <w:rPr>
+          <w:b/>
+          <w:bCs/>
+          <w:lang w:val="es-ES"/>
+        </w:rPr>
+      </w:pPr>
+      <w:proofErr w:type="spellStart"/>
+      <w:r>
+        <w:rPr>
+          <w:b/>
+          <w:bCs/>
+          <w:lang w:val="es-ES"/>
+        </w:rPr>
+        <w:t>Evolver</w:t>
+      </w:r>
+      <w:proofErr w:type="spellEnd"/>
+    </w:p>
+    <w:p>
+      <w:pPr>
+        <w:rPr>
+          <w:lang w:val="es-ES"/>
+        </w:rPr>
+      </w:pPr>
+      <w:r>
+        <w:rPr>
+          <w:lang w:val="es-ES"/>
+        </w:rPr>
+        <w:lastRenderedPageBreak/>
+        <w:t xml:space="preserve">Modo inferencia: </w:t>
+      </w:r>
+    </w:p>
+    <w:p>
+      <w:pPr>
+        <w:ind w:firstLine="360"/>
+        <w:rPr>
+          <w:lang w:val="es-ES"/>
+        </w:rPr>
+      </w:pPr>
+      <w:r>
+        <w:rPr>
+          <w:lang w:val="es-ES"/>
+        </w:rPr>
+        <w:t>Entrada: Modos de entrada.</w:t>
+      </w:r>
+    </w:p>
+    <w:p>
+      <w:pPr>
+        <w:ind w:firstLine="360"/>
+        <w:rPr>
+          <w:lang w:val="es-ES"/>
+        </w:rPr>
+      </w:pPr>
+      <w:r>
+        <w:rPr>
+          <w:lang w:val="es-ES"/>
+        </w:rPr>
+        <w:t>Salida: Datos superior y Arquetipo</w:t>
+      </w:r>
+    </w:p>
+    <w:p>
+      <w:pPr>
+        <w:ind w:firstLine="360"/>
+        <w:rPr>
+          <w:lang w:val="es-ES"/>
+        </w:rPr>
+      </w:pPr>
+      <w:r>
+        <w:rPr>
+          <w:lang w:val="es-ES"/>
+        </w:rPr>
+        <w:br/>
+      </w:r>
+      <w:r>
+        <w:rPr>
+          <w:lang w:val="es-ES"/>
+        </w:rPr>
+        <w:t>Usa</w:t>
+      </w:r>
+      <w:r>
+        <w:rPr>
+          <w:lang w:val="es-ES"/>
+        </w:rPr>
+        <w:t xml:space="preserve"> 3</w:t>
+      </w:r>
+      <w:r>
+        <w:rPr>
+          <w:lang w:val="es-ES"/>
+        </w:rPr>
+        <w:t xml:space="preserve"> </w:t>
+      </w:r>
+      <w:proofErr w:type="spellStart"/>
+      <w:r>
+        <w:rPr>
+          <w:lang w:val="es-ES"/>
+        </w:rPr>
+        <w:t>trigates</w:t>
+      </w:r>
+      <w:proofErr w:type="spellEnd"/>
+      <w:r>
+        <w:rPr>
+          <w:lang w:val="es-ES"/>
+        </w:rPr>
+        <w:t xml:space="preserve"> que combinan los </w:t>
+      </w:r>
+      <w:r>
+        <w:rPr>
+          <w:b/>
+          <w:bCs/>
+          <w:lang w:val="es-ES"/>
+        </w:rPr>
+        <w:t>modos M</w:t>
+      </w:r>
+      <w:r>
+        <w:rPr>
+          <w:lang w:val="es-ES"/>
+        </w:rPr>
+        <w:t xml:space="preserve"> de las </w:t>
+      </w:r>
+      <w:r>
+        <w:rPr>
+          <w:lang w:val="es-ES"/>
+        </w:rPr>
+        <w:t>dimensiones de entrada</w:t>
+      </w:r>
+      <w:r>
+        <w:rPr>
+          <w:lang w:val="es-ES"/>
+        </w:rPr>
+        <w:t>:</w:t>
+      </w:r>
+    </w:p>
+    <w:p>
+      <w:pPr>
+        <w:numPr>
+          <w:ilvl w:val="0"/>
+          <w:numId w:val="172"/>
+        </w:numPr>
+      </w:pPr>
+      <w:r>
+        <w:t>M₁–M₂</w:t>
+      </w:r>
+    </w:p>
+    <w:p>
+      <w:pPr>
+        <w:numPr>
+          <w:ilvl w:val="0"/>
+          <w:numId w:val="172"/>
+        </w:numPr>
+      </w:pPr>
+      <w:r>
+        <w:t>M₂–M₃</w:t>
+      </w:r>
+    </w:p>
+    <w:p>
+      <w:pPr>
+        <w:numPr>
+          <w:ilvl w:val="0"/>
+          <w:numId w:val="172"/>
+        </w:numPr>
+      </w:pPr>
+      <w:r>
+        <w:t>M₃–M₁</w:t>
+      </w:r>
+    </w:p>
+    <w:p>
+      <w:pPr>
+        <w:rPr>
+          <w:lang w:val="es-ES"/>
+        </w:rPr>
+      </w:pPr>
+      <w:r>
+        <w:rPr>
+          <w:lang w:val="es-ES"/>
+        </w:rPr>
+        <w:t xml:space="preserve">Los </w:t>
+      </w:r>
+      <w:r>
+        <w:rPr>
+          <w:b/>
+          <w:bCs/>
+          <w:lang w:val="es-ES"/>
+        </w:rPr>
+        <w:t>R</w:t>
+      </w:r>
+      <w:r>
+        <w:rPr>
+          <w:b/>
+          <w:bCs/>
+          <w:lang w:val="es-ES"/>
+        </w:rPr>
+        <w:t>n</w:t>
+      </w:r>
+      <w:r>
+        <w:rPr>
+          <w:lang w:val="es-ES"/>
+        </w:rPr>
+        <w:t xml:space="preserve"> producidos se convierten en los </w:t>
+      </w:r>
+      <w:r>
+        <w:rPr>
+          <w:b/>
+          <w:bCs/>
+          <w:lang w:val="es-ES"/>
+        </w:rPr>
+        <w:t>modos M</w:t>
+      </w:r>
+      <w:r>
+        <w:rPr>
+          <w:b/>
+          <w:bCs/>
+          <w:lang w:val="es-ES"/>
+        </w:rPr>
+        <w:t xml:space="preserve"> de los respectivos </w:t>
+      </w:r>
+      <w:proofErr w:type="spellStart"/>
+      <w:r>
+        <w:rPr>
+          <w:b/>
+          <w:bCs/>
+          <w:lang w:val="es-ES"/>
+        </w:rPr>
+        <w:t>triagate</w:t>
+      </w:r>
+      <w:proofErr w:type="spellEnd"/>
+      <w:r>
+        <w:rPr>
+          <w:lang w:val="es-ES"/>
+        </w:rPr>
+        <w:t xml:space="preserve"> del Sintetizador.</w:t>
+      </w:r>
+      <w:r>
+        <w:rPr>
+          <w:lang w:val="es-ES"/>
+        </w:rPr>
+        <w:br/>
+        <w:t xml:space="preserve">Los </w:t>
+      </w:r>
+      <w:r>
+        <w:rPr>
+          <w:b/>
+          <w:bCs/>
+          <w:lang w:val="es-ES"/>
+        </w:rPr>
+        <w:t>M</w:t>
+      </w:r>
+      <w:r>
+        <w:rPr>
+          <w:lang w:val="es-ES"/>
+        </w:rPr>
+        <w:t xml:space="preserve"> producidos se convierten en los </w:t>
+      </w:r>
+      <w:r>
+        <w:rPr>
+          <w:b/>
+          <w:bCs/>
+          <w:lang w:val="es-ES"/>
+        </w:rPr>
+        <w:t>Datos FO</w:t>
+      </w:r>
+      <w:r>
+        <w:rPr>
+          <w:lang w:val="es-ES"/>
+        </w:rPr>
+        <w:t xml:space="preserve"> superiores</w:t>
+      </w:r>
+      <w:r>
+        <w:rPr>
+          <w:lang w:val="es-ES"/>
+        </w:rPr>
+        <w:t xml:space="preserve"> </w:t>
+      </w:r>
+      <w:proofErr w:type="spellStart"/>
+      <w:r>
+        <w:rPr>
+          <w:lang w:val="es-ES"/>
+        </w:rPr>
+        <w:t>atraves</w:t>
+      </w:r>
+      <w:proofErr w:type="spellEnd"/>
+      <w:r>
+        <w:rPr>
+          <w:lang w:val="es-ES"/>
+        </w:rPr>
+        <w:t xml:space="preserve"> de la función </w:t>
+      </w:r>
+      <w:proofErr w:type="spellStart"/>
+      <w:proofErr w:type="gramStart"/>
+      <w:r>
+        <w:rPr>
+          <w:lang w:val="es-ES"/>
+        </w:rPr>
+        <w:t>sintetizacin</w:t>
+      </w:r>
+      <w:proofErr w:type="spellEnd"/>
+      <w:r>
+        <w:rPr>
+          <w:lang w:val="es-ES"/>
+        </w:rPr>
+        <w:t xml:space="preserve"> </w:t>
+      </w:r>
+      <w:r>
+        <w:rPr>
+          <w:lang w:val="es-ES"/>
+        </w:rPr>
+        <w:t xml:space="preserve"> </w:t>
+      </w:r>
+      <w:r>
+        <w:rPr>
+          <w:lang w:val="es-ES"/>
+        </w:rPr>
+        <w:t>junto</w:t>
+      </w:r>
+      <w:proofErr w:type="gramEnd"/>
+      <w:r>
+        <w:rPr>
+          <w:lang w:val="es-ES"/>
+        </w:rPr>
+        <w:t xml:space="preserve"> al</w:t>
+      </w:r>
+      <w:r>
+        <w:rPr>
+          <w:lang w:val="es-ES"/>
+        </w:rPr>
+        <w:t xml:space="preserve"> Arquetipo</w:t>
+      </w:r>
+      <w:r>
+        <w:rPr>
+          <w:lang w:val="es-ES"/>
+        </w:rPr>
+        <w:t xml:space="preserve"> como memoria</w:t>
+      </w:r>
+      <w:r>
+        <w:rPr>
+          <w:lang w:val="es-ES"/>
+        </w:rPr>
+        <w:t>.</w:t>
+      </w:r>
+      <w:r>
+        <w:rPr>
+          <w:lang w:val="es-ES"/>
+        </w:rPr>
+        <w:t xml:space="preserve"> </w:t>
+      </w:r>
+      <w:proofErr w:type="gramStart"/>
+      <w:r>
+        <w:rPr>
+          <w:lang w:val="es-ES"/>
+        </w:rPr>
+        <w:t>Sintetizador(</w:t>
+      </w:r>
+      <w:proofErr w:type="gramEnd"/>
+      <w:r>
+        <w:rPr>
+          <w:lang w:val="es-ES"/>
+        </w:rPr>
+        <w:t>r</w:t>
+      </w:r>
+      <w:proofErr w:type="gramStart"/>
+      <w:r>
+        <w:rPr>
+          <w:lang w:val="es-ES"/>
+        </w:rPr>
+        <w:t>1,r2,r</w:t>
+      </w:r>
+      <w:proofErr w:type="gramEnd"/>
+      <w:r>
+        <w:rPr>
+          <w:lang w:val="es-ES"/>
+        </w:rPr>
+        <w:t xml:space="preserve">2, </w:t>
+      </w:r>
+      <w:proofErr w:type="spellStart"/>
+      <w:proofErr w:type="gramStart"/>
+      <w:r>
+        <w:rPr>
+          <w:lang w:val="es-ES"/>
+        </w:rPr>
+        <w:t>arq</w:t>
+      </w:r>
+      <w:proofErr w:type="spellEnd"/>
+      <w:r>
+        <w:rPr>
+          <w:lang w:val="es-ES"/>
+        </w:rPr>
+        <w:t>)=</w:t>
+      </w:r>
+      <w:proofErr w:type="gramEnd"/>
+      <w:r>
+        <w:rPr>
+          <w:lang w:val="es-ES"/>
+        </w:rPr>
+        <w:t>&gt;</w:t>
+      </w:r>
+      <w:proofErr w:type="spellStart"/>
+      <w:r>
+        <w:rPr>
+          <w:lang w:val="es-ES"/>
+        </w:rPr>
+        <w:t>FOs</w:t>
+      </w:r>
+      <w:proofErr w:type="spellEnd"/>
+      <w:r>
+        <w:rPr>
+          <w:lang w:val="es-ES"/>
+        </w:rPr>
+        <w:br/>
+      </w:r>
+      <w:r>
+        <w:rPr>
+          <w:lang w:val="es-ES"/>
+        </w:rPr>
+        <w:t>Es la pieza clave pare entender el espacio lógico del tetraedro.</w:t>
+      </w:r>
+    </w:p>
+    <w:p>
+      <w:r>
+        <w:pict w14:anchorId="6ABA22BA">
+          <v:rect id="_x0000_i1330" style="width:0;height:1.5pt" o:hralign="center" o:hrstd="t" o:hr="t" fillcolor="#a0a0a0" stroked="f"/>
+        </w:pict>
+      </w:r>
+    </w:p>
+    <w:p>
+      <w:pPr>
+        <w:rPr>
+          <w:b/>
+          <w:bCs/>
+          <w:lang w:val="es-ES"/>
+        </w:rPr>
+      </w:pPr>
+      <w:r>
+        <w:rPr>
+          <w:b/>
+          <w:bCs/>
+          <w:lang w:val="es-ES"/>
+        </w:rPr>
+        <w:t>Armonizador</w:t>
+      </w:r>
+    </w:p>
+    <w:p>
+      <w:pPr>
+        <w:rPr>
+          <w:lang w:val="es-ES"/>
+        </w:rPr>
+      </w:pPr>
+      <w:r>
+        <w:rPr>
+          <w:lang w:val="es-ES"/>
+        </w:rPr>
+        <w:t xml:space="preserve">Busca un </w:t>
+      </w:r>
+      <w:r>
+        <w:rPr>
+          <w:b/>
+          <w:bCs/>
+          <w:lang w:val="es-ES"/>
+        </w:rPr>
+        <w:t>orden coherente y armónico</w:t>
+      </w:r>
+      <w:r>
+        <w:rPr>
+          <w:lang w:val="es-ES"/>
+        </w:rPr>
+        <w:t xml:space="preserve"> entre todas las dimensiones.</w:t>
+      </w:r>
+    </w:p>
+    <w:p>
+      <w:pPr>
+        <w:rPr>
+          <w:lang w:val="es-ES"/>
+        </w:rPr>
+      </w:pPr>
+      <w:r>
+        <w:rPr>
+          <w:lang w:val="es-ES"/>
+        </w:rPr>
+        <w:t xml:space="preserve">Implementa el </w:t>
+      </w:r>
+      <w:r>
+        <w:rPr>
+          <w:b/>
+          <w:bCs/>
+          <w:lang w:val="es-ES"/>
+        </w:rPr>
+        <w:t>Algoritmo de Dios</w:t>
+      </w:r>
+      <w:r>
+        <w:rPr>
+          <w:lang w:val="es-ES"/>
+        </w:rPr>
+        <w:t xml:space="preserve"> y la </w:t>
+      </w:r>
+      <w:r>
+        <w:rPr>
+          <w:b/>
+          <w:bCs/>
+          <w:lang w:val="es-ES"/>
+        </w:rPr>
+        <w:t>rotación Fibonacci</w:t>
+      </w:r>
+      <w:r>
+        <w:rPr>
+          <w:lang w:val="es-ES"/>
+        </w:rPr>
+        <w:t>.</w:t>
+      </w:r>
+    </w:p>
+    <w:p>
+      <w:r>
+        <w:t xml:space="preserve">Su trigate fundamental </w:t>
+      </w:r>
+      <w:proofErr w:type="spellStart"/>
+      <w:r>
+        <w:t>utiliza</w:t>
+      </w:r>
+      <w:proofErr w:type="spellEnd"/>
+      <w:r>
+        <w:t>:</w:t>
+      </w:r>
+    </w:p>
+    <w:p>
+      <w:pPr>
+        <w:numPr>
+          <w:ilvl w:val="0"/>
+          <w:numId w:val="173"/>
+        </w:numPr>
+        <w:rPr>
+          <w:lang w:val="es-ES"/>
+        </w:rPr>
+      </w:pPr>
+      <w:r>
+        <w:rPr>
+          <w:b/>
+          <w:bCs/>
+          <w:lang w:val="es-ES"/>
+        </w:rPr>
+        <w:t>A</w:t>
+      </w:r>
+      <w:r>
+        <w:rPr>
+          <w:lang w:val="es-ES"/>
+        </w:rPr>
+        <w:t xml:space="preserve"> = valor de la dimensión superior (o valor creencia C)</w:t>
+      </w:r>
+    </w:p>
+    <w:p>
+      <w:pPr>
+        <w:numPr>
+          <w:ilvl w:val="0"/>
+          <w:numId w:val="173"/>
+        </w:numPr>
+      </w:pPr>
+      <w:r>
+        <w:rPr>
+          <w:b/>
+          <w:bCs/>
+        </w:rPr>
+        <w:t>B</w:t>
+      </w:r>
+      <w:r>
+        <w:t xml:space="preserve"> = </w:t>
+      </w:r>
+      <w:proofErr w:type="spellStart"/>
+      <w:r>
+        <w:t>Arquetipo</w:t>
+      </w:r>
+      <w:proofErr w:type="spellEnd"/>
+      <w:r>
+        <w:t xml:space="preserve"> (</w:t>
+      </w:r>
+      <w:proofErr w:type="spellStart"/>
+      <w:r>
+        <w:t>arq</w:t>
+      </w:r>
+      <w:proofErr w:type="spellEnd"/>
+      <w:r>
+        <w:t>)</w:t>
+      </w:r>
+    </w:p>
+    <w:p>
+      <w:pPr>
+        <w:numPr>
+          <w:ilvl w:val="0"/>
+          <w:numId w:val="173"/>
+        </w:numPr>
+      </w:pPr>
+      <w:r>
+        <w:rPr>
+          <w:b/>
+          <w:bCs/>
+        </w:rPr>
+        <w:t>R</w:t>
+      </w:r>
+      <w:r>
+        <w:t xml:space="preserve"> = </w:t>
+      </w:r>
+      <w:proofErr w:type="spellStart"/>
+      <w:r>
+        <w:t>Dinámica</w:t>
+      </w:r>
+      <w:proofErr w:type="spellEnd"/>
+      <w:r>
+        <w:t xml:space="preserve"> (</w:t>
+      </w:r>
+      <w:proofErr w:type="spellStart"/>
+      <w:r>
+        <w:t>arq</w:t>
+      </w:r>
+      <w:proofErr w:type="spellEnd"/>
+      <w:r>
+        <w:t>)</w:t>
+      </w:r>
+    </w:p>
+    <w:p>
+      <w:pPr>
+        <w:numPr>
+          <w:ilvl w:val="0"/>
+          <w:numId w:val="173"/>
+        </w:numPr>
+      </w:pPr>
+      <w:r>
+        <w:rPr>
+          <w:b/>
+          <w:bCs/>
+        </w:rPr>
+        <w:t>M</w:t>
+      </w:r>
+      <w:r>
+        <w:t xml:space="preserve"> = Relator</w:t>
+      </w:r>
+      <w:r>
+        <w:t xml:space="preserve"> (</w:t>
+      </w:r>
+      <w:proofErr w:type="spellStart"/>
+      <w:r>
+        <w:t>arq</w:t>
+      </w:r>
+      <w:proofErr w:type="spellEnd"/>
+      <w:r>
+        <w:t>)</w:t>
+      </w:r>
+    </w:p>
+    <w:p>
+      <w:r>
+        <w:t xml:space="preserve">El </w:t>
+      </w:r>
+      <w:proofErr w:type="spellStart"/>
+      <w:r>
+        <w:t>Armonizador</w:t>
+      </w:r>
+      <w:proofErr w:type="spellEnd"/>
+      <w:r>
+        <w:t>:</w:t>
+      </w:r>
+    </w:p>
+    <w:p>
+      <w:pPr>
+        <w:numPr>
+          <w:ilvl w:val="0"/>
+          <w:numId w:val="174"/>
+        </w:numPr>
+      </w:pPr>
+      <w:proofErr w:type="spellStart"/>
+      <w:r>
+        <w:t>elimina</w:t>
+      </w:r>
+      <w:proofErr w:type="spellEnd"/>
+      <w:r>
+        <w:t xml:space="preserve"> nulls,</w:t>
+      </w:r>
+    </w:p>
+    <w:p>
+      <w:pPr>
+        <w:numPr>
+          <w:ilvl w:val="0"/>
+          <w:numId w:val="174"/>
+        </w:numPr>
+      </w:pPr>
+      <w:proofErr w:type="spellStart"/>
+      <w:r>
+        <w:t>reordena</w:t>
+      </w:r>
+      <w:proofErr w:type="spellEnd"/>
+      <w:r>
+        <w:t xml:space="preserve"> FO/FN/ES,</w:t>
+      </w:r>
+    </w:p>
+    <w:p>
+      <w:pPr>
+        <w:numPr>
+          <w:ilvl w:val="0"/>
+          <w:numId w:val="174"/>
+        </w:numPr>
+      </w:pPr>
+      <w:proofErr w:type="spellStart"/>
+      <w:r>
+        <w:t>encuentra</w:t>
+      </w:r>
+      <w:proofErr w:type="spellEnd"/>
+      <w:r>
+        <w:t xml:space="preserve"> la </w:t>
+      </w:r>
+      <w:proofErr w:type="spellStart"/>
+      <w:r>
+        <w:t>mínima</w:t>
+      </w:r>
+      <w:proofErr w:type="spellEnd"/>
+      <w:r>
+        <w:t xml:space="preserve"> </w:t>
+      </w:r>
+      <w:proofErr w:type="spellStart"/>
+      <w:r>
+        <w:t>energía</w:t>
+      </w:r>
+      <w:proofErr w:type="spellEnd"/>
+      <w:r>
+        <w:t>,</w:t>
+      </w:r>
+    </w:p>
+    <w:p>
+      <w:pPr>
+        <w:numPr>
+          <w:ilvl w:val="0"/>
+          <w:numId w:val="174"/>
+        </w:numPr>
+      </w:pPr>
+      <w:r>
+        <w:t xml:space="preserve">produce </w:t>
+      </w:r>
+      <w:proofErr w:type="spellStart"/>
+      <w:r>
+        <w:t>coherencia</w:t>
+      </w:r>
+      <w:proofErr w:type="spellEnd"/>
+      <w:r>
+        <w:t xml:space="preserve"> global.</w:t>
+      </w:r>
+    </w:p>
+    <w:p>
+      <w:r>
+        <w:lastRenderedPageBreak/>
+        <w:pict w14:anchorId="01D31A28">
+          <v:rect id="_x0000_i1331" style="width:0;height:1.5pt" o:hralign="center" o:hrstd="t" o:hr="t" fillcolor="#a0a0a0" stroked="f"/>
+        </w:pict>
+      </w:r>
+    </w:p>
+    <w:p>
+      <w:pPr>
+        <w:rPr>
+          <w:b/>
+          <w:bCs/>
+          <w:lang w:val="es-ES"/>
+        </w:rPr>
+      </w:pPr>
+      <w:r>
+        <w:rPr>
+          <w:b/>
+          <w:bCs/>
+          <w:lang w:val="es-ES"/>
+        </w:rPr>
+        <w:t>Elementos conceptuales</w:t>
+      </w:r>
+    </w:p>
+    <w:p>
+      <w:pPr>
+        <w:rPr>
+          <w:b/>
+          <w:bCs/>
+          <w:lang w:val="es-ES"/>
+        </w:rPr>
+      </w:pPr>
+      <w:r>
+        <w:rPr>
+          <w:b/>
+          <w:bCs/>
+          <w:lang w:val="es-ES"/>
+        </w:rPr>
+        <w:t>Función Hash del Tetraedro</w:t>
+      </w:r>
+    </w:p>
+    <w:p>
+      <w:pPr>
+        <w:rPr>
+          <w:lang w:val="es-ES"/>
+        </w:rPr>
+      </w:pPr>
+      <w:r>
+        <w:rPr>
+          <w:lang w:val="es-ES"/>
+        </w:rPr>
+        <w:t xml:space="preserve">Dada la combinación de resultados inferiores, produce la </w:t>
+      </w:r>
+      <w:r>
+        <w:rPr>
+          <w:b/>
+          <w:bCs/>
+          <w:lang w:val="es-ES"/>
+        </w:rPr>
+        <w:t>dimensión superior</w:t>
+      </w:r>
+      <w:r>
+        <w:rPr>
+          <w:lang w:val="es-ES"/>
+        </w:rPr>
+        <w:t>.</w:t>
+      </w:r>
+      <w:r>
+        <w:rPr>
+          <w:lang w:val="es-ES"/>
+        </w:rPr>
+        <w:br/>
+        <w:t xml:space="preserve">Es reversible mediante </w:t>
+      </w:r>
+      <w:r>
+        <w:rPr>
+          <w:b/>
+          <w:bCs/>
+          <w:lang w:val="es-ES"/>
+        </w:rPr>
+        <w:t>arquetipo</w:t>
+      </w:r>
+      <w:r>
+        <w:rPr>
+          <w:lang w:val="es-ES"/>
+        </w:rPr>
+        <w:t xml:space="preserve"> (para FO) y </w:t>
+      </w:r>
+      <w:r>
+        <w:rPr>
+          <w:b/>
+          <w:bCs/>
+          <w:lang w:val="es-ES"/>
+        </w:rPr>
+        <w:t>dinámica</w:t>
+      </w:r>
+      <w:r>
+        <w:rPr>
+          <w:lang w:val="es-ES"/>
+        </w:rPr>
+        <w:t xml:space="preserve"> (para FN).</w:t>
+      </w:r>
+    </w:p>
+    <w:p>
+      <w:r>
+        <w:pict w14:anchorId="1A9F292E">
+          <v:rect id="_x0000_i1332" style="width:0;height:1.5pt" o:hralign="center" o:hrstd="t" o:hr="t" fillcolor="#a0a0a0" stroked="f"/>
+        </w:pict>
+      </w:r>
+    </w:p>
+    <w:p>
+      <w:pPr>
+        <w:rPr>
+          <w:b/>
+          <w:bCs/>
+          <w:lang w:val="es-ES"/>
+        </w:rPr>
+      </w:pPr>
+      <w:r>
+        <w:rPr>
+          <w:b/>
+          <w:bCs/>
+          <w:lang w:val="es-ES"/>
+        </w:rPr>
+        <w:t>Arquetipo</w:t>
+      </w:r>
+      <w:r>
+        <w:rPr>
+          <w:b/>
+          <w:bCs/>
+          <w:lang w:val="es-ES"/>
+        </w:rPr>
+        <w:t xml:space="preserve"> (</w:t>
+      </w:r>
+      <w:proofErr w:type="spellStart"/>
+      <w:r>
+        <w:rPr>
+          <w:b/>
+          <w:bCs/>
+          <w:lang w:val="es-ES"/>
+        </w:rPr>
+        <w:t>Arq</w:t>
+      </w:r>
+      <w:proofErr w:type="spellEnd"/>
+      <w:r>
+        <w:rPr>
+          <w:b/>
+          <w:bCs/>
+          <w:lang w:val="es-ES"/>
+        </w:rPr>
+        <w:t>)</w:t>
+      </w:r>
+    </w:p>
+    <w:p>
+      <w:pPr>
+        <w:rPr>
+          <w:lang w:val="es-ES"/>
+        </w:rPr>
+      </w:pPr>
+      <w:r>
+        <w:rPr>
+          <w:lang w:val="es-ES"/>
+        </w:rPr>
+        <w:t>Memoria</w:t>
+      </w:r>
+      <w:r>
+        <w:rPr>
+          <w:lang w:val="es-ES"/>
+        </w:rPr>
+        <w:t xml:space="preserve"> que determina el </w:t>
+      </w:r>
+      <w:r>
+        <w:rPr>
+          <w:b/>
+          <w:bCs/>
+          <w:lang w:val="es-ES"/>
+        </w:rPr>
+        <w:t>Dato FO</w:t>
+      </w:r>
+      <w:r>
+        <w:rPr>
+          <w:lang w:val="es-ES"/>
+        </w:rPr>
+        <w:t xml:space="preserve"> superior combinando los modos inferiores.</w:t>
+      </w:r>
+    </w:p>
+    <w:p>
+      <w:pPr>
+        <w:rPr>
+          <w:b/>
+          <w:bCs/>
+          <w:lang w:val="es-ES"/>
+        </w:rPr>
+      </w:pPr>
+      <w:r>
+        <w:rPr>
+          <w:b/>
+          <w:bCs/>
+          <w:lang w:val="es-ES"/>
+        </w:rPr>
+        <w:t>Dinámica</w:t>
+      </w:r>
+      <w:r>
+        <w:rPr>
+          <w:b/>
+          <w:bCs/>
+          <w:lang w:val="es-ES"/>
+        </w:rPr>
+        <w:t xml:space="preserve"> (Dyn)</w:t>
+      </w:r>
+    </w:p>
+    <w:p>
+      <w:pPr>
+        <w:rPr>
+          <w:lang w:val="es-ES"/>
+        </w:rPr>
+      </w:pPr>
+      <w:r>
+        <w:rPr>
+          <w:lang w:val="es-ES"/>
+        </w:rPr>
+        <w:t>Memoria</w:t>
+      </w:r>
+      <w:r>
+        <w:rPr>
+          <w:lang w:val="es-ES"/>
+        </w:rPr>
+        <w:t xml:space="preserve"> que determina el </w:t>
+      </w:r>
+      <w:r>
+        <w:rPr>
+          <w:b/>
+          <w:bCs/>
+          <w:lang w:val="es-ES"/>
+        </w:rPr>
+        <w:t>Modo FN</w:t>
+      </w:r>
+      <w:r>
+        <w:rPr>
+          <w:lang w:val="es-ES"/>
+        </w:rPr>
+        <w:t xml:space="preserve"> superior combinando los resultados del Extender.</w:t>
+      </w:r>
+    </w:p>
+    <w:p>
+      <w:r>
+        <w:pict w14:anchorId="66FB897A">
+          <v:rect id="_x0000_i1333" style="width:0;height:1.5pt" o:hralign="center" o:hrstd="t" o:hr="t" fillcolor="#a0a0a0" stroked="f"/>
+        </w:pict>
+      </w:r>
+    </w:p>
+    <w:p>
+      <w:pPr>
+        <w:rPr>
+          <w:b/>
+          <w:bCs/>
+          <w:lang w:val="es-ES"/>
+        </w:rPr>
+      </w:pPr>
+      <w:r>
+        <w:rPr>
+          <w:b/>
+          <w:bCs/>
+          <w:lang w:val="es-ES"/>
+        </w:rPr>
+        <w:t>Lógica de orden de dimensión</w:t>
+      </w:r>
+    </w:p>
+    <w:p>
+      <w:pPr>
+        <w:rPr>
+          <w:lang w:val="es-ES"/>
+        </w:rPr>
+      </w:pPr>
+      <w:r>
+        <w:rPr>
+          <w:lang w:val="es-ES"/>
+        </w:rPr>
+        <w:t xml:space="preserve">El valor </w:t>
+      </w:r>
+      <w:r>
+        <w:rPr>
+          <w:b/>
+          <w:bCs/>
+          <w:lang w:val="es-ES"/>
+        </w:rPr>
+        <w:t>ES</w:t>
+      </w:r>
+      <w:r>
+        <w:rPr>
+          <w:lang w:val="es-ES"/>
+        </w:rPr>
+        <w:t xml:space="preserve"> indica qué </w:t>
+      </w:r>
+      <w:proofErr w:type="spellStart"/>
+      <w:r>
+        <w:rPr>
+          <w:lang w:val="es-ES"/>
+        </w:rPr>
+        <w:t>trit</w:t>
+      </w:r>
+      <w:proofErr w:type="spellEnd"/>
+      <w:r>
+        <w:rPr>
+          <w:lang w:val="es-ES"/>
+        </w:rPr>
+        <w:t xml:space="preserve"> de la dimensión contiene el dato:</w:t>
+      </w:r>
+    </w:p>
+    <w:p>
+      <w:pPr>
+        <w:numPr>
+          <w:ilvl w:val="0"/>
+          <w:numId w:val="175"/>
+        </w:numPr>
+      </w:pPr>
+      <w:r>
+        <w:t xml:space="preserve">1 → primer </w:t>
+      </w:r>
+      <w:proofErr w:type="spellStart"/>
+      <w:r>
+        <w:t>trit</w:t>
+      </w:r>
+      <w:proofErr w:type="spellEnd"/>
+    </w:p>
+    <w:p>
+      <w:pPr>
+        <w:numPr>
+          <w:ilvl w:val="0"/>
+          <w:numId w:val="175"/>
+        </w:numPr>
+      </w:pPr>
+      <w:r>
+        <w:t xml:space="preserve">2 → </w:t>
+      </w:r>
+      <w:proofErr w:type="spellStart"/>
+      <w:r>
+        <w:t>segundo</w:t>
+      </w:r>
+      <w:proofErr w:type="spellEnd"/>
+      <w:r>
+        <w:t xml:space="preserve"> </w:t>
+      </w:r>
+      <w:proofErr w:type="spellStart"/>
+      <w:r>
+        <w:t>trit</w:t>
+      </w:r>
+      <w:proofErr w:type="spellEnd"/>
+    </w:p>
+    <w:p>
+      <w:pPr>
+        <w:numPr>
+          <w:ilvl w:val="0"/>
+          <w:numId w:val="175"/>
+        </w:numPr>
+      </w:pPr>
+      <w:r>
+        <w:t xml:space="preserve">3 → </w:t>
+      </w:r>
+      <w:proofErr w:type="spellStart"/>
+      <w:r>
+        <w:t>tercer</w:t>
+      </w:r>
+      <w:proofErr w:type="spellEnd"/>
+      <w:r>
+        <w:t xml:space="preserve"> </w:t>
+      </w:r>
+      <w:proofErr w:type="spellStart"/>
+      <w:r>
+        <w:t>trit</w:t>
+      </w:r>
+      <w:proofErr w:type="spellEnd"/>
+    </w:p>
+    <w:p>
+      <w:r>
+        <w:pict w14:anchorId="5AD5EDE7">
+          <v:rect id="_x0000_i1334" style="width:0;height:1.5pt" o:hralign="center" o:hrstd="t" o:hr="t" fillcolor="#a0a0a0" stroked="f"/>
+        </w:pict>
+      </w:r>
+    </w:p>
+    <w:p>
+      <w:pPr>
+        <w:rPr>
+          <w:b/>
+          <w:bCs/>
+          <w:lang w:val="es-ES"/>
+        </w:rPr>
+      </w:pPr>
+      <w:r>
+        <w:rPr>
+          <w:b/>
+          <w:bCs/>
+          <w:lang w:val="es-ES"/>
+        </w:rPr>
+        <w:t>Organizador</w:t>
+      </w:r>
+    </w:p>
+    <w:p>
+      <w:pPr>
+        <w:rPr>
+          <w:lang w:val="es-ES"/>
+        </w:rPr>
+      </w:pPr>
+      <w:r>
+        <w:rPr>
+          <w:lang w:val="es-ES"/>
+        </w:rPr>
+        <w:t>Mecanismo que asigna el valor ES a cada dimensión usando:</w:t>
+      </w:r>
+    </w:p>
+    <w:p>
+      <w:pPr>
+        <w:numPr>
+          <w:ilvl w:val="0"/>
+          <w:numId w:val="176"/>
+        </w:numPr>
+        <w:rPr>
+          <w:lang w:val="es-ES"/>
+        </w:rPr>
+      </w:pPr>
+      <w:r>
+        <w:rPr>
+          <w:b/>
+          <w:bCs/>
+          <w:lang w:val="es-ES"/>
+        </w:rPr>
+        <w:t>Serie de Fibonacci en base 3</w:t>
+      </w:r>
+    </w:p>
+    <w:p>
+      <w:pPr>
+        <w:numPr>
+          <w:ilvl w:val="0"/>
+          <w:numId w:val="176"/>
+        </w:numPr>
+      </w:pPr>
+      <w:proofErr w:type="spellStart"/>
+      <w:r>
+        <w:t>Exploración</w:t>
+      </w:r>
+      <w:proofErr w:type="spellEnd"/>
+      <w:r>
+        <w:t xml:space="preserve"> incremental de </w:t>
+      </w:r>
+      <w:proofErr w:type="spellStart"/>
+      <w:r>
+        <w:t>hipótesis</w:t>
+      </w:r>
+      <w:proofErr w:type="spellEnd"/>
+      <w:r>
+        <w:t>: 0000, 0001, 0002, 0010, …</w:t>
+      </w:r>
+    </w:p>
+    <w:p>
+      <w:pPr>
+        <w:rPr>
+          <w:lang w:val="es-ES"/>
+        </w:rPr>
+      </w:pPr>
+      <w:r>
+        <w:rPr>
+          <w:lang w:val="es-ES"/>
+        </w:rPr>
+        <w:t xml:space="preserve">El valor </w:t>
+      </w:r>
+      <w:r>
+        <w:rPr>
+          <w:b/>
+          <w:bCs/>
+          <w:lang w:val="es-ES"/>
+        </w:rPr>
+        <w:t>4</w:t>
+      </w:r>
+      <w:r>
+        <w:rPr>
+          <w:lang w:val="es-ES"/>
+        </w:rPr>
+        <w:t xml:space="preserve"> (dimensión superior) actúa como </w:t>
+      </w:r>
+      <w:r>
+        <w:rPr>
+          <w:b/>
+          <w:bCs/>
+          <w:lang w:val="es-ES"/>
+        </w:rPr>
+        <w:t>valor C</w:t>
+      </w:r>
+      <w:r>
+        <w:rPr>
+          <w:lang w:val="es-ES"/>
+        </w:rPr>
+        <w:t>.</w:t>
+      </w:r>
+    </w:p>
+    <w:p>
+      <w:r>
+        <w:pict w14:anchorId="5C1495ED">
+          <v:rect id="_x0000_i1335" style="width:0;height:1.5pt" o:hralign="center" o:hrstd="t" o:hr="t" fillcolor="#a0a0a0" stroked="f"/>
+        </w:pict>
+      </w:r>
+    </w:p>
+    <w:p>
+      <w:pPr>
+        <w:rPr>
+          <w:b/>
+          <w:bCs/>
+          <w:lang w:val="es-ES"/>
+        </w:rPr>
+      </w:pPr>
+      <w:r>
+        <w:rPr>
+          <w:b/>
+          <w:bCs/>
+          <w:lang w:val="es-ES"/>
+        </w:rPr>
+        <w:t>Hipótesis</w:t>
+      </w:r>
+    </w:p>
+    <w:p>
+      <w:r>
+        <w:rPr>
+          <w:lang w:val="es-ES"/>
+        </w:rPr>
+        <w:t>Salto de Fibonacci utilizado para comprobar coherencia del Tetraedro.</w:t>
+      </w:r>
+      <w:r>
+        <w:rPr>
+          <w:lang w:val="es-ES"/>
+        </w:rPr>
+        <w:br/>
+      </w:r>
+      <w:proofErr w:type="spellStart"/>
+      <w:r>
+        <w:t>Permite</w:t>
+      </w:r>
+      <w:proofErr w:type="spellEnd"/>
+      <w:r>
+        <w:t xml:space="preserve"> </w:t>
+      </w:r>
+      <w:proofErr w:type="spellStart"/>
+      <w:r>
+        <w:t>explorar</w:t>
+      </w:r>
+      <w:proofErr w:type="spellEnd"/>
+      <w:r>
+        <w:t xml:space="preserve"> sin </w:t>
+      </w:r>
+      <w:proofErr w:type="spellStart"/>
+      <w:r>
+        <w:t>caer</w:t>
+      </w:r>
+      <w:proofErr w:type="spellEnd"/>
+      <w:r>
+        <w:t xml:space="preserve"> </w:t>
+      </w:r>
+      <w:proofErr w:type="spellStart"/>
+      <w:r>
+        <w:t>en</w:t>
+      </w:r>
+      <w:proofErr w:type="spellEnd"/>
+      <w:r>
+        <w:t xml:space="preserve"> </w:t>
+      </w:r>
+      <w:proofErr w:type="spellStart"/>
+      <w:r>
+        <w:t>ciclos</w:t>
+      </w:r>
+      <w:proofErr w:type="spellEnd"/>
+      <w:r>
+        <w:t xml:space="preserve"> </w:t>
+      </w:r>
+      <w:proofErr w:type="spellStart"/>
+      <w:r>
+        <w:t>ni</w:t>
+      </w:r>
+      <w:proofErr w:type="spellEnd"/>
+      <w:r>
+        <w:t xml:space="preserve"> </w:t>
+      </w:r>
+      <w:proofErr w:type="spellStart"/>
+      <w:r>
+        <w:t>resonancias</w:t>
+      </w:r>
+      <w:proofErr w:type="spellEnd"/>
+      <w:r>
+        <w:t xml:space="preserve"> </w:t>
+      </w:r>
+      <w:proofErr w:type="spellStart"/>
+      <w:r>
+        <w:t>caóticas</w:t>
+      </w:r>
+      <w:proofErr w:type="spellEnd"/>
+      <w:r>
+        <w:t>.</w:t>
+      </w:r>
+    </w:p>
+    <w:p>
+      <w:r>
+        <w:pict w14:anchorId="1CC88B3A">
+          <v:rect id="_x0000_i1336" style="width:0;height:1.5pt" o:hralign="center" o:hrstd="t" o:hr="t" fillcolor="#a0a0a0" stroked="f"/>
+        </w:pict>
+      </w:r>
+    </w:p>
+    <w:p>
+      <w:pPr>
+        <w:rPr>
+          <w:b/>
+          <w:bCs/>
+          <w:lang w:val="es-ES"/>
+        </w:rPr>
+      </w:pPr>
+      <w:r>
+        <w:rPr>
+          <w:b/>
+          <w:bCs/>
+          <w:lang w:val="es-ES"/>
+        </w:rPr>
+        <w:lastRenderedPageBreak/>
+        <w:t>Creencia (valor C)</w:t>
+      </w:r>
+    </w:p>
+    <w:p>
+      <w:pPr>
+        <w:rPr>
+          <w:lang w:val="es-ES"/>
+        </w:rPr>
+      </w:pPr>
+      <w:r>
+        <w:rPr>
+          <w:lang w:val="es-ES"/>
+        </w:rPr>
+        <w:t xml:space="preserve">El valor </w:t>
+      </w:r>
+      <w:r>
+        <w:rPr>
+          <w:b/>
+          <w:bCs/>
+          <w:lang w:val="es-ES"/>
+        </w:rPr>
+        <w:t>4</w:t>
+      </w:r>
+      <w:r>
+        <w:rPr>
+          <w:lang w:val="es-ES"/>
+        </w:rPr>
+        <w:t xml:space="preserve"> en el nivel superior es tratado como:</w:t>
+      </w:r>
+    </w:p>
+    <w:p>
+      <w:pPr>
+        <w:numPr>
+          <w:ilvl w:val="0"/>
+          <w:numId w:val="177"/>
+        </w:numPr>
+      </w:pPr>
+      <w:r>
+        <w:rPr>
+          <w:b/>
+          <w:bCs/>
+        </w:rPr>
+        <w:t xml:space="preserve">Estado de </w:t>
+      </w:r>
+      <w:proofErr w:type="spellStart"/>
+      <w:r>
+        <w:rPr>
+          <w:b/>
+          <w:bCs/>
+        </w:rPr>
+        <w:t>referencia</w:t>
+      </w:r>
+      <w:proofErr w:type="spellEnd"/>
+    </w:p>
+    <w:p>
+      <w:pPr>
+        <w:numPr>
+          <w:ilvl w:val="0"/>
+          <w:numId w:val="177"/>
+        </w:numPr>
+      </w:pPr>
+      <w:r>
+        <w:rPr>
+          <w:b/>
+          <w:bCs/>
+        </w:rPr>
+        <w:t xml:space="preserve">Punto </w:t>
+      </w:r>
+      <w:proofErr w:type="spellStart"/>
+      <w:r>
+        <w:rPr>
+          <w:b/>
+          <w:bCs/>
+        </w:rPr>
+        <w:t>fijo</w:t>
+      </w:r>
+      <w:proofErr w:type="spellEnd"/>
+    </w:p>
+    <w:p>
+      <w:pPr>
+        <w:numPr>
+          <w:ilvl w:val="0"/>
+          <w:numId w:val="177"/>
+        </w:numPr>
+      </w:pPr>
+      <w:proofErr w:type="spellStart"/>
+      <w:r>
+        <w:rPr>
+          <w:b/>
+          <w:bCs/>
+        </w:rPr>
+        <w:t>Ancla</w:t>
+      </w:r>
+      <w:proofErr w:type="spellEnd"/>
+      <w:r>
+        <w:rPr>
+          <w:b/>
+          <w:bCs/>
+        </w:rPr>
+        <w:t xml:space="preserve"> de </w:t>
+      </w:r>
+      <w:proofErr w:type="spellStart"/>
+      <w:r>
+        <w:rPr>
+          <w:b/>
+          <w:bCs/>
+        </w:rPr>
+        <w:t>coherencia</w:t>
+      </w:r>
+      <w:proofErr w:type="spellEnd"/>
+      <w:r>
+        <w:rPr>
+          <w:b/>
+          <w:bCs/>
+        </w:rPr>
+        <w:t xml:space="preserve"> </w:t>
+      </w:r>
+      <w:proofErr w:type="spellStart"/>
+      <w:r>
+        <w:rPr>
+          <w:b/>
+          <w:bCs/>
+        </w:rPr>
+        <w:t>semántica</w:t>
+      </w:r>
+      <w:proofErr w:type="spellEnd"/>
+    </w:p>
+    <w:p>
+      <w:pPr>
+        <w:rPr>
+          <w:lang w:val="es-ES"/>
+        </w:rPr>
+      </w:pPr>
+      <w:r>
+        <w:rPr>
+          <w:lang w:val="es-ES"/>
+        </w:rPr>
+        <w:t>Bajo este valor el sistema converge y resuelve contradicciones.</w:t>
+      </w:r>
+    </w:p>
+    <w:p>
+      <w:pPr>
+        <w:rPr>
+          <w:lang w:val="es-ES"/>
+        </w:rPr>
+      </w:pPr>
+      <w:r>
+        <w:rPr>
+          <w:lang w:val="es-ES"/>
+        </w:rPr>
+        <w:br w:type="page"/>
+      </w:r>
+    </w:p>
+    <w:p>
+      <w:pPr>
+        <w:pStyle w:val="Heading2"/>
+        <w:rPr>
+          <w:lang w:val="es-ES"/>
+        </w:rPr>
+      </w:pPr>
+      <w:r>
+        <w:rPr>
+          <w:lang w:val="es-ES"/>
+        </w:rPr>
+        <w:lastRenderedPageBreak/>
         <w:t>Referencias:</w:t>
       </w:r>
       <w:bookmarkEnd w:id="31"/>
@@ -35661,6 +39728,155 @@
     </w:lvl>
   </w:abstractNum>
   <w:abstractNum w:abstractNumId="10" w15:restartNumberingAfterBreak="0">
+    <w:nsid w:val="08B078CF"/>
+    <w:multiLevelType w:val="multilevel"/>
+    <w:tmpl w:val="C12EA24A"/>
+    <w:lvl w:ilvl="0">
+      <w:start w:val="1"/>
+      <w:numFmt w:val="bullet"/>
+      <w:lvlText w:val=""/>
+      <w:lvlJc w:val="left"/>
+      <w:pPr>
+        <w:tabs>
+          <w:tab w:val="num" w:pos="720"/>
+        </w:tabs>
+        <w:ind w:left="720" w:hanging="360"/>
+      </w:pPr>
+      <w:rPr>
+        <w:rFonts w:ascii="Symbol" w:hAnsi="Symbol" w:hint="default"/>
+        <w:sz w:val="20"/>
+      </w:rPr>
+    </w:lvl>
+    <w:lvl w:ilvl="1" w:tentative="1">
+      <w:start w:val="1"/>
+      <w:numFmt w:val="bullet"/>
+      <w:lvlText w:val="o"/>
+      <w:lvlJc w:val="left"/>
+      <w:pPr>
+        <w:tabs>
+          <w:tab w:val="num" w:pos="1440"/>
+        </w:tabs>
+        <w:ind w:left="1440" w:hanging="360"/>
+      </w:pPr>
+      <w:rPr>
+        <w:rFonts w:ascii="Courier New" w:hAnsi="Courier New" w:hint="default"/>
+        <w:sz w:val="20"/>
+      </w:rPr>
+    </w:lvl>
+    <w:lvl w:ilvl="2" w:tentative="1">
+      <w:start w:val="1"/>
+      <w:numFmt w:val="bullet"/>
+      <w:lvlText w:val=""/>
+      <w:lvlJc w:val="left"/>
+      <w:pPr>
+        <w:tabs>
+          <w:tab w:val="num" w:pos="2160"/>
+        </w:tabs>
+        <w:ind w:left="2160" w:hanging="360"/>
+      </w:pPr>
+      <w:rPr>
+        <w:rFonts w:ascii="Wingdings" w:hAnsi="Wingdings" w:hint="default"/>
+        <w:sz w:val="20"/>
+      </w:rPr>
+    </w:lvl>
+    <w:lvl w:ilvl="3" w:tentative="1">
+      <w:start w:val="1"/>
+      <w:numFmt w:val="bullet"/>
+      <w:lvlText w:val=""/>
+      <w:lvlJc w:val="left"/>
+      <w:pPr>
+        <w:tabs>
+          <w:tab w:val="num" w:pos="2880"/>
+        </w:tabs>
+        <w:ind w:left="2880" w:hanging="360"/>
+      </w:pPr>
+      <w:rPr>
+        <w:rFonts w:ascii="Wingdings" w:hAnsi="Wingdings" w:hint="default"/>
+        <w:sz w:val="20"/>
+      </w:rPr>
+    </w:lvl>
+    <w:lvl w:ilvl="4" w:tentative="1">
+      <w:start w:val="1"/>
+      <w:numFmt w:val="bullet"/>
+      <w:lvlText w:val=""/>
+      <w:lvlJc w:val="left"/>
+      <w:pPr>
+        <w:tabs>
+          <w:tab w:val="num" w:pos="3600"/>
+        </w:tabs>
+        <w:ind w:left="3600" w:hanging="360"/>
+      </w:pPr>
+      <w:rPr>
+        <w:rFonts w:ascii="Wingdings" w:hAnsi="Wingdings" w:hint="default"/>
+        <w:sz w:val="20"/>
+      </w:rPr>
+    </w:lvl>
+    <w:lvl w:ilvl="5" w:tentative="1">
+      <w:start w:val="1"/>
+      <w:numFmt w:val="bullet"/>
+      <w:lvlText w:val=""/>
+      <w:lvlJc w:val="left"/>
+      <w:pPr>
+        <w:tabs>
+          <w:tab w:val="num" w:pos="4320"/>
+        </w:tabs>
+        <w:ind w:left="4320" w:hanging="360"/>
+      </w:pPr>
+      <w:rPr>
+        <w:rFonts w:ascii="Wingdings" w:hAnsi="Wingdings" w:hint="default"/>
+        <w:sz w:val="20"/>
+      </w:rPr>
+    </w:lvl>
+    <w:lvl w:ilvl="6" w:tentative="1">
+      <w:start w:val="1"/>
+      <w:numFmt w:val="bullet"/>
+      <w:lvlText w:val=""/>
+      <w:lvlJc w:val="left"/>
+      <w:pPr>
+        <w:tabs>
+          <w:tab w:val="num" w:pos="5040"/>
+        </w:tabs>
+        <w:ind w:left="5040" w:hanging="360"/>
+      </w:pPr>
+      <w:rPr>
+        <w:rFonts w:ascii="Wingdings" w:hAnsi="Wingdings" w:hint="default"/>
+        <w:sz w:val="20"/>
+      </w:rPr>
+    </w:lvl>
+    <w:lvl w:ilvl="7" w:tentative="1">
+      <w:start w:val="1"/>
+      <w:numFmt w:val="bullet"/>
+      <w:lvlText w:val=""/>
+      <w:lvlJc w:val="left"/>
+      <w:pPr>
+        <w:tabs>
+          <w:tab w:val="num" w:pos="5760"/>
+        </w:tabs>
+        <w:ind w:left="5760" w:hanging="360"/>
+      </w:pPr>
+      <w:rPr>
+        <w:rFonts w:ascii="Wingdings" w:hAnsi="Wingdings" w:hint="default"/>
+        <w:sz w:val="20"/>
+      </w:rPr>
+    </w:lvl>
+    <w:lvl w:ilvl="8" w:tentative="1">
+      <w:start w:val="1"/>
+      <w:numFmt w:val="bullet"/>
+      <w:lvlText w:val=""/>
+      <w:lvlJc w:val="left"/>
+      <w:pPr>
+        <w:tabs>
+          <w:tab w:val="num" w:pos="6480"/>
+        </w:tabs>
+        <w:ind w:left="6480" w:hanging="360"/>
+      </w:pPr>
+      <w:rPr>
+        <w:rFonts w:ascii="Wingdings" w:hAnsi="Wingdings" w:hint="default"/>
+        <w:sz w:val="20"/>
+      </w:rPr>
+    </w:lvl>
+  </w:abstractNum>
+  <w:abstractNum w:abstractNumId="11" w15:restartNumberingAfterBreak="0">
     <w:nsid w:val="093565B8"/>
     <w:multiLevelType w:val="multilevel"/>
     <w:tmpl w:val="1954EB5C"/>
@@ -35809,7 +40025,7 @@
       </w:rPr>
     </w:lvl>
   </w:abstractNum>
-  <w:abstractNum w:abstractNumId="11" w15:restartNumberingAfterBreak="0">
+  <w:abstractNum w:abstractNumId="12" w15:restartNumberingAfterBreak="0">
     <w:nsid w:val="09703EB9"/>
     <w:multiLevelType w:val="multilevel"/>
     <w:tmpl w:val="F8FA152C"/>
@@ -35958,7 +40174,7 @@
       </w:rPr>
     </w:lvl>
   </w:abstractNum>
-  <w:abstractNum w:abstractNumId="12" w15:restartNumberingAfterBreak="0">
+  <w:abstractNum w:abstractNumId="13" w15:restartNumberingAfterBreak="0">
     <w:nsid w:val="0D1D3715"/>
     <w:multiLevelType w:val="multilevel"/>
     <w:tmpl w:val="BF221AD8"/>
@@ -36107,7 +40323,7 @@
       </w:rPr>
     </w:lvl>
   </w:abstractNum>
-  <w:abstractNum w:abstractNumId="13" w15:restartNumberingAfterBreak="0">
+  <w:abstractNum w:abstractNumId="14" w15:restartNumberingAfterBreak="0">
     <w:nsid w:val="0F4A4DBB"/>
     <w:multiLevelType w:val="multilevel"/>
     <w:tmpl w:val="8E7A6392"/>
@@ -36256,7 +40472,156 @@
       </w:rPr>
     </w:lvl>
   </w:abstractNum>
-  <w:abstractNum w:abstractNumId="14" w15:restartNumberingAfterBreak="0">
+  <w:abstractNum w:abstractNumId="15" w15:restartNumberingAfterBreak="0">
+    <w:nsid w:val="0F7B1FB3"/>
+    <w:multiLevelType w:val="multilevel"/>
+    <w:tmpl w:val="80DE53F6"/>
+    <w:lvl w:ilvl="0">
+      <w:start w:val="1"/>
+      <w:numFmt w:val="bullet"/>
+      <w:lvlText w:val=""/>
+      <w:lvlJc w:val="left"/>
+      <w:pPr>
+        <w:tabs>
+          <w:tab w:val="num" w:pos="720"/>
+        </w:tabs>
+        <w:ind w:left="720" w:hanging="360"/>
+      </w:pPr>
+      <w:rPr>
+        <w:rFonts w:ascii="Symbol" w:hAnsi="Symbol" w:hint="default"/>
+        <w:sz w:val="20"/>
+      </w:rPr>
+    </w:lvl>
+    <w:lvl w:ilvl="1" w:tentative="1">
+      <w:start w:val="1"/>
+      <w:numFmt w:val="bullet"/>
+      <w:lvlText w:val="o"/>
+      <w:lvlJc w:val="left"/>
+      <w:pPr>
+        <w:tabs>
+          <w:tab w:val="num" w:pos="1440"/>
+        </w:tabs>
+        <w:ind w:left="1440" w:hanging="360"/>
+      </w:pPr>
+      <w:rPr>
+        <w:rFonts w:ascii="Courier New" w:hAnsi="Courier New" w:hint="default"/>
+        <w:sz w:val="20"/>
+      </w:rPr>
+    </w:lvl>
+    <w:lvl w:ilvl="2" w:tentative="1">
+      <w:start w:val="1"/>
+      <w:numFmt w:val="bullet"/>
+      <w:lvlText w:val=""/>
+      <w:lvlJc w:val="left"/>
+      <w:pPr>
+        <w:tabs>
+          <w:tab w:val="num" w:pos="2160"/>
+        </w:tabs>
+        <w:ind w:left="2160" w:hanging="360"/>
+      </w:pPr>
+      <w:rPr>
+        <w:rFonts w:ascii="Wingdings" w:hAnsi="Wingdings" w:hint="default"/>
+        <w:sz w:val="20"/>
+      </w:rPr>
+    </w:lvl>
+    <w:lvl w:ilvl="3" w:tentative="1">
+      <w:start w:val="1"/>
+      <w:numFmt w:val="bullet"/>
+      <w:lvlText w:val=""/>
+      <w:lvlJc w:val="left"/>
+      <w:pPr>
+        <w:tabs>
+          <w:tab w:val="num" w:pos="2880"/>
+        </w:tabs>
+        <w:ind w:left="2880" w:hanging="360"/>
+      </w:pPr>
+      <w:rPr>
+        <w:rFonts w:ascii="Wingdings" w:hAnsi="Wingdings" w:hint="default"/>
+        <w:sz w:val="20"/>
+      </w:rPr>
+    </w:lvl>
+    <w:lvl w:ilvl="4" w:tentative="1">
+      <w:start w:val="1"/>
+      <w:numFmt w:val="bullet"/>
+      <w:lvlText w:val=""/>
+      <w:lvlJc w:val="left"/>
+      <w:pPr>
+        <w:tabs>
+          <w:tab w:val="num" w:pos="3600"/>
+        </w:tabs>
+        <w:ind w:left="3600" w:hanging="360"/>
+      </w:pPr>
+      <w:rPr>
+        <w:rFonts w:ascii="Wingdings" w:hAnsi="Wingdings" w:hint="default"/>
+        <w:sz w:val="20"/>
+      </w:rPr>
+    </w:lvl>
+    <w:lvl w:ilvl="5" w:tentative="1">
+      <w:start w:val="1"/>
+      <w:numFmt w:val="bullet"/>
+      <w:lvlText w:val=""/>
+      <w:lvlJc w:val="left"/>
+      <w:pPr>
+        <w:tabs>
+          <w:tab w:val="num" w:pos="4320"/>
+        </w:tabs>
+        <w:ind w:left="4320" w:hanging="360"/>
+      </w:pPr>
+      <w:rPr>
+        <w:rFonts w:ascii="Wingdings" w:hAnsi="Wingdings" w:hint="default"/>
+        <w:sz w:val="20"/>
+      </w:rPr>
+    </w:lvl>
+    <w:lvl w:ilvl="6" w:tentative="1">
+      <w:start w:val="1"/>
+      <w:numFmt w:val="bullet"/>
+      <w:lvlText w:val=""/>
+      <w:lvlJc w:val="left"/>
+      <w:pPr>
+        <w:tabs>
+          <w:tab w:val="num" w:pos="5040"/>
+        </w:tabs>
+        <w:ind w:left="5040" w:hanging="360"/>
+      </w:pPr>
+      <w:rPr>
+        <w:rFonts w:ascii="Wingdings" w:hAnsi="Wingdings" w:hint="default"/>
+        <w:sz w:val="20"/>
+      </w:rPr>
+    </w:lvl>
+    <w:lvl w:ilvl="7" w:tentative="1">
+      <w:start w:val="1"/>
+      <w:numFmt w:val="bullet"/>
+      <w:lvlText w:val=""/>
+      <w:lvlJc w:val="left"/>
+      <w:pPr>
+        <w:tabs>
+          <w:tab w:val="num" w:pos="5760"/>
+        </w:tabs>
+        <w:ind w:left="5760" w:hanging="360"/>
+      </w:pPr>
+      <w:rPr>
+        <w:rFonts w:ascii="Wingdings" w:hAnsi="Wingdings" w:hint="default"/>
+        <w:sz w:val="20"/>
+      </w:rPr>
+    </w:lvl>
+    <w:lvl w:ilvl="8" w:tentative="1">
+      <w:start w:val="1"/>
+      <w:numFmt w:val="bullet"/>
+      <w:lvlText w:val=""/>
+      <w:lvlJc w:val="left"/>
+      <w:pPr>
+        <w:tabs>
+          <w:tab w:val="num" w:pos="6480"/>
+        </w:tabs>
+        <w:ind w:left="6480" w:hanging="360"/>
+      </w:pPr>
+      <w:rPr>
+        <w:rFonts w:ascii="Wingdings" w:hAnsi="Wingdings" w:hint="default"/>
+        <w:sz w:val="20"/>
+      </w:rPr>
+    </w:lvl>
+  </w:abstractNum>
+  <w:abstractNum w:abstractNumId="16" w15:restartNumberingAfterBreak="0">
     <w:nsid w:val="101E0589"/>
     <w:multiLevelType w:val="multilevel"/>
     <w:tmpl w:val="17DA6670"/>
@@ -36405,7 +40770,7 @@
       </w:rPr>
     </w:lvl>
   </w:abstractNum>
-  <w:abstractNum w:abstractNumId="15" w15:restartNumberingAfterBreak="0">
+  <w:abstractNum w:abstractNumId="17" w15:restartNumberingAfterBreak="0">
     <w:nsid w:val="108A26AF"/>
     <w:multiLevelType w:val="multilevel"/>
     <w:tmpl w:val="A2AE8A96"/>
@@ -36554,7 +40919,7 @@
       </w:rPr>
     </w:lvl>
   </w:abstractNum>
-  <w:abstractNum w:abstractNumId="16" w15:restartNumberingAfterBreak="0">
+  <w:abstractNum w:abstractNumId="18" w15:restartNumberingAfterBreak="0">
     <w:nsid w:val="11965E68"/>
     <w:multiLevelType w:val="multilevel"/>
     <w:tmpl w:val="F006A9E6"/>
@@ -36703,7 +41068,7 @@
       </w:rPr>
     </w:lvl>
   </w:abstractNum>
-  <w:abstractNum w:abstractNumId="17" w15:restartNumberingAfterBreak="0">
+  <w:abstractNum w:abstractNumId="19" w15:restartNumberingAfterBreak="0">
     <w:nsid w:val="13F008BF"/>
     <w:multiLevelType w:val="multilevel"/>
     <w:tmpl w:val="67B4F104"/>
@@ -36852,7 +41217,7 @@
       </w:rPr>
     </w:lvl>
   </w:abstractNum>
-  <w:abstractNum w:abstractNumId="18" w15:restartNumberingAfterBreak="0">
+  <w:abstractNum w:abstractNumId="20" w15:restartNumberingAfterBreak="0">
     <w:nsid w:val="154E7A75"/>
     <w:multiLevelType w:val="multilevel"/>
     <w:tmpl w:val="7766E41A"/>
@@ -37001,7 +41366,156 @@
       </w:rPr>
     </w:lvl>
   </w:abstractNum>
-  <w:abstractNum w:abstractNumId="19" w15:restartNumberingAfterBreak="0">
+  <w:abstractNum w:abstractNumId="21" w15:restartNumberingAfterBreak="0">
+    <w:nsid w:val="155466B7"/>
+    <w:multiLevelType w:val="multilevel"/>
+    <w:tmpl w:val="9B2EDF52"/>
+    <w:lvl w:ilvl="0">
+      <w:start w:val="1"/>
+      <w:numFmt w:val="bullet"/>
+      <w:lvlText w:val=""/>
+      <w:lvlJc w:val="left"/>
+      <w:pPr>
+        <w:tabs>
+          <w:tab w:val="num" w:pos="720"/>
+        </w:tabs>
+        <w:ind w:left="720" w:hanging="360"/>
+      </w:pPr>
+      <w:rPr>
+        <w:rFonts w:ascii="Symbol" w:hAnsi="Symbol" w:hint="default"/>
+        <w:sz w:val="20"/>
+      </w:rPr>
+    </w:lvl>
+    <w:lvl w:ilvl="1" w:tentative="1">
+      <w:start w:val="1"/>
+      <w:numFmt w:val="bullet"/>
+      <w:lvlText w:val="o"/>
+      <w:lvlJc w:val="left"/>
+      <w:pPr>
+        <w:tabs>
+          <w:tab w:val="num" w:pos="1440"/>
+        </w:tabs>
+        <w:ind w:left="1440" w:hanging="360"/>
+      </w:pPr>
+      <w:rPr>
+        <w:rFonts w:ascii="Courier New" w:hAnsi="Courier New" w:hint="default"/>
+        <w:sz w:val="20"/>
+      </w:rPr>
+    </w:lvl>
+    <w:lvl w:ilvl="2" w:tentative="1">
+      <w:start w:val="1"/>
+      <w:numFmt w:val="bullet"/>
+      <w:lvlText w:val=""/>
+      <w:lvlJc w:val="left"/>
+      <w:pPr>
+        <w:tabs>
+          <w:tab w:val="num" w:pos="2160"/>
+        </w:tabs>
+        <w:ind w:left="2160" w:hanging="360"/>
+      </w:pPr>
+      <w:rPr>
+        <w:rFonts w:ascii="Wingdings" w:hAnsi="Wingdings" w:hint="default"/>
+        <w:sz w:val="20"/>
+      </w:rPr>
+    </w:lvl>
+    <w:lvl w:ilvl="3" w:tentative="1">
+      <w:start w:val="1"/>
+      <w:numFmt w:val="bullet"/>
+      <w:lvlText w:val=""/>
+      <w:lvlJc w:val="left"/>
+      <w:pPr>
+        <w:tabs>
+          <w:tab w:val="num" w:pos="2880"/>
+        </w:tabs>
+        <w:ind w:left="2880" w:hanging="360"/>
+      </w:pPr>
+      <w:rPr>
+        <w:rFonts w:ascii="Wingdings" w:hAnsi="Wingdings" w:hint="default"/>
+        <w:sz w:val="20"/>
+      </w:rPr>
+    </w:lvl>
+    <w:lvl w:ilvl="4" w:tentative="1">
+      <w:start w:val="1"/>
+      <w:numFmt w:val="bullet"/>
+      <w:lvlText w:val=""/>
+      <w:lvlJc w:val="left"/>
+      <w:pPr>
+        <w:tabs>
+          <w:tab w:val="num" w:pos="3600"/>
+        </w:tabs>
+        <w:ind w:left="3600" w:hanging="360"/>
+      </w:pPr>
+      <w:rPr>
+        <w:rFonts w:ascii="Wingdings" w:hAnsi="Wingdings" w:hint="default"/>
+        <w:sz w:val="20"/>
+      </w:rPr>
+    </w:lvl>
+    <w:lvl w:ilvl="5" w:tentative="1">
+      <w:start w:val="1"/>
+      <w:numFmt w:val="bullet"/>
+      <w:lvlText w:val=""/>
+      <w:lvlJc w:val="left"/>
+      <w:pPr>
+        <w:tabs>
+          <w:tab w:val="num" w:pos="4320"/>
+        </w:tabs>
+        <w:ind w:left="4320" w:hanging="360"/>
+      </w:pPr>
+      <w:rPr>
+        <w:rFonts w:ascii="Wingdings" w:hAnsi="Wingdings" w:hint="default"/>
+        <w:sz w:val="20"/>
+      </w:rPr>
+    </w:lvl>
+    <w:lvl w:ilvl="6" w:tentative="1">
+      <w:start w:val="1"/>
+      <w:numFmt w:val="bullet"/>
+      <w:lvlText w:val=""/>
+      <w:lvlJc w:val="left"/>
+      <w:pPr>
+        <w:tabs>
+          <w:tab w:val="num" w:pos="5040"/>
+        </w:tabs>
+        <w:ind w:left="5040" w:hanging="360"/>
+      </w:pPr>
+      <w:rPr>
+        <w:rFonts w:ascii="Wingdings" w:hAnsi="Wingdings" w:hint="default"/>
+        <w:sz w:val="20"/>
+      </w:rPr>
+    </w:lvl>
+    <w:lvl w:ilvl="7" w:tentative="1">
+      <w:start w:val="1"/>
+      <w:numFmt w:val="bullet"/>
+      <w:lvlText w:val=""/>
+      <w:lvlJc w:val="left"/>
+      <w:pPr>
+        <w:tabs>
+          <w:tab w:val="num" w:pos="5760"/>
+        </w:tabs>
+        <w:ind w:left="5760" w:hanging="360"/>
+      </w:pPr>
+      <w:rPr>
+        <w:rFonts w:ascii="Wingdings" w:hAnsi="Wingdings" w:hint="default"/>
+        <w:sz w:val="20"/>
+      </w:rPr>
+    </w:lvl>
+    <w:lvl w:ilvl="8" w:tentative="1">
+      <w:start w:val="1"/>
+      <w:numFmt w:val="bullet"/>
+      <w:lvlText w:val=""/>
+      <w:lvlJc w:val="left"/>
+      <w:pPr>
+        <w:tabs>
+          <w:tab w:val="num" w:pos="6480"/>
+        </w:tabs>
+        <w:ind w:left="6480" w:hanging="360"/>
+      </w:pPr>
+      <w:rPr>
+        <w:rFonts w:ascii="Wingdings" w:hAnsi="Wingdings" w:hint="default"/>
+        <w:sz w:val="20"/>
+      </w:rPr>
+    </w:lvl>
+  </w:abstractNum>
+  <w:abstractNum w:abstractNumId="22" w15:restartNumberingAfterBreak="0">
     <w:nsid w:val="155A5BB9"/>
     <w:multiLevelType w:val="multilevel"/>
     <w:tmpl w:val="1C3C7C78"/>
@@ -37150,7 +41664,7 @@
       </w:rPr>
     </w:lvl>
   </w:abstractNum>
-  <w:abstractNum w:abstractNumId="20" w15:restartNumberingAfterBreak="0">
+  <w:abstractNum w:abstractNumId="23" w15:restartNumberingAfterBreak="0">
     <w:nsid w:val="158D0A04"/>
     <w:multiLevelType w:val="multilevel"/>
     <w:tmpl w:val="C95EB4F0"/>
@@ -37299,7 +41813,7 @@
       </w:rPr>
     </w:lvl>
   </w:abstractNum>
-  <w:abstractNum w:abstractNumId="21" w15:restartNumberingAfterBreak="0">
+  <w:abstractNum w:abstractNumId="24" w15:restartNumberingAfterBreak="0">
     <w:nsid w:val="15BD31E3"/>
     <w:multiLevelType w:val="multilevel"/>
     <w:tmpl w:val="0B9220BC"/>
@@ -37448,7 +41962,7 @@
       </w:rPr>
     </w:lvl>
   </w:abstractNum>
-  <w:abstractNum w:abstractNumId="22" w15:restartNumberingAfterBreak="0">
+  <w:abstractNum w:abstractNumId="25" w15:restartNumberingAfterBreak="0">
     <w:nsid w:val="15FC0ABE"/>
     <w:multiLevelType w:val="multilevel"/>
     <w:tmpl w:val="84FADD7E"/>
@@ -37597,7 +42111,7 @@
       </w:rPr>
     </w:lvl>
   </w:abstractNum>
-  <w:abstractNum w:abstractNumId="23" w15:restartNumberingAfterBreak="0">
+  <w:abstractNum w:abstractNumId="26" w15:restartNumberingAfterBreak="0">
     <w:nsid w:val="16085DBE"/>
     <w:multiLevelType w:val="multilevel"/>
     <w:tmpl w:val="11F444C0"/>
@@ -37746,7 +42260,7 @@
       </w:rPr>
     </w:lvl>
   </w:abstractNum>
-  <w:abstractNum w:abstractNumId="24" w15:restartNumberingAfterBreak="0">
+  <w:abstractNum w:abstractNumId="27" w15:restartNumberingAfterBreak="0">
     <w:nsid w:val="161F66B5"/>
     <w:multiLevelType w:val="multilevel"/>
     <w:tmpl w:val="0DB672DC"/>
@@ -37891,7 +42405,7 @@
       </w:rPr>
     </w:lvl>
   </w:abstractNum>
-  <w:abstractNum w:abstractNumId="25" w15:restartNumberingAfterBreak="0">
+  <w:abstractNum w:abstractNumId="28" w15:restartNumberingAfterBreak="0">
     <w:nsid w:val="166C5EE9"/>
     <w:multiLevelType w:val="multilevel"/>
     <w:tmpl w:val="A1D4B468"/>
@@ -38040,7 +42554,7 @@
       </w:rPr>
     </w:lvl>
   </w:abstractNum>
-  <w:abstractNum w:abstractNumId="26" w15:restartNumberingAfterBreak="0">
+  <w:abstractNum w:abstractNumId="29" w15:restartNumberingAfterBreak="0">
     <w:nsid w:val="16AB5F40"/>
     <w:multiLevelType w:val="multilevel"/>
     <w:tmpl w:val="D648362C"/>
@@ -38189,7 +42703,7 @@
       </w:rPr>
     </w:lvl>
   </w:abstractNum>
-  <w:abstractNum w:abstractNumId="27" w15:restartNumberingAfterBreak="0">
+  <w:abstractNum w:abstractNumId="30" w15:restartNumberingAfterBreak="0">
     <w:nsid w:val="17275AF9"/>
     <w:multiLevelType w:val="multilevel"/>
     <w:tmpl w:val="89B09BBC"/>
@@ -38338,7 +42852,7 @@
       </w:rPr>
     </w:lvl>
   </w:abstractNum>
-  <w:abstractNum w:abstractNumId="28" w15:restartNumberingAfterBreak="0">
+  <w:abstractNum w:abstractNumId="31" w15:restartNumberingAfterBreak="0">
     <w:nsid w:val="1753707E"/>
     <w:multiLevelType w:val="multilevel"/>
     <w:tmpl w:val="B0DEDE22"/>
@@ -38459,7 +42973,7 @@
       </w:pPr>
     </w:lvl>
   </w:abstractNum>
-  <w:abstractNum w:abstractNumId="29" w15:restartNumberingAfterBreak="0">
+  <w:abstractNum w:abstractNumId="32" w15:restartNumberingAfterBreak="0">
     <w:nsid w:val="1895507A"/>
     <w:multiLevelType w:val="multilevel"/>
     <w:tmpl w:val="427E3E18"/>
@@ -38572,7 +43086,7 @@
       </w:pPr>
     </w:lvl>
   </w:abstractNum>
-  <w:abstractNum w:abstractNumId="30" w15:restartNumberingAfterBreak="0">
+  <w:abstractNum w:abstractNumId="33" w15:restartNumberingAfterBreak="0">
     <w:nsid w:val="196C6FB4"/>
     <w:multiLevelType w:val="multilevel"/>
     <w:tmpl w:val="50986A44"/>
@@ -38721,7 +43235,7 @@
       </w:rPr>
     </w:lvl>
   </w:abstractNum>
-  <w:abstractNum w:abstractNumId="31" w15:restartNumberingAfterBreak="0">
+  <w:abstractNum w:abstractNumId="34" w15:restartNumberingAfterBreak="0">
     <w:nsid w:val="19E509C0"/>
     <w:multiLevelType w:val="multilevel"/>
     <w:tmpl w:val="7A42DCE0"/>
@@ -38870,7 +43384,7 @@
       </w:rPr>
     </w:lvl>
   </w:abstractNum>
-  <w:abstractNum w:abstractNumId="32" w15:restartNumberingAfterBreak="0">
+  <w:abstractNum w:abstractNumId="35" w15:restartNumberingAfterBreak="0">
     <w:nsid w:val="1A6B3C22"/>
     <w:multiLevelType w:val="multilevel"/>
     <w:tmpl w:val="55B68166"/>
@@ -38983,7 +43497,7 @@
       </w:pPr>
     </w:lvl>
   </w:abstractNum>
-  <w:abstractNum w:abstractNumId="33" w15:restartNumberingAfterBreak="0">
+  <w:abstractNum w:abstractNumId="36" w15:restartNumberingAfterBreak="0">
     <w:nsid w:val="1A8754A5"/>
     <w:multiLevelType w:val="multilevel"/>
     <w:tmpl w:val="2B5A95A8"/>
@@ -39100,7 +43614,7 @@
       </w:pPr>
     </w:lvl>
   </w:abstractNum>
-  <w:abstractNum w:abstractNumId="34" w15:restartNumberingAfterBreak="0">
+  <w:abstractNum w:abstractNumId="37" w15:restartNumberingAfterBreak="0">
     <w:nsid w:val="1AE32FA5"/>
     <w:multiLevelType w:val="multilevel"/>
     <w:tmpl w:val="0010D99E"/>
@@ -39213,7 +43727,7 @@
       </w:pPr>
     </w:lvl>
   </w:abstractNum>
-  <w:abstractNum w:abstractNumId="35" w15:restartNumberingAfterBreak="0">
+  <w:abstractNum w:abstractNumId="38" w15:restartNumberingAfterBreak="0">
     <w:nsid w:val="1C842F0F"/>
     <w:multiLevelType w:val="multilevel"/>
     <w:tmpl w:val="34B6BC70"/>
@@ -39362,7 +43876,7 @@
       </w:rPr>
     </w:lvl>
   </w:abstractNum>
-  <w:abstractNum w:abstractNumId="36" w15:restartNumberingAfterBreak="0">
+  <w:abstractNum w:abstractNumId="39" w15:restartNumberingAfterBreak="0">
     <w:nsid w:val="1C911BC0"/>
     <w:multiLevelType w:val="multilevel"/>
     <w:tmpl w:val="9E30FD6A"/>
@@ -39511,7 +44025,7 @@
       </w:rPr>
     </w:lvl>
   </w:abstractNum>
-  <w:abstractNum w:abstractNumId="37" w15:restartNumberingAfterBreak="0">
+  <w:abstractNum w:abstractNumId="40" w15:restartNumberingAfterBreak="0">
     <w:nsid w:val="1D590D56"/>
     <w:multiLevelType w:val="multilevel"/>
     <w:tmpl w:val="7864EFDC"/>
@@ -39660,7 +44174,7 @@
       </w:rPr>
     </w:lvl>
   </w:abstractNum>
-  <w:abstractNum w:abstractNumId="38" w15:restartNumberingAfterBreak="0">
+  <w:abstractNum w:abstractNumId="41" w15:restartNumberingAfterBreak="0">
     <w:nsid w:val="1E8166F8"/>
     <w:multiLevelType w:val="multilevel"/>
     <w:tmpl w:val="057E1134"/>
@@ -39809,7 +44323,7 @@
       </w:rPr>
     </w:lvl>
   </w:abstractNum>
-  <w:abstractNum w:abstractNumId="39" w15:restartNumberingAfterBreak="0">
+  <w:abstractNum w:abstractNumId="42" w15:restartNumberingAfterBreak="0">
     <w:nsid w:val="1E8C14E3"/>
     <w:multiLevelType w:val="multilevel"/>
     <w:tmpl w:val="FB2A30EE"/>
@@ -39958,7 +44472,7 @@
       </w:rPr>
     </w:lvl>
   </w:abstractNum>
-  <w:abstractNum w:abstractNumId="40" w15:restartNumberingAfterBreak="0">
+  <w:abstractNum w:abstractNumId="43" w15:restartNumberingAfterBreak="0">
     <w:nsid w:val="1EAD1C21"/>
     <w:multiLevelType w:val="multilevel"/>
     <w:tmpl w:val="8EF027B6"/>
@@ -40107,7 +44621,7 @@
       </w:rPr>
     </w:lvl>
   </w:abstractNum>
-  <w:abstractNum w:abstractNumId="41" w15:restartNumberingAfterBreak="0">
+  <w:abstractNum w:abstractNumId="44" w15:restartNumberingAfterBreak="0">
     <w:nsid w:val="1FDE2D8A"/>
     <w:multiLevelType w:val="hybridMultilevel"/>
     <w:tmpl w:val="9300C9BE"/>
@@ -40220,7 +44734,7 @@
       </w:rPr>
     </w:lvl>
   </w:abstractNum>
-  <w:abstractNum w:abstractNumId="42" w15:restartNumberingAfterBreak="0">
+  <w:abstractNum w:abstractNumId="45" w15:restartNumberingAfterBreak="0">
     <w:nsid w:val="203A17B4"/>
     <w:multiLevelType w:val="multilevel"/>
     <w:tmpl w:val="30E2A7C0"/>
@@ -40369,7 +44883,120 @@
       </w:rPr>
     </w:lvl>
   </w:abstractNum>
-  <w:abstractNum w:abstractNumId="43" w15:restartNumberingAfterBreak="0">
+  <w:abstractNum w:abstractNumId="46" w15:restartNumberingAfterBreak="0">
+    <w:nsid w:val="214C12B9"/>
+    <w:multiLevelType w:val="multilevel"/>
+    <w:tmpl w:val="0616D130"/>
+    <w:lvl w:ilvl="0">
+      <w:start w:val="1"/>
+      <w:numFmt w:val="decimal"/>
+      <w:lvlText w:val="%1."/>
+      <w:lvlJc w:val="left"/>
+      <w:pPr>
+        <w:tabs>
+          <w:tab w:val="num" w:pos="720"/>
+        </w:tabs>
+        <w:ind w:left="720" w:hanging="360"/>
+      </w:pPr>
+    </w:lvl>
+    <w:lvl w:ilvl="1" w:tentative="1">
+      <w:start w:val="1"/>
+      <w:numFmt w:val="decimal"/>
+      <w:lvlText w:val="%2."/>
+      <w:lvlJc w:val="left"/>
+      <w:pPr>
+        <w:tabs>
+          <w:tab w:val="num" w:pos="1440"/>
+        </w:tabs>
+        <w:ind w:left="1440" w:hanging="360"/>
+      </w:pPr>
+    </w:lvl>
+    <w:lvl w:ilvl="2" w:tentative="1">
+      <w:start w:val="1"/>
+      <w:numFmt w:val="decimal"/>
+      <w:lvlText w:val="%3."/>
+      <w:lvlJc w:val="left"/>
+      <w:pPr>
+        <w:tabs>
+          <w:tab w:val="num" w:pos="2160"/>
+        </w:tabs>
+        <w:ind w:left="2160" w:hanging="360"/>
+      </w:pPr>
+    </w:lvl>
+    <w:lvl w:ilvl="3" w:tentative="1">
+      <w:start w:val="1"/>
+      <w:numFmt w:val="decimal"/>
+      <w:lvlText w:val="%4."/>
+      <w:lvlJc w:val="left"/>
+      <w:pPr>
+        <w:tabs>
+          <w:tab w:val="num" w:pos="2880"/>
+        </w:tabs>
+        <w:ind w:left="2880" w:hanging="360"/>
+      </w:pPr>
+    </w:lvl>
+    <w:lvl w:ilvl="4" w:tentative="1">
+      <w:start w:val="1"/>
+      <w:numFmt w:val="decimal"/>
+      <w:lvlText w:val="%5."/>
+      <w:lvlJc w:val="left"/>
+      <w:pPr>
+        <w:tabs>
+          <w:tab w:val="num" w:pos="3600"/>
+        </w:tabs>
+        <w:ind w:left="3600" w:hanging="360"/>
+      </w:pPr>
+    </w:lvl>
+    <w:lvl w:ilvl="5" w:tentative="1">
+      <w:start w:val="1"/>
+      <w:numFmt w:val="decimal"/>
+      <w:lvlText w:val="%6."/>
+      <w:lvlJc w:val="left"/>
+      <w:pPr>
+        <w:tabs>
+          <w:tab w:val="num" w:pos="4320"/>
+        </w:tabs>
+        <w:ind w:left="4320" w:hanging="360"/>
+      </w:pPr>
+    </w:lvl>
+    <w:lvl w:ilvl="6" w:tentative="1">
+      <w:start w:val="1"/>
+      <w:numFmt w:val="decimal"/>
+      <w:lvlText w:val="%7."/>
+      <w:lvlJc w:val="left"/>
+      <w:pPr>
+        <w:tabs>
+          <w:tab w:val="num" w:pos="5040"/>
+        </w:tabs>
+        <w:ind w:left="5040" w:hanging="360"/>
+      </w:pPr>
+    </w:lvl>
+    <w:lvl w:ilvl="7" w:tentative="1">
+      <w:start w:val="1"/>
+      <w:numFmt w:val="decimal"/>
+      <w:lvlText w:val="%8."/>
+      <w:lvlJc w:val="left"/>
+      <w:pPr>
+        <w:tabs>
+          <w:tab w:val="num" w:pos="5760"/>
+        </w:tabs>
+        <w:ind w:left="5760" w:hanging="360"/>
+      </w:pPr>
+    </w:lvl>
+    <w:lvl w:ilvl="8" w:tentative="1">
+      <w:start w:val="1"/>
+      <w:numFmt w:val="decimal"/>
+      <w:lvlText w:val="%9."/>
+      <w:lvlJc w:val="left"/>
+      <w:pPr>
+        <w:tabs>
+          <w:tab w:val="num" w:pos="6480"/>
+        </w:tabs>
+        <w:ind w:left="6480" w:hanging="360"/>
+      </w:pPr>
+    </w:lvl>
+  </w:abstractNum>
+  <w:abstractNum w:abstractNumId="47" w15:restartNumberingAfterBreak="0">
     <w:nsid w:val="218642FC"/>
     <w:multiLevelType w:val="multilevel"/>
     <w:tmpl w:val="E9A64924"/>
@@ -40518,7 +45145,7 @@
       </w:rPr>
     </w:lvl>
   </w:abstractNum>
-  <w:abstractNum w:abstractNumId="44" w15:restartNumberingAfterBreak="0">
+  <w:abstractNum w:abstractNumId="48" w15:restartNumberingAfterBreak="0">
     <w:nsid w:val="22F1290C"/>
     <w:multiLevelType w:val="multilevel"/>
     <w:tmpl w:val="F99441BE"/>
@@ -40667,7 +45294,7 @@
       </w:rPr>
     </w:lvl>
   </w:abstractNum>
-  <w:abstractNum w:abstractNumId="45" w15:restartNumberingAfterBreak="0">
+  <w:abstractNum w:abstractNumId="49" w15:restartNumberingAfterBreak="0">
     <w:nsid w:val="23FB7D59"/>
     <w:multiLevelType w:val="multilevel"/>
     <w:tmpl w:val="076AE564"/>
@@ -40816,7 +45443,7 @@
       </w:rPr>
     </w:lvl>
   </w:abstractNum>
-  <w:abstractNum w:abstractNumId="46" w15:restartNumberingAfterBreak="0">
+  <w:abstractNum w:abstractNumId="50" w15:restartNumberingAfterBreak="0">
     <w:nsid w:val="266649C8"/>
     <w:multiLevelType w:val="multilevel"/>
     <w:tmpl w:val="A8B82138"/>
@@ -40965,7 +45592,7 @@
       </w:rPr>
     </w:lvl>
   </w:abstractNum>
-  <w:abstractNum w:abstractNumId="47" w15:restartNumberingAfterBreak="0">
+  <w:abstractNum w:abstractNumId="51" w15:restartNumberingAfterBreak="0">
     <w:nsid w:val="2BB1596A"/>
     <w:multiLevelType w:val="multilevel"/>
     <w:tmpl w:val="27149186"/>
@@ -41114,7 +45741,7 @@
       </w:rPr>
     </w:lvl>
   </w:abstractNum>
-  <w:abstractNum w:abstractNumId="48" w15:restartNumberingAfterBreak="0">
+  <w:abstractNum w:abstractNumId="52" w15:restartNumberingAfterBreak="0">
     <w:nsid w:val="2BDA7F4D"/>
     <w:multiLevelType w:val="multilevel"/>
     <w:tmpl w:val="FD0696DA"/>
@@ -41263,7 +45890,7 @@
       </w:rPr>
     </w:lvl>
   </w:abstractNum>
-  <w:abstractNum w:abstractNumId="49" w15:restartNumberingAfterBreak="0">
+  <w:abstractNum w:abstractNumId="53" w15:restartNumberingAfterBreak="0">
     <w:nsid w:val="2C696549"/>
     <w:multiLevelType w:val="multilevel"/>
     <w:tmpl w:val="B6DA69F4"/>
@@ -41412,7 +46039,7 @@
       </w:rPr>
     </w:lvl>
   </w:abstractNum>
-  <w:abstractNum w:abstractNumId="50" w15:restartNumberingAfterBreak="0">
+  <w:abstractNum w:abstractNumId="54" w15:restartNumberingAfterBreak="0">
     <w:nsid w:val="2DCF1AEB"/>
     <w:multiLevelType w:val="multilevel"/>
     <w:tmpl w:val="D68A162E"/>
@@ -41561,7 +46188,7 @@
       </w:rPr>
     </w:lvl>
   </w:abstractNum>
-  <w:abstractNum w:abstractNumId="51" w15:restartNumberingAfterBreak="0">
+  <w:abstractNum w:abstractNumId="55" w15:restartNumberingAfterBreak="0">
     <w:nsid w:val="2E2F08A4"/>
     <w:multiLevelType w:val="multilevel"/>
     <w:tmpl w:val="4BD8EEF6"/>
@@ -41710,7 +46337,7 @@
       </w:rPr>
     </w:lvl>
   </w:abstractNum>
-  <w:abstractNum w:abstractNumId="52" w15:restartNumberingAfterBreak="0">
+  <w:abstractNum w:abstractNumId="56" w15:restartNumberingAfterBreak="0">
     <w:nsid w:val="2ECB4D08"/>
     <w:multiLevelType w:val="multilevel"/>
     <w:tmpl w:val="C3CAD228"/>
@@ -41859,7 +46486,7 @@
       </w:rPr>
     </w:lvl>
   </w:abstractNum>
-  <w:abstractNum w:abstractNumId="53" w15:restartNumberingAfterBreak="0">
+  <w:abstractNum w:abstractNumId="57" w15:restartNumberingAfterBreak="0">
     <w:nsid w:val="2F5B6B35"/>
     <w:multiLevelType w:val="multilevel"/>
     <w:tmpl w:val="3946AA62"/>
@@ -42008,7 +46635,7 @@
       </w:rPr>
     </w:lvl>
   </w:abstractNum>
-  <w:abstractNum w:abstractNumId="54" w15:restartNumberingAfterBreak="0">
+  <w:abstractNum w:abstractNumId="58" w15:restartNumberingAfterBreak="0">
     <w:nsid w:val="2FFF07F2"/>
     <w:multiLevelType w:val="multilevel"/>
     <w:tmpl w:val="E068787A"/>
@@ -42121,7 +46748,7 @@
       </w:pPr>
     </w:lvl>
   </w:abstractNum>
-  <w:abstractNum w:abstractNumId="55" w15:restartNumberingAfterBreak="0">
+  <w:abstractNum w:abstractNumId="59" w15:restartNumberingAfterBreak="0">
     <w:nsid w:val="30B8526A"/>
     <w:multiLevelType w:val="multilevel"/>
     <w:tmpl w:val="E340C7C6"/>
@@ -42266,7 +46893,7 @@
       </w:rPr>
     </w:lvl>
   </w:abstractNum>
-  <w:abstractNum w:abstractNumId="56" w15:restartNumberingAfterBreak="0">
+  <w:abstractNum w:abstractNumId="60" w15:restartNumberingAfterBreak="0">
     <w:nsid w:val="31123DE8"/>
     <w:multiLevelType w:val="multilevel"/>
     <w:tmpl w:val="792CF5F6"/>
@@ -42415,7 +47042,156 @@
       </w:rPr>
     </w:lvl>
   </w:abstractNum>
-  <w:abstractNum w:abstractNumId="57" w15:restartNumberingAfterBreak="0">
+  <w:abstractNum w:abstractNumId="61" w15:restartNumberingAfterBreak="0">
+    <w:nsid w:val="31443E10"/>
+    <w:multiLevelType w:val="multilevel"/>
+    <w:tmpl w:val="7BC6E9B4"/>
+    <w:lvl w:ilvl="0">
+      <w:start w:val="1"/>
+      <w:numFmt w:val="bullet"/>
+      <w:lvlText w:val=""/>
+      <w:lvlJc w:val="left"/>
+      <w:pPr>
+        <w:tabs>
+          <w:tab w:val="num" w:pos="720"/>
+        </w:tabs>
+        <w:ind w:left="720" w:hanging="360"/>
+      </w:pPr>
+      <w:rPr>
+        <w:rFonts w:ascii="Symbol" w:hAnsi="Symbol" w:hint="default"/>
+        <w:sz w:val="20"/>
+      </w:rPr>
+    </w:lvl>
+    <w:lvl w:ilvl="1" w:tentative="1">
+      <w:start w:val="1"/>
+      <w:numFmt w:val="bullet"/>
+      <w:lvlText w:val="o"/>
+      <w:lvlJc w:val="left"/>
+      <w:pPr>
+        <w:tabs>
+          <w:tab w:val="num" w:pos="1440"/>
+        </w:tabs>
+        <w:ind w:left="1440" w:hanging="360"/>
+      </w:pPr>
+      <w:rPr>
+        <w:rFonts w:ascii="Courier New" w:hAnsi="Courier New" w:hint="default"/>
+        <w:sz w:val="20"/>
+      </w:rPr>
+    </w:lvl>
+    <w:lvl w:ilvl="2" w:tentative="1">
+      <w:start w:val="1"/>
+      <w:numFmt w:val="bullet"/>
+      <w:lvlText w:val=""/>
+      <w:lvlJc w:val="left"/>
+      <w:pPr>
+        <w:tabs>
+          <w:tab w:val="num" w:pos="2160"/>
+        </w:tabs>
+        <w:ind w:left="2160" w:hanging="360"/>
+      </w:pPr>
+      <w:rPr>
+        <w:rFonts w:ascii="Wingdings" w:hAnsi="Wingdings" w:hint="default"/>
+        <w:sz w:val="20"/>
+      </w:rPr>
+    </w:lvl>
+    <w:lvl w:ilvl="3" w:tentative="1">
+      <w:start w:val="1"/>
+      <w:numFmt w:val="bullet"/>
+      <w:lvlText w:val=""/>
+      <w:lvlJc w:val="left"/>
+      <w:pPr>
+        <w:tabs>
+          <w:tab w:val="num" w:pos="2880"/>
+        </w:tabs>
+        <w:ind w:left="2880" w:hanging="360"/>
+      </w:pPr>
+      <w:rPr>
+        <w:rFonts w:ascii="Wingdings" w:hAnsi="Wingdings" w:hint="default"/>
+        <w:sz w:val="20"/>
+      </w:rPr>
+    </w:lvl>
+    <w:lvl w:ilvl="4" w:tentative="1">
+      <w:start w:val="1"/>
+      <w:numFmt w:val="bullet"/>
+      <w:lvlText w:val=""/>
+      <w:lvlJc w:val="left"/>
+      <w:pPr>
+        <w:tabs>
+          <w:tab w:val="num" w:pos="3600"/>
+        </w:tabs>
+        <w:ind w:left="3600" w:hanging="360"/>
+      </w:pPr>
+      <w:rPr>
+        <w:rFonts w:ascii="Wingdings" w:hAnsi="Wingdings" w:hint="default"/>
+        <w:sz w:val="20"/>
+      </w:rPr>
+    </w:lvl>
+    <w:lvl w:ilvl="5" w:tentative="1">
+      <w:start w:val="1"/>
+      <w:numFmt w:val="bullet"/>
+      <w:lvlText w:val=""/>
+      <w:lvlJc w:val="left"/>
+      <w:pPr>
+        <w:tabs>
+          <w:tab w:val="num" w:pos="4320"/>
+        </w:tabs>
+        <w:ind w:left="4320" w:hanging="360"/>
+      </w:pPr>
+      <w:rPr>
+        <w:rFonts w:ascii="Wingdings" w:hAnsi="Wingdings" w:hint="default"/>
+        <w:sz w:val="20"/>
+      </w:rPr>
+    </w:lvl>
+    <w:lvl w:ilvl="6" w:tentative="1">
+      <w:start w:val="1"/>
+      <w:numFmt w:val="bullet"/>
+      <w:lvlText w:val=""/>
+      <w:lvlJc w:val="left"/>
+      <w:pPr>
+        <w:tabs>
+          <w:tab w:val="num" w:pos="5040"/>
+        </w:tabs>
+        <w:ind w:left="5040" w:hanging="360"/>
+      </w:pPr>
+      <w:rPr>
+        <w:rFonts w:ascii="Wingdings" w:hAnsi="Wingdings" w:hint="default"/>
+        <w:sz w:val="20"/>
+      </w:rPr>
+    </w:lvl>
+    <w:lvl w:ilvl="7" w:tentative="1">
+      <w:start w:val="1"/>
+      <w:numFmt w:val="bullet"/>
+      <w:lvlText w:val=""/>
+      <w:lvlJc w:val="left"/>
+      <w:pPr>
+        <w:tabs>
+          <w:tab w:val="num" w:pos="5760"/>
+        </w:tabs>
+        <w:ind w:left="5760" w:hanging="360"/>
+      </w:pPr>
+      <w:rPr>
+        <w:rFonts w:ascii="Wingdings" w:hAnsi="Wingdings" w:hint="default"/>
+        <w:sz w:val="20"/>
+      </w:rPr>
+    </w:lvl>
+    <w:lvl w:ilvl="8" w:tentative="1">
+      <w:start w:val="1"/>
+      <w:numFmt w:val="bullet"/>
+      <w:lvlText w:val=""/>
+      <w:lvlJc w:val="left"/>
+      <w:pPr>
+        <w:tabs>
+          <w:tab w:val="num" w:pos="6480"/>
+        </w:tabs>
+        <w:ind w:left="6480" w:hanging="360"/>
+      </w:pPr>
+      <w:rPr>
+        <w:rFonts w:ascii="Wingdings" w:hAnsi="Wingdings" w:hint="default"/>
+        <w:sz w:val="20"/>
+      </w:rPr>
+    </w:lvl>
+  </w:abstractNum>
+  <w:abstractNum w:abstractNumId="62" w15:restartNumberingAfterBreak="0">
     <w:nsid w:val="31AF4DB5"/>
     <w:multiLevelType w:val="multilevel"/>
     <w:tmpl w:val="9F5CF296"/>
@@ -42564,7 +47340,7 @@
       </w:rPr>
     </w:lvl>
   </w:abstractNum>
-  <w:abstractNum w:abstractNumId="58" w15:restartNumberingAfterBreak="0">
+  <w:abstractNum w:abstractNumId="63" w15:restartNumberingAfterBreak="0">
     <w:nsid w:val="31F9652B"/>
     <w:multiLevelType w:val="multilevel"/>
     <w:tmpl w:val="0414CE60"/>
@@ -42713,7 +47489,7 @@
       </w:rPr>
     </w:lvl>
   </w:abstractNum>
-  <w:abstractNum w:abstractNumId="59" w15:restartNumberingAfterBreak="0">
+  <w:abstractNum w:abstractNumId="64" w15:restartNumberingAfterBreak="0">
     <w:nsid w:val="330C16EC"/>
     <w:multiLevelType w:val="multilevel"/>
     <w:tmpl w:val="0CF8FE18"/>
@@ -42826,7 +47602,7 @@
       </w:pPr>
     </w:lvl>
   </w:abstractNum>
-  <w:abstractNum w:abstractNumId="60" w15:restartNumberingAfterBreak="0">
+  <w:abstractNum w:abstractNumId="65" w15:restartNumberingAfterBreak="0">
     <w:nsid w:val="37E918D8"/>
     <w:multiLevelType w:val="hybridMultilevel"/>
     <w:tmpl w:val="2EE448DA"/>
@@ -42915,7 +47691,7 @@
       </w:pPr>
     </w:lvl>
   </w:abstractNum>
-  <w:abstractNum w:abstractNumId="61" w15:restartNumberingAfterBreak="0">
+  <w:abstractNum w:abstractNumId="66" w15:restartNumberingAfterBreak="0">
     <w:nsid w:val="3872376A"/>
     <w:multiLevelType w:val="multilevel"/>
     <w:tmpl w:val="333E16FC"/>
@@ -43028,7 +47804,7 @@
       </w:pPr>
     </w:lvl>
   </w:abstractNum>
-  <w:abstractNum w:abstractNumId="62" w15:restartNumberingAfterBreak="0">
+  <w:abstractNum w:abstractNumId="67" w15:restartNumberingAfterBreak="0">
     <w:nsid w:val="38747815"/>
     <w:multiLevelType w:val="multilevel"/>
     <w:tmpl w:val="14AA438C"/>
@@ -43177,7 +47953,7 @@
       </w:rPr>
     </w:lvl>
   </w:abstractNum>
-  <w:abstractNum w:abstractNumId="63" w15:restartNumberingAfterBreak="0">
+  <w:abstractNum w:abstractNumId="68" w15:restartNumberingAfterBreak="0">
     <w:nsid w:val="395D5C22"/>
     <w:multiLevelType w:val="multilevel"/>
     <w:tmpl w:val="AD145330"/>
@@ -43326,7 +48102,7 @@
       </w:rPr>
     </w:lvl>
   </w:abstractNum>
-  <w:abstractNum w:abstractNumId="64" w15:restartNumberingAfterBreak="0">
+  <w:abstractNum w:abstractNumId="69" w15:restartNumberingAfterBreak="0">
     <w:nsid w:val="3BEC1867"/>
     <w:multiLevelType w:val="multilevel"/>
     <w:tmpl w:val="D7E63C68"/>
@@ -43475,7 +48251,7 @@
       </w:rPr>
     </w:lvl>
   </w:abstractNum>
-  <w:abstractNum w:abstractNumId="65" w15:restartNumberingAfterBreak="0">
+  <w:abstractNum w:abstractNumId="70" w15:restartNumberingAfterBreak="0">
     <w:nsid w:val="3C6A7CF2"/>
     <w:multiLevelType w:val="multilevel"/>
     <w:tmpl w:val="66C62A6C"/>
@@ -43624,7 +48400,7 @@
       </w:rPr>
     </w:lvl>
   </w:abstractNum>
-  <w:abstractNum w:abstractNumId="66" w15:restartNumberingAfterBreak="0">
+  <w:abstractNum w:abstractNumId="71" w15:restartNumberingAfterBreak="0">
     <w:nsid w:val="3C9E3D8C"/>
     <w:multiLevelType w:val="multilevel"/>
     <w:tmpl w:val="DFEA9806"/>
@@ -43773,7 +48549,7 @@
       </w:rPr>
     </w:lvl>
   </w:abstractNum>
-  <w:abstractNum w:abstractNumId="67" w15:restartNumberingAfterBreak="0">
+  <w:abstractNum w:abstractNumId="72" w15:restartNumberingAfterBreak="0">
     <w:nsid w:val="3DEE0A73"/>
     <w:multiLevelType w:val="multilevel"/>
     <w:tmpl w:val="2364306E"/>
@@ -43922,7 +48698,7 @@
       </w:rPr>
     </w:lvl>
   </w:abstractNum>
-  <w:abstractNum w:abstractNumId="68" w15:restartNumberingAfterBreak="0">
+  <w:abstractNum w:abstractNumId="73" w15:restartNumberingAfterBreak="0">
     <w:nsid w:val="3F491C03"/>
     <w:multiLevelType w:val="multilevel"/>
     <w:tmpl w:val="A3905B38"/>
@@ -44071,7 +48847,7 @@
       </w:rPr>
     </w:lvl>
   </w:abstractNum>
-  <w:abstractNum w:abstractNumId="69" w15:restartNumberingAfterBreak="0">
+  <w:abstractNum w:abstractNumId="74" w15:restartNumberingAfterBreak="0">
     <w:nsid w:val="3F834D91"/>
     <w:multiLevelType w:val="multilevel"/>
     <w:tmpl w:val="D012D47A"/>
@@ -44220,7 +48996,7 @@
       </w:rPr>
     </w:lvl>
   </w:abstractNum>
-  <w:abstractNum w:abstractNumId="70" w15:restartNumberingAfterBreak="0">
+  <w:abstractNum w:abstractNumId="75" w15:restartNumberingAfterBreak="0">
     <w:nsid w:val="40FA7105"/>
     <w:multiLevelType w:val="hybridMultilevel"/>
     <w:tmpl w:val="24F29FFC"/>
@@ -44333,7 +49109,305 @@
       </w:rPr>
     </w:lvl>
   </w:abstractNum>
-  <w:abstractNum w:abstractNumId="71" w15:restartNumberingAfterBreak="0">
+  <w:abstractNum w:abstractNumId="76" w15:restartNumberingAfterBreak="0">
+    <w:nsid w:val="44133D08"/>
+    <w:multiLevelType w:val="multilevel"/>
+    <w:tmpl w:val="17E8947A"/>
+    <w:lvl w:ilvl="0">
+      <w:start w:val="1"/>
+      <w:numFmt w:val="bullet"/>
+      <w:lvlText w:val=""/>
+      <w:lvlJc w:val="left"/>
+      <w:pPr>
+        <w:tabs>
+          <w:tab w:val="num" w:pos="720"/>
+        </w:tabs>
+        <w:ind w:left="720" w:hanging="360"/>
+      </w:pPr>
+      <w:rPr>
+        <w:rFonts w:ascii="Symbol" w:hAnsi="Symbol" w:hint="default"/>
+        <w:sz w:val="20"/>
+      </w:rPr>
+    </w:lvl>
+    <w:lvl w:ilvl="1" w:tentative="1">
+      <w:start w:val="1"/>
+      <w:numFmt w:val="bullet"/>
+      <w:lvlText w:val="o"/>
+      <w:lvlJc w:val="left"/>
+      <w:pPr>
+        <w:tabs>
+          <w:tab w:val="num" w:pos="1440"/>
+        </w:tabs>
+        <w:ind w:left="1440" w:hanging="360"/>
+      </w:pPr>
+      <w:rPr>
+        <w:rFonts w:ascii="Courier New" w:hAnsi="Courier New" w:hint="default"/>
+        <w:sz w:val="20"/>
+      </w:rPr>
+    </w:lvl>
+    <w:lvl w:ilvl="2" w:tentative="1">
+      <w:start w:val="1"/>
+      <w:numFmt w:val="bullet"/>
+      <w:lvlText w:val=""/>
+      <w:lvlJc w:val="left"/>
+      <w:pPr>
+        <w:tabs>
+          <w:tab w:val="num" w:pos="2160"/>
+        </w:tabs>
+        <w:ind w:left="2160" w:hanging="360"/>
+      </w:pPr>
+      <w:rPr>
+        <w:rFonts w:ascii="Wingdings" w:hAnsi="Wingdings" w:hint="default"/>
+        <w:sz w:val="20"/>
+      </w:rPr>
+    </w:lvl>
+    <w:lvl w:ilvl="3" w:tentative="1">
+      <w:start w:val="1"/>
+      <w:numFmt w:val="bullet"/>
+      <w:lvlText w:val=""/>
+      <w:lvlJc w:val="left"/>
+      <w:pPr>
+        <w:tabs>
+          <w:tab w:val="num" w:pos="2880"/>
+        </w:tabs>
+        <w:ind w:left="2880" w:hanging="360"/>
+      </w:pPr>
+      <w:rPr>
+        <w:rFonts w:ascii="Wingdings" w:hAnsi="Wingdings" w:hint="default"/>
+        <w:sz w:val="20"/>
+      </w:rPr>
+    </w:lvl>
+    <w:lvl w:ilvl="4" w:tentative="1">
+      <w:start w:val="1"/>
+      <w:numFmt w:val="bullet"/>
+      <w:lvlText w:val=""/>
+      <w:lvlJc w:val="left"/>
+      <w:pPr>
+        <w:tabs>
+          <w:tab w:val="num" w:pos="3600"/>
+        </w:tabs>
+        <w:ind w:left="3600" w:hanging="360"/>
+      </w:pPr>
+      <w:rPr>
+        <w:rFonts w:ascii="Wingdings" w:hAnsi="Wingdings" w:hint="default"/>
+        <w:sz w:val="20"/>
+      </w:rPr>
+    </w:lvl>
+    <w:lvl w:ilvl="5" w:tentative="1">
+      <w:start w:val="1"/>
+      <w:numFmt w:val="bullet"/>
+      <w:lvlText w:val=""/>
+      <w:lvlJc w:val="left"/>
+      <w:pPr>
+        <w:tabs>
+          <w:tab w:val="num" w:pos="4320"/>
+        </w:tabs>
+        <w:ind w:left="4320" w:hanging="360"/>
+      </w:pPr>
+      <w:rPr>
+        <w:rFonts w:ascii="Wingdings" w:hAnsi="Wingdings" w:hint="default"/>
+        <w:sz w:val="20"/>
+      </w:rPr>
+    </w:lvl>
+    <w:lvl w:ilvl="6" w:tentative="1">
+      <w:start w:val="1"/>
+      <w:numFmt w:val="bullet"/>
+      <w:lvlText w:val=""/>
+      <w:lvlJc w:val="left"/>
+      <w:pPr>
+        <w:tabs>
+          <w:tab w:val="num" w:pos="5040"/>
+        </w:tabs>
+        <w:ind w:left="5040" w:hanging="360"/>
+      </w:pPr>
+      <w:rPr>
+        <w:rFonts w:ascii="Wingdings" w:hAnsi="Wingdings" w:hint="default"/>
+        <w:sz w:val="20"/>
+      </w:rPr>
+    </w:lvl>
+    <w:lvl w:ilvl="7" w:tentative="1">
+      <w:start w:val="1"/>
+      <w:numFmt w:val="bullet"/>
+      <w:lvlText w:val=""/>
+      <w:lvlJc w:val="left"/>
+      <w:pPr>
+        <w:tabs>
+          <w:tab w:val="num" w:pos="5760"/>
+        </w:tabs>
+        <w:ind w:left="5760" w:hanging="360"/>
+      </w:pPr>
+      <w:rPr>
+        <w:rFonts w:ascii="Wingdings" w:hAnsi="Wingdings" w:hint="default"/>
+        <w:sz w:val="20"/>
+      </w:rPr>
+    </w:lvl>
+    <w:lvl w:ilvl="8" w:tentative="1">
+      <w:start w:val="1"/>
+      <w:numFmt w:val="bullet"/>
+      <w:lvlText w:val=""/>
+      <w:lvlJc w:val="left"/>
+      <w:pPr>
+        <w:tabs>
+          <w:tab w:val="num" w:pos="6480"/>
+        </w:tabs>
+        <w:ind w:left="6480" w:hanging="360"/>
+      </w:pPr>
+      <w:rPr>
+        <w:rFonts w:ascii="Wingdings" w:hAnsi="Wingdings" w:hint="default"/>
+        <w:sz w:val="20"/>
+      </w:rPr>
+    </w:lvl>
+  </w:abstractNum>
+  <w:abstractNum w:abstractNumId="77" w15:restartNumberingAfterBreak="0">
+    <w:nsid w:val="44CA2D29"/>
+    <w:multiLevelType w:val="multilevel"/>
+    <w:tmpl w:val="57329056"/>
+    <w:lvl w:ilvl="0">
+      <w:start w:val="1"/>
+      <w:numFmt w:val="bullet"/>
+      <w:lvlText w:val=""/>
+      <w:lvlJc w:val="left"/>
+      <w:pPr>
+        <w:tabs>
+          <w:tab w:val="num" w:pos="720"/>
+        </w:tabs>
+        <w:ind w:left="720" w:hanging="360"/>
+      </w:pPr>
+      <w:rPr>
+        <w:rFonts w:ascii="Symbol" w:hAnsi="Symbol" w:hint="default"/>
+        <w:sz w:val="20"/>
+      </w:rPr>
+    </w:lvl>
+    <w:lvl w:ilvl="1" w:tentative="1">
+      <w:start w:val="1"/>
+      <w:numFmt w:val="bullet"/>
+      <w:lvlText w:val="o"/>
+      <w:lvlJc w:val="left"/>
+      <w:pPr>
+        <w:tabs>
+          <w:tab w:val="num" w:pos="1440"/>
+        </w:tabs>
+        <w:ind w:left="1440" w:hanging="360"/>
+      </w:pPr>
+      <w:rPr>
+        <w:rFonts w:ascii="Courier New" w:hAnsi="Courier New" w:hint="default"/>
+        <w:sz w:val="20"/>
+      </w:rPr>
+    </w:lvl>
+    <w:lvl w:ilvl="2" w:tentative="1">
+      <w:start w:val="1"/>
+      <w:numFmt w:val="bullet"/>
+      <w:lvlText w:val=""/>
+      <w:lvlJc w:val="left"/>
+      <w:pPr>
+        <w:tabs>
+          <w:tab w:val="num" w:pos="2160"/>
+        </w:tabs>
+        <w:ind w:left="2160" w:hanging="360"/>
+      </w:pPr>
+      <w:rPr>
+        <w:rFonts w:ascii="Wingdings" w:hAnsi="Wingdings" w:hint="default"/>
+        <w:sz w:val="20"/>
+      </w:rPr>
+    </w:lvl>
+    <w:lvl w:ilvl="3" w:tentative="1">
+      <w:start w:val="1"/>
+      <w:numFmt w:val="bullet"/>
+      <w:lvlText w:val=""/>
+      <w:lvlJc w:val="left"/>
+      <w:pPr>
+        <w:tabs>
+          <w:tab w:val="num" w:pos="2880"/>
+        </w:tabs>
+        <w:ind w:left="2880" w:hanging="360"/>
+      </w:pPr>
+      <w:rPr>
+        <w:rFonts w:ascii="Wingdings" w:hAnsi="Wingdings" w:hint="default"/>
+        <w:sz w:val="20"/>
+      </w:rPr>
+    </w:lvl>
+    <w:lvl w:ilvl="4" w:tentative="1">
+      <w:start w:val="1"/>
+      <w:numFmt w:val="bullet"/>
+      <w:lvlText w:val=""/>
+      <w:lvlJc w:val="left"/>
+      <w:pPr>
+        <w:tabs>
+          <w:tab w:val="num" w:pos="3600"/>
+        </w:tabs>
+        <w:ind w:left="3600" w:hanging="360"/>
+      </w:pPr>
+      <w:rPr>
+        <w:rFonts w:ascii="Wingdings" w:hAnsi="Wingdings" w:hint="default"/>
+        <w:sz w:val="20"/>
+      </w:rPr>
+    </w:lvl>
+    <w:lvl w:ilvl="5" w:tentative="1">
+      <w:start w:val="1"/>
+      <w:numFmt w:val="bullet"/>
+      <w:lvlText w:val=""/>
+      <w:lvlJc w:val="left"/>
+      <w:pPr>
+        <w:tabs>
+          <w:tab w:val="num" w:pos="4320"/>
+        </w:tabs>
+        <w:ind w:left="4320" w:hanging="360"/>
+      </w:pPr>
+      <w:rPr>
+        <w:rFonts w:ascii="Wingdings" w:hAnsi="Wingdings" w:hint="default"/>
+        <w:sz w:val="20"/>
+      </w:rPr>
+    </w:lvl>
+    <w:lvl w:ilvl="6" w:tentative="1">
+      <w:start w:val="1"/>
+      <w:numFmt w:val="bullet"/>
+      <w:lvlText w:val=""/>
+      <w:lvlJc w:val="left"/>
+      <w:pPr>
+        <w:tabs>
+          <w:tab w:val="num" w:pos="5040"/>
+        </w:tabs>
+        <w:ind w:left="5040" w:hanging="360"/>
+      </w:pPr>
+      <w:rPr>
+        <w:rFonts w:ascii="Wingdings" w:hAnsi="Wingdings" w:hint="default"/>
+        <w:sz w:val="20"/>
+      </w:rPr>
+    </w:lvl>
+    <w:lvl w:ilvl="7" w:tentative="1">
+      <w:start w:val="1"/>
+      <w:numFmt w:val="bullet"/>
+      <w:lvlText w:val=""/>
+      <w:lvlJc w:val="left"/>
+      <w:pPr>
+        <w:tabs>
+          <w:tab w:val="num" w:pos="5760"/>
+        </w:tabs>
+        <w:ind w:left="5760" w:hanging="360"/>
+      </w:pPr>
+      <w:rPr>
+        <w:rFonts w:ascii="Wingdings" w:hAnsi="Wingdings" w:hint="default"/>
+        <w:sz w:val="20"/>
+      </w:rPr>
+    </w:lvl>
+    <w:lvl w:ilvl="8" w:tentative="1">
+      <w:start w:val="1"/>
+      <w:numFmt w:val="bullet"/>
+      <w:lvlText w:val=""/>
+      <w:lvlJc w:val="left"/>
+      <w:pPr>
+        <w:tabs>
+          <w:tab w:val="num" w:pos="6480"/>
+        </w:tabs>
+        <w:ind w:left="6480" w:hanging="360"/>
+      </w:pPr>
+      <w:rPr>
+        <w:rFonts w:ascii="Wingdings" w:hAnsi="Wingdings" w:hint="default"/>
+        <w:sz w:val="20"/>
+      </w:rPr>
+    </w:lvl>
+  </w:abstractNum>
+  <w:abstractNum w:abstractNumId="78" w15:restartNumberingAfterBreak="0">
     <w:nsid w:val="44DA1CD2"/>
     <w:multiLevelType w:val="multilevel"/>
     <w:tmpl w:val="B1AC9104"/>
@@ -44482,7 +49556,7 @@
       </w:rPr>
     </w:lvl>
   </w:abstractNum>
-  <w:abstractNum w:abstractNumId="72" w15:restartNumberingAfterBreak="0">
+  <w:abstractNum w:abstractNumId="79" w15:restartNumberingAfterBreak="0">
     <w:nsid w:val="45F76962"/>
     <w:multiLevelType w:val="multilevel"/>
     <w:tmpl w:val="33BC3140"/>
@@ -44631,7 +49705,7 @@
       </w:rPr>
     </w:lvl>
   </w:abstractNum>
-  <w:abstractNum w:abstractNumId="73" w15:restartNumberingAfterBreak="0">
+  <w:abstractNum w:abstractNumId="80" w15:restartNumberingAfterBreak="0">
     <w:nsid w:val="460F7968"/>
     <w:multiLevelType w:val="multilevel"/>
     <w:tmpl w:val="DEBC52AA"/>
@@ -44780,7 +49854,7 @@
       </w:rPr>
     </w:lvl>
   </w:abstractNum>
-  <w:abstractNum w:abstractNumId="74" w15:restartNumberingAfterBreak="0">
+  <w:abstractNum w:abstractNumId="81" w15:restartNumberingAfterBreak="0">
     <w:nsid w:val="466E3EF1"/>
     <w:multiLevelType w:val="multilevel"/>
     <w:tmpl w:val="BD4CA552"/>
@@ -44929,7 +50003,7 @@
       </w:rPr>
     </w:lvl>
   </w:abstractNum>
-  <w:abstractNum w:abstractNumId="75" w15:restartNumberingAfterBreak="0">
+  <w:abstractNum w:abstractNumId="82" w15:restartNumberingAfterBreak="0">
     <w:nsid w:val="468A535D"/>
     <w:multiLevelType w:val="multilevel"/>
     <w:tmpl w:val="DDD849AE"/>
@@ -45078,7 +50152,7 @@
       </w:rPr>
     </w:lvl>
   </w:abstractNum>
-  <w:abstractNum w:abstractNumId="76" w15:restartNumberingAfterBreak="0">
+  <w:abstractNum w:abstractNumId="83" w15:restartNumberingAfterBreak="0">
     <w:nsid w:val="49545E42"/>
     <w:multiLevelType w:val="multilevel"/>
     <w:tmpl w:val="AC5A89F2"/>
@@ -45227,7 +50301,7 @@
       </w:rPr>
     </w:lvl>
   </w:abstractNum>
-  <w:abstractNum w:abstractNumId="77" w15:restartNumberingAfterBreak="0">
+  <w:abstractNum w:abstractNumId="84" w15:restartNumberingAfterBreak="0">
     <w:nsid w:val="496C7DB4"/>
     <w:multiLevelType w:val="multilevel"/>
     <w:tmpl w:val="641AC55A"/>
@@ -45376,7 +50450,7 @@
       </w:rPr>
     </w:lvl>
   </w:abstractNum>
-  <w:abstractNum w:abstractNumId="78" w15:restartNumberingAfterBreak="0">
+  <w:abstractNum w:abstractNumId="85" w15:restartNumberingAfterBreak="0">
     <w:nsid w:val="4B873EDD"/>
     <w:multiLevelType w:val="multilevel"/>
     <w:tmpl w:val="C9D46800"/>
@@ -45525,7 +50599,7 @@
       </w:rPr>
     </w:lvl>
   </w:abstractNum>
-  <w:abstractNum w:abstractNumId="79" w15:restartNumberingAfterBreak="0">
+  <w:abstractNum w:abstractNumId="86" w15:restartNumberingAfterBreak="0">
     <w:nsid w:val="4C1F129C"/>
     <w:multiLevelType w:val="multilevel"/>
     <w:tmpl w:val="1F9ACC4A"/>
@@ -45674,7 +50748,7 @@
       </w:rPr>
     </w:lvl>
   </w:abstractNum>
-  <w:abstractNum w:abstractNumId="80" w15:restartNumberingAfterBreak="0">
+  <w:abstractNum w:abstractNumId="87" w15:restartNumberingAfterBreak="0">
     <w:nsid w:val="4C581D3D"/>
     <w:multiLevelType w:val="multilevel"/>
     <w:tmpl w:val="DC287E28"/>
@@ -45823,7 +50897,7 @@
       </w:rPr>
     </w:lvl>
   </w:abstractNum>
-  <w:abstractNum w:abstractNumId="81" w15:restartNumberingAfterBreak="0">
+  <w:abstractNum w:abstractNumId="88" w15:restartNumberingAfterBreak="0">
     <w:nsid w:val="4D95120B"/>
     <w:multiLevelType w:val="multilevel"/>
     <w:tmpl w:val="B93E3872"/>
@@ -45972,7 +51046,7 @@
       </w:rPr>
     </w:lvl>
   </w:abstractNum>
-  <w:abstractNum w:abstractNumId="82" w15:restartNumberingAfterBreak="0">
+  <w:abstractNum w:abstractNumId="89" w15:restartNumberingAfterBreak="0">
     <w:nsid w:val="4DE349E8"/>
     <w:multiLevelType w:val="multilevel"/>
     <w:tmpl w:val="2602961E"/>
@@ -46121,7 +51195,7 @@
       </w:rPr>
     </w:lvl>
   </w:abstractNum>
-  <w:abstractNum w:abstractNumId="83" w15:restartNumberingAfterBreak="0">
+  <w:abstractNum w:abstractNumId="90" w15:restartNumberingAfterBreak="0">
     <w:nsid w:val="4E270012"/>
     <w:multiLevelType w:val="multilevel"/>
     <w:tmpl w:val="D6BEAE14"/>
@@ -46270,7 +51344,7 @@
       </w:rPr>
     </w:lvl>
   </w:abstractNum>
-  <w:abstractNum w:abstractNumId="84" w15:restartNumberingAfterBreak="0">
+  <w:abstractNum w:abstractNumId="91" w15:restartNumberingAfterBreak="0">
     <w:nsid w:val="4FBA6361"/>
     <w:multiLevelType w:val="multilevel"/>
     <w:tmpl w:val="811A21E2"/>
@@ -46419,7 +51493,7 @@
       </w:rPr>
     </w:lvl>
   </w:abstractNum>
-  <w:abstractNum w:abstractNumId="85" w15:restartNumberingAfterBreak="0">
+  <w:abstractNum w:abstractNumId="92" w15:restartNumberingAfterBreak="0">
     <w:nsid w:val="50993D95"/>
     <w:multiLevelType w:val="multilevel"/>
     <w:tmpl w:val="6CB253C2"/>
@@ -46568,7 +51642,7 @@
       </w:rPr>
     </w:lvl>
   </w:abstractNum>
-  <w:abstractNum w:abstractNumId="86" w15:restartNumberingAfterBreak="0">
+  <w:abstractNum w:abstractNumId="93" w15:restartNumberingAfterBreak="0">
     <w:nsid w:val="509B1AB9"/>
     <w:multiLevelType w:val="multilevel"/>
     <w:tmpl w:val="B666DE40"/>
@@ -46717,7 +51791,7 @@
       </w:rPr>
     </w:lvl>
   </w:abstractNum>
-  <w:abstractNum w:abstractNumId="87" w15:restartNumberingAfterBreak="0">
+  <w:abstractNum w:abstractNumId="94" w15:restartNumberingAfterBreak="0">
     <w:nsid w:val="51585CEE"/>
     <w:multiLevelType w:val="multilevel"/>
     <w:tmpl w:val="E3B672CE"/>
@@ -46866,7 +51940,7 @@
       </w:rPr>
     </w:lvl>
   </w:abstractNum>
-  <w:abstractNum w:abstractNumId="88" w15:restartNumberingAfterBreak="0">
+  <w:abstractNum w:abstractNumId="95" w15:restartNumberingAfterBreak="0">
     <w:nsid w:val="52095CDC"/>
     <w:multiLevelType w:val="multilevel"/>
     <w:tmpl w:val="40D2206A"/>
@@ -47015,7 +52089,7 @@
       </w:rPr>
     </w:lvl>
   </w:abstractNum>
-  <w:abstractNum w:abstractNumId="89" w15:restartNumberingAfterBreak="0">
+  <w:abstractNum w:abstractNumId="96" w15:restartNumberingAfterBreak="0">
     <w:nsid w:val="521947F4"/>
     <w:multiLevelType w:val="multilevel"/>
     <w:tmpl w:val="49B04408"/>
@@ -47164,7 +52238,7 @@
       </w:rPr>
     </w:lvl>
   </w:abstractNum>
-  <w:abstractNum w:abstractNumId="90" w15:restartNumberingAfterBreak="0">
+  <w:abstractNum w:abstractNumId="97" w15:restartNumberingAfterBreak="0">
     <w:nsid w:val="526A020C"/>
     <w:multiLevelType w:val="hybridMultilevel"/>
     <w:tmpl w:val="5BCC3EA0"/>
@@ -47277,7 +52351,7 @@
       </w:rPr>
     </w:lvl>
   </w:abstractNum>
-  <w:abstractNum w:abstractNumId="91" w15:restartNumberingAfterBreak="0">
+  <w:abstractNum w:abstractNumId="98" w15:restartNumberingAfterBreak="0">
     <w:nsid w:val="52CD3CA4"/>
     <w:multiLevelType w:val="multilevel"/>
     <w:tmpl w:val="3BF46ECC"/>
@@ -47426,7 +52500,7 @@
       </w:rPr>
     </w:lvl>
   </w:abstractNum>
-  <w:abstractNum w:abstractNumId="92" w15:restartNumberingAfterBreak="0">
+  <w:abstractNum w:abstractNumId="99" w15:restartNumberingAfterBreak="0">
     <w:nsid w:val="549B13B6"/>
     <w:multiLevelType w:val="multilevel"/>
     <w:tmpl w:val="CA825750"/>
@@ -47575,7 +52649,7 @@
       </w:rPr>
     </w:lvl>
   </w:abstractNum>
-  <w:abstractNum w:abstractNumId="93" w15:restartNumberingAfterBreak="0">
+  <w:abstractNum w:abstractNumId="100" w15:restartNumberingAfterBreak="0">
     <w:nsid w:val="56570B7B"/>
     <w:multiLevelType w:val="multilevel"/>
     <w:tmpl w:val="5E24FB8E"/>
@@ -47724,7 +52798,7 @@
       </w:rPr>
     </w:lvl>
   </w:abstractNum>
-  <w:abstractNum w:abstractNumId="94" w15:restartNumberingAfterBreak="0">
+  <w:abstractNum w:abstractNumId="101" w15:restartNumberingAfterBreak="0">
     <w:nsid w:val="569F4761"/>
     <w:multiLevelType w:val="multilevel"/>
     <w:tmpl w:val="4566B132"/>
@@ -47837,7 +52911,7 @@
       </w:pPr>
     </w:lvl>
   </w:abstractNum>
-  <w:abstractNum w:abstractNumId="95" w15:restartNumberingAfterBreak="0">
+  <w:abstractNum w:abstractNumId="102" w15:restartNumberingAfterBreak="0">
     <w:nsid w:val="57215F20"/>
     <w:multiLevelType w:val="multilevel"/>
     <w:tmpl w:val="33522134"/>
@@ -47986,7 +53060,7 @@
       </w:rPr>
     </w:lvl>
   </w:abstractNum>
-  <w:abstractNum w:abstractNumId="96" w15:restartNumberingAfterBreak="0">
+  <w:abstractNum w:abstractNumId="103" w15:restartNumberingAfterBreak="0">
     <w:nsid w:val="574B2BB5"/>
     <w:multiLevelType w:val="multilevel"/>
     <w:tmpl w:val="FAB23E1C"/>
@@ -48135,7 +53209,7 @@
       </w:rPr>
     </w:lvl>
   </w:abstractNum>
-  <w:abstractNum w:abstractNumId="97" w15:restartNumberingAfterBreak="0">
+  <w:abstractNum w:abstractNumId="104" w15:restartNumberingAfterBreak="0">
     <w:nsid w:val="576F00E9"/>
     <w:multiLevelType w:val="multilevel"/>
     <w:tmpl w:val="574EE174"/>
@@ -48284,7 +53358,7 @@
       </w:rPr>
     </w:lvl>
   </w:abstractNum>
-  <w:abstractNum w:abstractNumId="98" w15:restartNumberingAfterBreak="0">
+  <w:abstractNum w:abstractNumId="105" w15:restartNumberingAfterBreak="0">
     <w:nsid w:val="57C72A7F"/>
     <w:multiLevelType w:val="multilevel"/>
     <w:tmpl w:val="7C4E499A"/>
@@ -48404,7 +53478,7 @@
       </w:rPr>
     </w:lvl>
   </w:abstractNum>
-  <w:abstractNum w:abstractNumId="99" w15:restartNumberingAfterBreak="0">
+  <w:abstractNum w:abstractNumId="106" w15:restartNumberingAfterBreak="0">
     <w:nsid w:val="57EA7B2C"/>
     <w:multiLevelType w:val="multilevel"/>
     <w:tmpl w:val="10B8DCD6"/>
@@ -48549,7 +53623,7 @@
       </w:rPr>
     </w:lvl>
   </w:abstractNum>
-  <w:abstractNum w:abstractNumId="100" w15:restartNumberingAfterBreak="0">
+  <w:abstractNum w:abstractNumId="107" w15:restartNumberingAfterBreak="0">
     <w:nsid w:val="587121DF"/>
     <w:multiLevelType w:val="multilevel"/>
     <w:tmpl w:val="5C1CFD34"/>
@@ -48662,7 +53736,120 @@
       </w:pPr>
     </w:lvl>
   </w:abstractNum>
-  <w:abstractNum w:abstractNumId="101" w15:restartNumberingAfterBreak="0">
+  <w:abstractNum w:abstractNumId="108" w15:restartNumberingAfterBreak="0">
+    <w:nsid w:val="593633E3"/>
+    <w:multiLevelType w:val="multilevel"/>
+    <w:tmpl w:val="98D4A764"/>
+    <w:lvl w:ilvl="0">
+      <w:start w:val="1"/>
+      <w:numFmt w:val="decimal"/>
+      <w:lvlText w:val="%1."/>
+      <w:lvlJc w:val="left"/>
+      <w:pPr>
+        <w:tabs>
+          <w:tab w:val="num" w:pos="720"/>
+        </w:tabs>
+        <w:ind w:left="720" w:hanging="360"/>
+      </w:pPr>
+    </w:lvl>
+    <w:lvl w:ilvl="1" w:tentative="1">
+      <w:start w:val="1"/>
+      <w:numFmt w:val="decimal"/>
+      <w:lvlText w:val="%2."/>
+      <w:lvlJc w:val="left"/>
+      <w:pPr>
+        <w:tabs>
+          <w:tab w:val="num" w:pos="1440"/>
+        </w:tabs>
+        <w:ind w:left="1440" w:hanging="360"/>
+      </w:pPr>
+    </w:lvl>
+    <w:lvl w:ilvl="2" w:tentative="1">
+      <w:start w:val="1"/>
+      <w:numFmt w:val="decimal"/>
+      <w:lvlText w:val="%3."/>
+      <w:lvlJc w:val="left"/>
+      <w:pPr>
+        <w:tabs>
+          <w:tab w:val="num" w:pos="2160"/>
+        </w:tabs>
+        <w:ind w:left="2160" w:hanging="360"/>
+      </w:pPr>
+    </w:lvl>
+    <w:lvl w:ilvl="3" w:tentative="1">
+      <w:start w:val="1"/>
+      <w:numFmt w:val="decimal"/>
+      <w:lvlText w:val="%4."/>
+      <w:lvlJc w:val="left"/>
+      <w:pPr>
+        <w:tabs>
+          <w:tab w:val="num" w:pos="2880"/>
+        </w:tabs>
+        <w:ind w:left="2880" w:hanging="360"/>
+      </w:pPr>
+    </w:lvl>
+    <w:lvl w:ilvl="4" w:tentative="1">
+      <w:start w:val="1"/>
+      <w:numFmt w:val="decimal"/>
+      <w:lvlText w:val="%5."/>
+      <w:lvlJc w:val="left"/>
+      <w:pPr>
+        <w:tabs>
+          <w:tab w:val="num" w:pos="3600"/>
+        </w:tabs>
+        <w:ind w:left="3600" w:hanging="360"/>
+      </w:pPr>
+    </w:lvl>
+    <w:lvl w:ilvl="5" w:tentative="1">
+      <w:start w:val="1"/>
+      <w:numFmt w:val="decimal"/>
+      <w:lvlText w:val="%6."/>
+      <w:lvlJc w:val="left"/>
+      <w:pPr>
+        <w:tabs>
+          <w:tab w:val="num" w:pos="4320"/>
+        </w:tabs>
+        <w:ind w:left="4320" w:hanging="360"/>
+      </w:pPr>
+    </w:lvl>
+    <w:lvl w:ilvl="6" w:tentative="1">
+      <w:start w:val="1"/>
+      <w:numFmt w:val="decimal"/>
+      <w:lvlText w:val="%7."/>
+      <w:lvlJc w:val="left"/>
+      <w:pPr>
+        <w:tabs>
+          <w:tab w:val="num" w:pos="5040"/>
+        </w:tabs>
+        <w:ind w:left="5040" w:hanging="360"/>
+      </w:pPr>
+    </w:lvl>
+    <w:lvl w:ilvl="7" w:tentative="1">
+      <w:start w:val="1"/>
+      <w:numFmt w:val="decimal"/>
+      <w:lvlText w:val="%8."/>
+      <w:lvlJc w:val="left"/>
+      <w:pPr>
+        <w:tabs>
+          <w:tab w:val="num" w:pos="5760"/>
+        </w:tabs>
+        <w:ind w:left="5760" w:hanging="360"/>
+      </w:pPr>
+    </w:lvl>
+    <w:lvl w:ilvl="8" w:tentative="1">
+      <w:start w:val="1"/>
+      <w:numFmt w:val="decimal"/>
+      <w:lvlText w:val="%9."/>
+      <w:lvlJc w:val="left"/>
+      <w:pPr>
+        <w:tabs>
+          <w:tab w:val="num" w:pos="6480"/>
+        </w:tabs>
+        <w:ind w:left="6480" w:hanging="360"/>
+      </w:pPr>
+    </w:lvl>
+  </w:abstractNum>
+  <w:abstractNum w:abstractNumId="109" w15:restartNumberingAfterBreak="0">
     <w:nsid w:val="59B70DE2"/>
     <w:multiLevelType w:val="multilevel"/>
     <w:tmpl w:val="82B49F82"/>
@@ -48811,7 +53998,7 @@
       </w:rPr>
     </w:lvl>
   </w:abstractNum>
-  <w:abstractNum w:abstractNumId="102" w15:restartNumberingAfterBreak="0">
+  <w:abstractNum w:abstractNumId="110" w15:restartNumberingAfterBreak="0">
     <w:nsid w:val="5A4D1859"/>
     <w:multiLevelType w:val="multilevel"/>
     <w:tmpl w:val="90F6D7FE"/>
@@ -48960,7 +54147,156 @@
       </w:rPr>
     </w:lvl>
   </w:abstractNum>
-  <w:abstractNum w:abstractNumId="103" w15:restartNumberingAfterBreak="0">
+  <w:abstractNum w:abstractNumId="111" w15:restartNumberingAfterBreak="0">
+    <w:nsid w:val="5A577DD8"/>
+    <w:multiLevelType w:val="multilevel"/>
+    <w:tmpl w:val="393AC772"/>
+    <w:lvl w:ilvl="0">
+      <w:start w:val="1"/>
+      <w:numFmt w:val="bullet"/>
+      <w:lvlText w:val=""/>
+      <w:lvlJc w:val="left"/>
+      <w:pPr>
+        <w:tabs>
+          <w:tab w:val="num" w:pos="720"/>
+        </w:tabs>
+        <w:ind w:left="720" w:hanging="360"/>
+      </w:pPr>
+      <w:rPr>
+        <w:rFonts w:ascii="Symbol" w:hAnsi="Symbol" w:hint="default"/>
+        <w:sz w:val="20"/>
+      </w:rPr>
+    </w:lvl>
+    <w:lvl w:ilvl="1" w:tentative="1">
+      <w:start w:val="1"/>
+      <w:numFmt w:val="bullet"/>
+      <w:lvlText w:val="o"/>
+      <w:lvlJc w:val="left"/>
+      <w:pPr>
+        <w:tabs>
+          <w:tab w:val="num" w:pos="1440"/>
+        </w:tabs>
+        <w:ind w:left="1440" w:hanging="360"/>
+      </w:pPr>
+      <w:rPr>
+        <w:rFonts w:ascii="Courier New" w:hAnsi="Courier New" w:hint="default"/>
+        <w:sz w:val="20"/>
+      </w:rPr>
+    </w:lvl>
+    <w:lvl w:ilvl="2" w:tentative="1">
+      <w:start w:val="1"/>
+      <w:numFmt w:val="bullet"/>
+      <w:lvlText w:val=""/>
+      <w:lvlJc w:val="left"/>
+      <w:pPr>
+        <w:tabs>
+          <w:tab w:val="num" w:pos="2160"/>
+        </w:tabs>
+        <w:ind w:left="2160" w:hanging="360"/>
+      </w:pPr>
+      <w:rPr>
+        <w:rFonts w:ascii="Wingdings" w:hAnsi="Wingdings" w:hint="default"/>
+        <w:sz w:val="20"/>
+      </w:rPr>
+    </w:lvl>
+    <w:lvl w:ilvl="3" w:tentative="1">
+      <w:start w:val="1"/>
+      <w:numFmt w:val="bullet"/>
+      <w:lvlText w:val=""/>
+      <w:lvlJc w:val="left"/>
+      <w:pPr>
+        <w:tabs>
+          <w:tab w:val="num" w:pos="2880"/>
+        </w:tabs>
+        <w:ind w:left="2880" w:hanging="360"/>
+      </w:pPr>
+      <w:rPr>
+        <w:rFonts w:ascii="Wingdings" w:hAnsi="Wingdings" w:hint="default"/>
+        <w:sz w:val="20"/>
+      </w:rPr>
+    </w:lvl>
+    <w:lvl w:ilvl="4" w:tentative="1">
+      <w:start w:val="1"/>
+      <w:numFmt w:val="bullet"/>
+      <w:lvlText w:val=""/>
+      <w:lvlJc w:val="left"/>
+      <w:pPr>
+        <w:tabs>
+          <w:tab w:val="num" w:pos="3600"/>
+        </w:tabs>
+        <w:ind w:left="3600" w:hanging="360"/>
+      </w:pPr>
+      <w:rPr>
+        <w:rFonts w:ascii="Wingdings" w:hAnsi="Wingdings" w:hint="default"/>
+        <w:sz w:val="20"/>
+      </w:rPr>
+    </w:lvl>
+    <w:lvl w:ilvl="5" w:tentative="1">
+      <w:start w:val="1"/>
+      <w:numFmt w:val="bullet"/>
+      <w:lvlText w:val=""/>
+      <w:lvlJc w:val="left"/>
+      <w:pPr>
+        <w:tabs>
+          <w:tab w:val="num" w:pos="4320"/>
+        </w:tabs>
+        <w:ind w:left="4320" w:hanging="360"/>
+      </w:pPr>
+      <w:rPr>
+        <w:rFonts w:ascii="Wingdings" w:hAnsi="Wingdings" w:hint="default"/>
+        <w:sz w:val="20"/>
+      </w:rPr>
+    </w:lvl>
+    <w:lvl w:ilvl="6" w:tentative="1">
+      <w:start w:val="1"/>
+      <w:numFmt w:val="bullet"/>
+      <w:lvlText w:val=""/>
+      <w:lvlJc w:val="left"/>
+      <w:pPr>
+        <w:tabs>
+          <w:tab w:val="num" w:pos="5040"/>
+        </w:tabs>
+        <w:ind w:left="5040" w:hanging="360"/>
+      </w:pPr>
+      <w:rPr>
+        <w:rFonts w:ascii="Wingdings" w:hAnsi="Wingdings" w:hint="default"/>
+        <w:sz w:val="20"/>
+      </w:rPr>
+    </w:lvl>
+    <w:lvl w:ilvl="7" w:tentative="1">
+      <w:start w:val="1"/>
+      <w:numFmt w:val="bullet"/>
+      <w:lvlText w:val=""/>
+      <w:lvlJc w:val="left"/>
+      <w:pPr>
+        <w:tabs>
+          <w:tab w:val="num" w:pos="5760"/>
+        </w:tabs>
+        <w:ind w:left="5760" w:hanging="360"/>
+      </w:pPr>
+      <w:rPr>
+        <w:rFonts w:ascii="Wingdings" w:hAnsi="Wingdings" w:hint="default"/>
+        <w:sz w:val="20"/>
+      </w:rPr>
+    </w:lvl>
+    <w:lvl w:ilvl="8" w:tentative="1">
+      <w:start w:val="1"/>
+      <w:numFmt w:val="bullet"/>
+      <w:lvlText w:val=""/>
+      <w:lvlJc w:val="left"/>
+      <w:pPr>
+        <w:tabs>
+          <w:tab w:val="num" w:pos="6480"/>
+        </w:tabs>
+        <w:ind w:left="6480" w:hanging="360"/>
+      </w:pPr>
+      <w:rPr>
+        <w:rFonts w:ascii="Wingdings" w:hAnsi="Wingdings" w:hint="default"/>
+        <w:sz w:val="20"/>
+      </w:rPr>
+    </w:lvl>
+  </w:abstractNum>
+  <w:abstractNum w:abstractNumId="112" w15:restartNumberingAfterBreak="0">
     <w:nsid w:val="5B016CE6"/>
     <w:multiLevelType w:val="multilevel"/>
     <w:tmpl w:val="F69AFFCE"/>
@@ -49109,7 +54445,7 @@
       </w:rPr>
     </w:lvl>
   </w:abstractNum>
-  <w:abstractNum w:abstractNumId="104" w15:restartNumberingAfterBreak="0">
+  <w:abstractNum w:abstractNumId="113" w15:restartNumberingAfterBreak="0">
     <w:nsid w:val="5B5479B8"/>
     <w:multiLevelType w:val="multilevel"/>
     <w:tmpl w:val="B57AC0E6"/>
@@ -49258,7 +54594,7 @@
       </w:rPr>
     </w:lvl>
   </w:abstractNum>
-  <w:abstractNum w:abstractNumId="105" w15:restartNumberingAfterBreak="0">
+  <w:abstractNum w:abstractNumId="114" w15:restartNumberingAfterBreak="0">
     <w:nsid w:val="5BAC2422"/>
     <w:multiLevelType w:val="multilevel"/>
     <w:tmpl w:val="BD7A7EEE"/>
@@ -49407,7 +54743,156 @@
       </w:rPr>
     </w:lvl>
   </w:abstractNum>
-  <w:abstractNum w:abstractNumId="106" w15:restartNumberingAfterBreak="0">
+  <w:abstractNum w:abstractNumId="115" w15:restartNumberingAfterBreak="0">
+    <w:nsid w:val="5C3F269A"/>
+    <w:multiLevelType w:val="multilevel"/>
+    <w:tmpl w:val="1DD4A5FE"/>
+    <w:lvl w:ilvl="0">
+      <w:start w:val="1"/>
+      <w:numFmt w:val="bullet"/>
+      <w:lvlText w:val=""/>
+      <w:lvlJc w:val="left"/>
+      <w:pPr>
+        <w:tabs>
+          <w:tab w:val="num" w:pos="720"/>
+        </w:tabs>
+        <w:ind w:left="720" w:hanging="360"/>
+      </w:pPr>
+      <w:rPr>
+        <w:rFonts w:ascii="Symbol" w:hAnsi="Symbol" w:hint="default"/>
+        <w:sz w:val="20"/>
+      </w:rPr>
+    </w:lvl>
+    <w:lvl w:ilvl="1" w:tentative="1">
+      <w:start w:val="1"/>
+      <w:numFmt w:val="bullet"/>
+      <w:lvlText w:val="o"/>
+      <w:lvlJc w:val="left"/>
+      <w:pPr>
+        <w:tabs>
+          <w:tab w:val="num" w:pos="1440"/>
+        </w:tabs>
+        <w:ind w:left="1440" w:hanging="360"/>
+      </w:pPr>
+      <w:rPr>
+        <w:rFonts w:ascii="Courier New" w:hAnsi="Courier New" w:hint="default"/>
+        <w:sz w:val="20"/>
+      </w:rPr>
+    </w:lvl>
+    <w:lvl w:ilvl="2" w:tentative="1">
+      <w:start w:val="1"/>
+      <w:numFmt w:val="bullet"/>
+      <w:lvlText w:val=""/>
+      <w:lvlJc w:val="left"/>
+      <w:pPr>
+        <w:tabs>
+          <w:tab w:val="num" w:pos="2160"/>
+        </w:tabs>
+        <w:ind w:left="2160" w:hanging="360"/>
+      </w:pPr>
+      <w:rPr>
+        <w:rFonts w:ascii="Wingdings" w:hAnsi="Wingdings" w:hint="default"/>
+        <w:sz w:val="20"/>
+      </w:rPr>
+    </w:lvl>
+    <w:lvl w:ilvl="3" w:tentative="1">
+      <w:start w:val="1"/>
+      <w:numFmt w:val="bullet"/>
+      <w:lvlText w:val=""/>
+      <w:lvlJc w:val="left"/>
+      <w:pPr>
+        <w:tabs>
+          <w:tab w:val="num" w:pos="2880"/>
+        </w:tabs>
+        <w:ind w:left="2880" w:hanging="360"/>
+      </w:pPr>
+      <w:rPr>
+        <w:rFonts w:ascii="Wingdings" w:hAnsi="Wingdings" w:hint="default"/>
+        <w:sz w:val="20"/>
+      </w:rPr>
+    </w:lvl>
+    <w:lvl w:ilvl="4" w:tentative="1">
+      <w:start w:val="1"/>
+      <w:numFmt w:val="bullet"/>
+      <w:lvlText w:val=""/>
+      <w:lvlJc w:val="left"/>
+      <w:pPr>
+        <w:tabs>
+          <w:tab w:val="num" w:pos="3600"/>
+        </w:tabs>
+        <w:ind w:left="3600" w:hanging="360"/>
+      </w:pPr>
+      <w:rPr>
+        <w:rFonts w:ascii="Wingdings" w:hAnsi="Wingdings" w:hint="default"/>
+        <w:sz w:val="20"/>
+      </w:rPr>
+    </w:lvl>
+    <w:lvl w:ilvl="5" w:tentative="1">
+      <w:start w:val="1"/>
+      <w:numFmt w:val="bullet"/>
+      <w:lvlText w:val=""/>
+      <w:lvlJc w:val="left"/>
+      <w:pPr>
+        <w:tabs>
+          <w:tab w:val="num" w:pos="4320"/>
+        </w:tabs>
+        <w:ind w:left="4320" w:hanging="360"/>
+      </w:pPr>
+      <w:rPr>
+        <w:rFonts w:ascii="Wingdings" w:hAnsi="Wingdings" w:hint="default"/>
+        <w:sz w:val="20"/>
+      </w:rPr>
+    </w:lvl>
+    <w:lvl w:ilvl="6" w:tentative="1">
+      <w:start w:val="1"/>
+      <w:numFmt w:val="bullet"/>
+      <w:lvlText w:val=""/>
+      <w:lvlJc w:val="left"/>
+      <w:pPr>
+        <w:tabs>
+          <w:tab w:val="num" w:pos="5040"/>
+        </w:tabs>
+        <w:ind w:left="5040" w:hanging="360"/>
+      </w:pPr>
+      <w:rPr>
+        <w:rFonts w:ascii="Wingdings" w:hAnsi="Wingdings" w:hint="default"/>
+        <w:sz w:val="20"/>
+      </w:rPr>
+    </w:lvl>
+    <w:lvl w:ilvl="7" w:tentative="1">
+      <w:start w:val="1"/>
+      <w:numFmt w:val="bullet"/>
+      <w:lvlText w:val=""/>
+      <w:lvlJc w:val="left"/>
+      <w:pPr>
+        <w:tabs>
+          <w:tab w:val="num" w:pos="5760"/>
+        </w:tabs>
+        <w:ind w:left="5760" w:hanging="360"/>
+      </w:pPr>
+      <w:rPr>
+        <w:rFonts w:ascii="Wingdings" w:hAnsi="Wingdings" w:hint="default"/>
+        <w:sz w:val="20"/>
+      </w:rPr>
+    </w:lvl>
+    <w:lvl w:ilvl="8" w:tentative="1">
+      <w:start w:val="1"/>
+      <w:numFmt w:val="bullet"/>
+      <w:lvlText w:val=""/>
+      <w:lvlJc w:val="left"/>
+      <w:pPr>
+        <w:tabs>
+          <w:tab w:val="num" w:pos="6480"/>
+        </w:tabs>
+        <w:ind w:left="6480" w:hanging="360"/>
+      </w:pPr>
+      <w:rPr>
+        <w:rFonts w:ascii="Wingdings" w:hAnsi="Wingdings" w:hint="default"/>
+        <w:sz w:val="20"/>
+      </w:rPr>
+    </w:lvl>
+  </w:abstractNum>
+  <w:abstractNum w:abstractNumId="116" w15:restartNumberingAfterBreak="0">
     <w:nsid w:val="5D36190C"/>
     <w:multiLevelType w:val="multilevel"/>
     <w:tmpl w:val="266A0D14"/>
@@ -49556,7 +55041,156 @@
       </w:rPr>
     </w:lvl>
   </w:abstractNum>
-  <w:abstractNum w:abstractNumId="107" w15:restartNumberingAfterBreak="0">
+  <w:abstractNum w:abstractNumId="117" w15:restartNumberingAfterBreak="0">
+    <w:nsid w:val="5D4A1FDE"/>
+    <w:multiLevelType w:val="multilevel"/>
+    <w:tmpl w:val="8424FBC6"/>
+    <w:lvl w:ilvl="0">
+      <w:start w:val="1"/>
+      <w:numFmt w:val="bullet"/>
+      <w:lvlText w:val=""/>
+      <w:lvlJc w:val="left"/>
+      <w:pPr>
+        <w:tabs>
+          <w:tab w:val="num" w:pos="720"/>
+        </w:tabs>
+        <w:ind w:left="720" w:hanging="360"/>
+      </w:pPr>
+      <w:rPr>
+        <w:rFonts w:ascii="Symbol" w:hAnsi="Symbol" w:hint="default"/>
+        <w:sz w:val="20"/>
+      </w:rPr>
+    </w:lvl>
+    <w:lvl w:ilvl="1" w:tentative="1">
+      <w:start w:val="1"/>
+      <w:numFmt w:val="bullet"/>
+      <w:lvlText w:val="o"/>
+      <w:lvlJc w:val="left"/>
+      <w:pPr>
+        <w:tabs>
+          <w:tab w:val="num" w:pos="1440"/>
+        </w:tabs>
+        <w:ind w:left="1440" w:hanging="360"/>
+      </w:pPr>
+      <w:rPr>
+        <w:rFonts w:ascii="Courier New" w:hAnsi="Courier New" w:hint="default"/>
+        <w:sz w:val="20"/>
+      </w:rPr>
+    </w:lvl>
+    <w:lvl w:ilvl="2" w:tentative="1">
+      <w:start w:val="1"/>
+      <w:numFmt w:val="bullet"/>
+      <w:lvlText w:val=""/>
+      <w:lvlJc w:val="left"/>
+      <w:pPr>
+        <w:tabs>
+          <w:tab w:val="num" w:pos="2160"/>
+        </w:tabs>
+        <w:ind w:left="2160" w:hanging="360"/>
+      </w:pPr>
+      <w:rPr>
+        <w:rFonts w:ascii="Wingdings" w:hAnsi="Wingdings" w:hint="default"/>
+        <w:sz w:val="20"/>
+      </w:rPr>
+    </w:lvl>
+    <w:lvl w:ilvl="3" w:tentative="1">
+      <w:start w:val="1"/>
+      <w:numFmt w:val="bullet"/>
+      <w:lvlText w:val=""/>
+      <w:lvlJc w:val="left"/>
+      <w:pPr>
+        <w:tabs>
+          <w:tab w:val="num" w:pos="2880"/>
+        </w:tabs>
+        <w:ind w:left="2880" w:hanging="360"/>
+      </w:pPr>
+      <w:rPr>
+        <w:rFonts w:ascii="Wingdings" w:hAnsi="Wingdings" w:hint="default"/>
+        <w:sz w:val="20"/>
+      </w:rPr>
+    </w:lvl>
+    <w:lvl w:ilvl="4" w:tentative="1">
+      <w:start w:val="1"/>
+      <w:numFmt w:val="bullet"/>
+      <w:lvlText w:val=""/>
+      <w:lvlJc w:val="left"/>
+      <w:pPr>
+        <w:tabs>
+          <w:tab w:val="num" w:pos="3600"/>
+        </w:tabs>
+        <w:ind w:left="3600" w:hanging="360"/>
+      </w:pPr>
+      <w:rPr>
+        <w:rFonts w:ascii="Wingdings" w:hAnsi="Wingdings" w:hint="default"/>
+        <w:sz w:val="20"/>
+      </w:rPr>
+    </w:lvl>
+    <w:lvl w:ilvl="5" w:tentative="1">
+      <w:start w:val="1"/>
+      <w:numFmt w:val="bullet"/>
+      <w:lvlText w:val=""/>
+      <w:lvlJc w:val="left"/>
+      <w:pPr>
+        <w:tabs>
+          <w:tab w:val="num" w:pos="4320"/>
+        </w:tabs>
+        <w:ind w:left="4320" w:hanging="360"/>
+      </w:pPr>
+      <w:rPr>
+        <w:rFonts w:ascii="Wingdings" w:hAnsi="Wingdings" w:hint="default"/>
+        <w:sz w:val="20"/>
+      </w:rPr>
+    </w:lvl>
+    <w:lvl w:ilvl="6" w:tentative="1">
+      <w:start w:val="1"/>
+      <w:numFmt w:val="bullet"/>
+      <w:lvlText w:val=""/>
+      <w:lvlJc w:val="left"/>
+      <w:pPr>
+        <w:tabs>
+          <w:tab w:val="num" w:pos="5040"/>
+        </w:tabs>
+        <w:ind w:left="5040" w:hanging="360"/>
+      </w:pPr>
+      <w:rPr>
+        <w:rFonts w:ascii="Wingdings" w:hAnsi="Wingdings" w:hint="default"/>
+        <w:sz w:val="20"/>
+      </w:rPr>
+    </w:lvl>
+    <w:lvl w:ilvl="7" w:tentative="1">
+      <w:start w:val="1"/>
+      <w:numFmt w:val="bullet"/>
+      <w:lvlText w:val=""/>
+      <w:lvlJc w:val="left"/>
+      <w:pPr>
+        <w:tabs>
+          <w:tab w:val="num" w:pos="5760"/>
+        </w:tabs>
+        <w:ind w:left="5760" w:hanging="360"/>
+      </w:pPr>
+      <w:rPr>
+        <w:rFonts w:ascii="Wingdings" w:hAnsi="Wingdings" w:hint="default"/>
+        <w:sz w:val="20"/>
+      </w:rPr>
+    </w:lvl>
+    <w:lvl w:ilvl="8" w:tentative="1">
+      <w:start w:val="1"/>
+      <w:numFmt w:val="bullet"/>
+      <w:lvlText w:val=""/>
+      <w:lvlJc w:val="left"/>
+      <w:pPr>
+        <w:tabs>
+          <w:tab w:val="num" w:pos="6480"/>
+        </w:tabs>
+        <w:ind w:left="6480" w:hanging="360"/>
+      </w:pPr>
+      <w:rPr>
+        <w:rFonts w:ascii="Wingdings" w:hAnsi="Wingdings" w:hint="default"/>
+        <w:sz w:val="20"/>
+      </w:rPr>
+    </w:lvl>
+  </w:abstractNum>
+  <w:abstractNum w:abstractNumId="118" w15:restartNumberingAfterBreak="0">
     <w:nsid w:val="5EFA54C9"/>
     <w:multiLevelType w:val="multilevel"/>
     <w:tmpl w:val="B3C66910"/>
@@ -49669,7 +55303,7 @@
       </w:pPr>
     </w:lvl>
   </w:abstractNum>
-  <w:abstractNum w:abstractNumId="108" w15:restartNumberingAfterBreak="0">
+  <w:abstractNum w:abstractNumId="119" w15:restartNumberingAfterBreak="0">
     <w:nsid w:val="5F2306E9"/>
     <w:multiLevelType w:val="multilevel"/>
     <w:tmpl w:val="8258E2A8"/>
@@ -49782,7 +55416,7 @@
       </w:pPr>
     </w:lvl>
   </w:abstractNum>
-  <w:abstractNum w:abstractNumId="109" w15:restartNumberingAfterBreak="0">
+  <w:abstractNum w:abstractNumId="120" w15:restartNumberingAfterBreak="0">
     <w:nsid w:val="60816EDE"/>
     <w:multiLevelType w:val="multilevel"/>
     <w:tmpl w:val="F6E0A25E"/>
@@ -49931,7 +55565,7 @@
       </w:rPr>
     </w:lvl>
   </w:abstractNum>
-  <w:abstractNum w:abstractNumId="110" w15:restartNumberingAfterBreak="0">
+  <w:abstractNum w:abstractNumId="121" w15:restartNumberingAfterBreak="0">
     <w:nsid w:val="613C001F"/>
     <w:multiLevelType w:val="multilevel"/>
     <w:tmpl w:val="A2ECDA5C"/>
@@ -50080,7 +55714,7 @@
       </w:rPr>
     </w:lvl>
   </w:abstractNum>
-  <w:abstractNum w:abstractNumId="111" w15:restartNumberingAfterBreak="0">
+  <w:abstractNum w:abstractNumId="122" w15:restartNumberingAfterBreak="0">
     <w:nsid w:val="61746E7D"/>
     <w:multiLevelType w:val="multilevel"/>
     <w:tmpl w:val="E32250EE"/>
@@ -50229,7 +55863,7 @@
       </w:rPr>
     </w:lvl>
   </w:abstractNum>
-  <w:abstractNum w:abstractNumId="112" w15:restartNumberingAfterBreak="0">
+  <w:abstractNum w:abstractNumId="123" w15:restartNumberingAfterBreak="0">
     <w:nsid w:val="6199050F"/>
     <w:multiLevelType w:val="multilevel"/>
     <w:tmpl w:val="927AD81E"/>
@@ -50378,7 +56012,7 @@
       </w:rPr>
     </w:lvl>
   </w:abstractNum>
-  <w:abstractNum w:abstractNumId="113" w15:restartNumberingAfterBreak="0">
+  <w:abstractNum w:abstractNumId="124" w15:restartNumberingAfterBreak="0">
     <w:nsid w:val="61E566B3"/>
     <w:multiLevelType w:val="multilevel"/>
     <w:tmpl w:val="360824AA"/>
@@ -50527,7 +56161,269 @@
       </w:rPr>
     </w:lvl>
   </w:abstractNum>
-  <w:abstractNum w:abstractNumId="114" w15:restartNumberingAfterBreak="0">
+  <w:abstractNum w:abstractNumId="125" w15:restartNumberingAfterBreak="0">
+    <w:nsid w:val="62D83FEA"/>
+    <w:multiLevelType w:val="multilevel"/>
+    <w:tmpl w:val="57CC9D04"/>
+    <w:lvl w:ilvl="0">
+      <w:start w:val="1"/>
+      <w:numFmt w:val="decimal"/>
+      <w:lvlText w:val="%1."/>
+      <w:lvlJc w:val="left"/>
+      <w:pPr>
+        <w:tabs>
+          <w:tab w:val="num" w:pos="720"/>
+        </w:tabs>
+        <w:ind w:left="720" w:hanging="360"/>
+      </w:pPr>
+    </w:lvl>
+    <w:lvl w:ilvl="1" w:tentative="1">
+      <w:start w:val="1"/>
+      <w:numFmt w:val="decimal"/>
+      <w:lvlText w:val="%2."/>
+      <w:lvlJc w:val="left"/>
+      <w:pPr>
+        <w:tabs>
+          <w:tab w:val="num" w:pos="1440"/>
+        </w:tabs>
+        <w:ind w:left="1440" w:hanging="360"/>
+      </w:pPr>
+    </w:lvl>
+    <w:lvl w:ilvl="2" w:tentative="1">
+      <w:start w:val="1"/>
+      <w:numFmt w:val="decimal"/>
+      <w:lvlText w:val="%3."/>
+      <w:lvlJc w:val="left"/>
+      <w:pPr>
+        <w:tabs>
+          <w:tab w:val="num" w:pos="2160"/>
+        </w:tabs>
+        <w:ind w:left="2160" w:hanging="360"/>
+      </w:pPr>
+    </w:lvl>
+    <w:lvl w:ilvl="3" w:tentative="1">
+      <w:start w:val="1"/>
+      <w:numFmt w:val="decimal"/>
+      <w:lvlText w:val="%4."/>
+      <w:lvlJc w:val="left"/>
+      <w:pPr>
+        <w:tabs>
+          <w:tab w:val="num" w:pos="2880"/>
+        </w:tabs>
+        <w:ind w:left="2880" w:hanging="360"/>
+      </w:pPr>
+    </w:lvl>
+    <w:lvl w:ilvl="4" w:tentative="1">
+      <w:start w:val="1"/>
+      <w:numFmt w:val="decimal"/>
+      <w:lvlText w:val="%5."/>
+      <w:lvlJc w:val="left"/>
+      <w:pPr>
+        <w:tabs>
+          <w:tab w:val="num" w:pos="3600"/>
+        </w:tabs>
+        <w:ind w:left="3600" w:hanging="360"/>
+      </w:pPr>
+    </w:lvl>
+    <w:lvl w:ilvl="5" w:tentative="1">
+      <w:start w:val="1"/>
+      <w:numFmt w:val="decimal"/>
+      <w:lvlText w:val="%6."/>
+      <w:lvlJc w:val="left"/>
+      <w:pPr>
+        <w:tabs>
+          <w:tab w:val="num" w:pos="4320"/>
+        </w:tabs>
+        <w:ind w:left="4320" w:hanging="360"/>
+      </w:pPr>
+    </w:lvl>
+    <w:lvl w:ilvl="6" w:tentative="1">
+      <w:start w:val="1"/>
+      <w:numFmt w:val="decimal"/>
+      <w:lvlText w:val="%7."/>
+      <w:lvlJc w:val="left"/>
+      <w:pPr>
+        <w:tabs>
+          <w:tab w:val="num" w:pos="5040"/>
+        </w:tabs>
+        <w:ind w:left="5040" w:hanging="360"/>
+      </w:pPr>
+    </w:lvl>
+    <w:lvl w:ilvl="7" w:tentative="1">
+      <w:start w:val="1"/>
+      <w:numFmt w:val="decimal"/>
+      <w:lvlText w:val="%8."/>
+      <w:lvlJc w:val="left"/>
+      <w:pPr>
+        <w:tabs>
+          <w:tab w:val="num" w:pos="5760"/>
+        </w:tabs>
+        <w:ind w:left="5760" w:hanging="360"/>
+      </w:pPr>
+    </w:lvl>
+    <w:lvl w:ilvl="8" w:tentative="1">
+      <w:start w:val="1"/>
+      <w:numFmt w:val="decimal"/>
+      <w:lvlText w:val="%9."/>
+      <w:lvlJc w:val="left"/>
+      <w:pPr>
+        <w:tabs>
+          <w:tab w:val="num" w:pos="6480"/>
+        </w:tabs>
+        <w:ind w:left="6480" w:hanging="360"/>
+      </w:pPr>
+    </w:lvl>
+  </w:abstractNum>
+  <w:abstractNum w:abstractNumId="126" w15:restartNumberingAfterBreak="0">
+    <w:nsid w:val="62F94849"/>
+    <w:multiLevelType w:val="multilevel"/>
+    <w:tmpl w:val="9B463FEA"/>
+    <w:lvl w:ilvl="0">
+      <w:start w:val="1"/>
+      <w:numFmt w:val="bullet"/>
+      <w:lvlText w:val=""/>
+      <w:lvlJc w:val="left"/>
+      <w:pPr>
+        <w:tabs>
+          <w:tab w:val="num" w:pos="720"/>
+        </w:tabs>
+        <w:ind w:left="720" w:hanging="360"/>
+      </w:pPr>
+      <w:rPr>
+        <w:rFonts w:ascii="Symbol" w:hAnsi="Symbol" w:hint="default"/>
+        <w:sz w:val="20"/>
+      </w:rPr>
+    </w:lvl>
+    <w:lvl w:ilvl="1" w:tentative="1">
+      <w:start w:val="1"/>
+      <w:numFmt w:val="bullet"/>
+      <w:lvlText w:val="o"/>
+      <w:lvlJc w:val="left"/>
+      <w:pPr>
+        <w:tabs>
+          <w:tab w:val="num" w:pos="1440"/>
+        </w:tabs>
+        <w:ind w:left="1440" w:hanging="360"/>
+      </w:pPr>
+      <w:rPr>
+        <w:rFonts w:ascii="Courier New" w:hAnsi="Courier New" w:hint="default"/>
+        <w:sz w:val="20"/>
+      </w:rPr>
+    </w:lvl>
+    <w:lvl w:ilvl="2" w:tentative="1">
+      <w:start w:val="1"/>
+      <w:numFmt w:val="bullet"/>
+      <w:lvlText w:val=""/>
+      <w:lvlJc w:val="left"/>
+      <w:pPr>
+        <w:tabs>
+          <w:tab w:val="num" w:pos="2160"/>
+        </w:tabs>
+        <w:ind w:left="2160" w:hanging="360"/>
+      </w:pPr>
+      <w:rPr>
+        <w:rFonts w:ascii="Wingdings" w:hAnsi="Wingdings" w:hint="default"/>
+        <w:sz w:val="20"/>
+      </w:rPr>
+    </w:lvl>
+    <w:lvl w:ilvl="3" w:tentative="1">
+      <w:start w:val="1"/>
+      <w:numFmt w:val="bullet"/>
+      <w:lvlText w:val=""/>
+      <w:lvlJc w:val="left"/>
+      <w:pPr>
+        <w:tabs>
+          <w:tab w:val="num" w:pos="2880"/>
+        </w:tabs>
+        <w:ind w:left="2880" w:hanging="360"/>
+      </w:pPr>
+      <w:rPr>
+        <w:rFonts w:ascii="Wingdings" w:hAnsi="Wingdings" w:hint="default"/>
+        <w:sz w:val="20"/>
+      </w:rPr>
+    </w:lvl>
+    <w:lvl w:ilvl="4" w:tentative="1">
+      <w:start w:val="1"/>
+      <w:numFmt w:val="bullet"/>
+      <w:lvlText w:val=""/>
+      <w:lvlJc w:val="left"/>
+      <w:pPr>
+        <w:tabs>
+          <w:tab w:val="num" w:pos="3600"/>
+        </w:tabs>
+        <w:ind w:left="3600" w:hanging="360"/>
+      </w:pPr>
+      <w:rPr>
+        <w:rFonts w:ascii="Wingdings" w:hAnsi="Wingdings" w:hint="default"/>
+        <w:sz w:val="20"/>
+      </w:rPr>
+    </w:lvl>
+    <w:lvl w:ilvl="5" w:tentative="1">
+      <w:start w:val="1"/>
+      <w:numFmt w:val="bullet"/>
+      <w:lvlText w:val=""/>
+      <w:lvlJc w:val="left"/>
+      <w:pPr>
+        <w:tabs>
+          <w:tab w:val="num" w:pos="4320"/>
+        </w:tabs>
+        <w:ind w:left="4320" w:hanging="360"/>
+      </w:pPr>
+      <w:rPr>
+        <w:rFonts w:ascii="Wingdings" w:hAnsi="Wingdings" w:hint="default"/>
+        <w:sz w:val="20"/>
+      </w:rPr>
+    </w:lvl>
+    <w:lvl w:ilvl="6" w:tentative="1">
+      <w:start w:val="1"/>
+      <w:numFmt w:val="bullet"/>
+      <w:lvlText w:val=""/>
+      <w:lvlJc w:val="left"/>
+      <w:pPr>
+        <w:tabs>
+          <w:tab w:val="num" w:pos="5040"/>
+        </w:tabs>
+        <w:ind w:left="5040" w:hanging="360"/>
+      </w:pPr>
+      <w:rPr>
+        <w:rFonts w:ascii="Wingdings" w:hAnsi="Wingdings" w:hint="default"/>
+        <w:sz w:val="20"/>
+      </w:rPr>
+    </w:lvl>
+    <w:lvl w:ilvl="7" w:tentative="1">
+      <w:start w:val="1"/>
+      <w:numFmt w:val="bullet"/>
+      <w:lvlText w:val=""/>
+      <w:lvlJc w:val="left"/>
+      <w:pPr>
+        <w:tabs>
+          <w:tab w:val="num" w:pos="5760"/>
+        </w:tabs>
+        <w:ind w:left="5760" w:hanging="360"/>
+      </w:pPr>
+      <w:rPr>
+        <w:rFonts w:ascii="Wingdings" w:hAnsi="Wingdings" w:hint="default"/>
+        <w:sz w:val="20"/>
+      </w:rPr>
+    </w:lvl>
+    <w:lvl w:ilvl="8" w:tentative="1">
+      <w:start w:val="1"/>
+      <w:numFmt w:val="bullet"/>
+      <w:lvlText w:val=""/>
+      <w:lvlJc w:val="left"/>
+      <w:pPr>
+        <w:tabs>
+          <w:tab w:val="num" w:pos="6480"/>
+        </w:tabs>
+        <w:ind w:left="6480" w:hanging="360"/>
+      </w:pPr>
+      <w:rPr>
+        <w:rFonts w:ascii="Wingdings" w:hAnsi="Wingdings" w:hint="default"/>
+        <w:sz w:val="20"/>
+      </w:rPr>
+    </w:lvl>
+  </w:abstractNum>
+  <w:abstractNum w:abstractNumId="127" w15:restartNumberingAfterBreak="0">
     <w:nsid w:val="642C36D8"/>
     <w:multiLevelType w:val="multilevel"/>
     <w:tmpl w:val="5DB8E6CA"/>
@@ -50676,7 +56572,7 @@
       </w:rPr>
     </w:lvl>
   </w:abstractNum>
-  <w:abstractNum w:abstractNumId="115" w15:restartNumberingAfterBreak="0">
+  <w:abstractNum w:abstractNumId="128" w15:restartNumberingAfterBreak="0">
     <w:nsid w:val="645C6DE9"/>
     <w:multiLevelType w:val="multilevel"/>
     <w:tmpl w:val="874A8E6A"/>
@@ -50825,7 +56721,7 @@
       </w:rPr>
     </w:lvl>
   </w:abstractNum>
-  <w:abstractNum w:abstractNumId="116" w15:restartNumberingAfterBreak="0">
+  <w:abstractNum w:abstractNumId="129" w15:restartNumberingAfterBreak="0">
     <w:nsid w:val="64991161"/>
     <w:multiLevelType w:val="hybridMultilevel"/>
     <w:tmpl w:val="E2AA2E14"/>
@@ -50938,7 +56834,7 @@
       </w:rPr>
     </w:lvl>
   </w:abstractNum>
-  <w:abstractNum w:abstractNumId="117" w15:restartNumberingAfterBreak="0">
+  <w:abstractNum w:abstractNumId="130" w15:restartNumberingAfterBreak="0">
     <w:nsid w:val="656E08BD"/>
     <w:multiLevelType w:val="multilevel"/>
     <w:tmpl w:val="DC40414A"/>
@@ -51087,7 +56983,7 @@
       </w:rPr>
     </w:lvl>
   </w:abstractNum>
-  <w:abstractNum w:abstractNumId="118" w15:restartNumberingAfterBreak="0">
+  <w:abstractNum w:abstractNumId="131" w15:restartNumberingAfterBreak="0">
     <w:nsid w:val="657919F3"/>
     <w:multiLevelType w:val="multilevel"/>
     <w:tmpl w:val="4AC82EF8"/>
@@ -51236,7 +57132,7 @@
       </w:rPr>
     </w:lvl>
   </w:abstractNum>
-  <w:abstractNum w:abstractNumId="119" w15:restartNumberingAfterBreak="0">
+  <w:abstractNum w:abstractNumId="132" w15:restartNumberingAfterBreak="0">
     <w:nsid w:val="65D44F28"/>
     <w:multiLevelType w:val="multilevel"/>
     <w:tmpl w:val="FB220A7C"/>
@@ -51385,7 +57281,156 @@
       </w:rPr>
     </w:lvl>
   </w:abstractNum>
-  <w:abstractNum w:abstractNumId="120" w15:restartNumberingAfterBreak="0">
+  <w:abstractNum w:abstractNumId="133" w15:restartNumberingAfterBreak="0">
+    <w:nsid w:val="667C6F32"/>
+    <w:multiLevelType w:val="multilevel"/>
+    <w:tmpl w:val="6324B542"/>
+    <w:lvl w:ilvl="0">
+      <w:start w:val="1"/>
+      <w:numFmt w:val="bullet"/>
+      <w:lvlText w:val=""/>
+      <w:lvlJc w:val="left"/>
+      <w:pPr>
+        <w:tabs>
+          <w:tab w:val="num" w:pos="720"/>
+        </w:tabs>
+        <w:ind w:left="720" w:hanging="360"/>
+      </w:pPr>
+      <w:rPr>
+        <w:rFonts w:ascii="Symbol" w:hAnsi="Symbol" w:hint="default"/>
+        <w:sz w:val="20"/>
+      </w:rPr>
+    </w:lvl>
+    <w:lvl w:ilvl="1" w:tentative="1">
+      <w:start w:val="1"/>
+      <w:numFmt w:val="bullet"/>
+      <w:lvlText w:val="o"/>
+      <w:lvlJc w:val="left"/>
+      <w:pPr>
+        <w:tabs>
+          <w:tab w:val="num" w:pos="1440"/>
+        </w:tabs>
+        <w:ind w:left="1440" w:hanging="360"/>
+      </w:pPr>
+      <w:rPr>
+        <w:rFonts w:ascii="Courier New" w:hAnsi="Courier New" w:hint="default"/>
+        <w:sz w:val="20"/>
+      </w:rPr>
+    </w:lvl>
+    <w:lvl w:ilvl="2" w:tentative="1">
+      <w:start w:val="1"/>
+      <w:numFmt w:val="bullet"/>
+      <w:lvlText w:val=""/>
+      <w:lvlJc w:val="left"/>
+      <w:pPr>
+        <w:tabs>
+          <w:tab w:val="num" w:pos="2160"/>
+        </w:tabs>
+        <w:ind w:left="2160" w:hanging="360"/>
+      </w:pPr>
+      <w:rPr>
+        <w:rFonts w:ascii="Wingdings" w:hAnsi="Wingdings" w:hint="default"/>
+        <w:sz w:val="20"/>
+      </w:rPr>
+    </w:lvl>
+    <w:lvl w:ilvl="3" w:tentative="1">
+      <w:start w:val="1"/>
+      <w:numFmt w:val="bullet"/>
+      <w:lvlText w:val=""/>
+      <w:lvlJc w:val="left"/>
+      <w:pPr>
+        <w:tabs>
+          <w:tab w:val="num" w:pos="2880"/>
+        </w:tabs>
+        <w:ind w:left="2880" w:hanging="360"/>
+      </w:pPr>
+      <w:rPr>
+        <w:rFonts w:ascii="Wingdings" w:hAnsi="Wingdings" w:hint="default"/>
+        <w:sz w:val="20"/>
+      </w:rPr>
+    </w:lvl>
+    <w:lvl w:ilvl="4" w:tentative="1">
+      <w:start w:val="1"/>
+      <w:numFmt w:val="bullet"/>
+      <w:lvlText w:val=""/>
+      <w:lvlJc w:val="left"/>
+      <w:pPr>
+        <w:tabs>
+          <w:tab w:val="num" w:pos="3600"/>
+        </w:tabs>
+        <w:ind w:left="3600" w:hanging="360"/>
+      </w:pPr>
+      <w:rPr>
+        <w:rFonts w:ascii="Wingdings" w:hAnsi="Wingdings" w:hint="default"/>
+        <w:sz w:val="20"/>
+      </w:rPr>
+    </w:lvl>
+    <w:lvl w:ilvl="5" w:tentative="1">
+      <w:start w:val="1"/>
+      <w:numFmt w:val="bullet"/>
+      <w:lvlText w:val=""/>
+      <w:lvlJc w:val="left"/>
+      <w:pPr>
+        <w:tabs>
+          <w:tab w:val="num" w:pos="4320"/>
+        </w:tabs>
+        <w:ind w:left="4320" w:hanging="360"/>
+      </w:pPr>
+      <w:rPr>
+        <w:rFonts w:ascii="Wingdings" w:hAnsi="Wingdings" w:hint="default"/>
+        <w:sz w:val="20"/>
+      </w:rPr>
+    </w:lvl>
+    <w:lvl w:ilvl="6" w:tentative="1">
+      <w:start w:val="1"/>
+      <w:numFmt w:val="bullet"/>
+      <w:lvlText w:val=""/>
+      <w:lvlJc w:val="left"/>
+      <w:pPr>
+        <w:tabs>
+          <w:tab w:val="num" w:pos="5040"/>
+        </w:tabs>
+        <w:ind w:left="5040" w:hanging="360"/>
+      </w:pPr>
+      <w:rPr>
+        <w:rFonts w:ascii="Wingdings" w:hAnsi="Wingdings" w:hint="default"/>
+        <w:sz w:val="20"/>
+      </w:rPr>
+    </w:lvl>
+    <w:lvl w:ilvl="7" w:tentative="1">
+      <w:start w:val="1"/>
+      <w:numFmt w:val="bullet"/>
+      <w:lvlText w:val=""/>
+      <w:lvlJc w:val="left"/>
+      <w:pPr>
+        <w:tabs>
+          <w:tab w:val="num" w:pos="5760"/>
+        </w:tabs>
+        <w:ind w:left="5760" w:hanging="360"/>
+      </w:pPr>
+      <w:rPr>
+        <w:rFonts w:ascii="Wingdings" w:hAnsi="Wingdings" w:hint="default"/>
+        <w:sz w:val="20"/>
+      </w:rPr>
+    </w:lvl>
+    <w:lvl w:ilvl="8" w:tentative="1">
+      <w:start w:val="1"/>
+      <w:numFmt w:val="bullet"/>
+      <w:lvlText w:val=""/>
+      <w:lvlJc w:val="left"/>
+      <w:pPr>
+        <w:tabs>
+          <w:tab w:val="num" w:pos="6480"/>
+        </w:tabs>
+        <w:ind w:left="6480" w:hanging="360"/>
+      </w:pPr>
+      <w:rPr>
+        <w:rFonts w:ascii="Wingdings" w:hAnsi="Wingdings" w:hint="default"/>
+        <w:sz w:val="20"/>
+      </w:rPr>
+    </w:lvl>
+  </w:abstractNum>
+  <w:abstractNum w:abstractNumId="134" w15:restartNumberingAfterBreak="0">
     <w:nsid w:val="66D13085"/>
     <w:multiLevelType w:val="multilevel"/>
     <w:tmpl w:val="2278A456"/>
@@ -51498,7 +57543,7 @@
       </w:pPr>
     </w:lvl>
   </w:abstractNum>
-  <w:abstractNum w:abstractNumId="121" w15:restartNumberingAfterBreak="0">
+  <w:abstractNum w:abstractNumId="135" w15:restartNumberingAfterBreak="0">
     <w:nsid w:val="67AB46DE"/>
     <w:multiLevelType w:val="multilevel"/>
     <w:tmpl w:val="DDBE64A4"/>
@@ -51647,7 +57692,7 @@
       </w:rPr>
     </w:lvl>
   </w:abstractNum>
-  <w:abstractNum w:abstractNumId="122" w15:restartNumberingAfterBreak="0">
+  <w:abstractNum w:abstractNumId="136" w15:restartNumberingAfterBreak="0">
     <w:nsid w:val="68670397"/>
     <w:multiLevelType w:val="multilevel"/>
     <w:tmpl w:val="C756D4EC"/>
@@ -51796,7 +57841,7 @@
       </w:rPr>
     </w:lvl>
   </w:abstractNum>
-  <w:abstractNum w:abstractNumId="123" w15:restartNumberingAfterBreak="0">
+  <w:abstractNum w:abstractNumId="137" w15:restartNumberingAfterBreak="0">
     <w:nsid w:val="68722217"/>
     <w:multiLevelType w:val="hybridMultilevel"/>
     <w:tmpl w:val="22E6126A"/>
@@ -51909,7 +57954,7 @@
       </w:rPr>
     </w:lvl>
   </w:abstractNum>
-  <w:abstractNum w:abstractNumId="124" w15:restartNumberingAfterBreak="0">
+  <w:abstractNum w:abstractNumId="138" w15:restartNumberingAfterBreak="0">
     <w:nsid w:val="695C4B7B"/>
     <w:multiLevelType w:val="multilevel"/>
     <w:tmpl w:val="04E03D3A"/>
@@ -52054,7 +58099,156 @@
       </w:rPr>
     </w:lvl>
   </w:abstractNum>
-  <w:abstractNum w:abstractNumId="125" w15:restartNumberingAfterBreak="0">
+  <w:abstractNum w:abstractNumId="139" w15:restartNumberingAfterBreak="0">
+    <w:nsid w:val="696E7A30"/>
+    <w:multiLevelType w:val="multilevel"/>
+    <w:tmpl w:val="935CB366"/>
+    <w:lvl w:ilvl="0">
+      <w:start w:val="1"/>
+      <w:numFmt w:val="bullet"/>
+      <w:lvlText w:val=""/>
+      <w:lvlJc w:val="left"/>
+      <w:pPr>
+        <w:tabs>
+          <w:tab w:val="num" w:pos="720"/>
+        </w:tabs>
+        <w:ind w:left="720" w:hanging="360"/>
+      </w:pPr>
+      <w:rPr>
+        <w:rFonts w:ascii="Symbol" w:hAnsi="Symbol" w:hint="default"/>
+        <w:sz w:val="20"/>
+      </w:rPr>
+    </w:lvl>
+    <w:lvl w:ilvl="1" w:tentative="1">
+      <w:start w:val="1"/>
+      <w:numFmt w:val="bullet"/>
+      <w:lvlText w:val="o"/>
+      <w:lvlJc w:val="left"/>
+      <w:pPr>
+        <w:tabs>
+          <w:tab w:val="num" w:pos="1440"/>
+        </w:tabs>
+        <w:ind w:left="1440" w:hanging="360"/>
+      </w:pPr>
+      <w:rPr>
+        <w:rFonts w:ascii="Courier New" w:hAnsi="Courier New" w:hint="default"/>
+        <w:sz w:val="20"/>
+      </w:rPr>
+    </w:lvl>
+    <w:lvl w:ilvl="2" w:tentative="1">
+      <w:start w:val="1"/>
+      <w:numFmt w:val="bullet"/>
+      <w:lvlText w:val=""/>
+      <w:lvlJc w:val="left"/>
+      <w:pPr>
+        <w:tabs>
+          <w:tab w:val="num" w:pos="2160"/>
+        </w:tabs>
+        <w:ind w:left="2160" w:hanging="360"/>
+      </w:pPr>
+      <w:rPr>
+        <w:rFonts w:ascii="Wingdings" w:hAnsi="Wingdings" w:hint="default"/>
+        <w:sz w:val="20"/>
+      </w:rPr>
+    </w:lvl>
+    <w:lvl w:ilvl="3" w:tentative="1">
+      <w:start w:val="1"/>
+      <w:numFmt w:val="bullet"/>
+      <w:lvlText w:val=""/>
+      <w:lvlJc w:val="left"/>
+      <w:pPr>
+        <w:tabs>
+          <w:tab w:val="num" w:pos="2880"/>
+        </w:tabs>
+        <w:ind w:left="2880" w:hanging="360"/>
+      </w:pPr>
+      <w:rPr>
+        <w:rFonts w:ascii="Wingdings" w:hAnsi="Wingdings" w:hint="default"/>
+        <w:sz w:val="20"/>
+      </w:rPr>
+    </w:lvl>
+    <w:lvl w:ilvl="4" w:tentative="1">
+      <w:start w:val="1"/>
+      <w:numFmt w:val="bullet"/>
+      <w:lvlText w:val=""/>
+      <w:lvlJc w:val="left"/>
+      <w:pPr>
+        <w:tabs>
+          <w:tab w:val="num" w:pos="3600"/>
+        </w:tabs>
+        <w:ind w:left="3600" w:hanging="360"/>
+      </w:pPr>
+      <w:rPr>
+        <w:rFonts w:ascii="Wingdings" w:hAnsi="Wingdings" w:hint="default"/>
+        <w:sz w:val="20"/>
+      </w:rPr>
+    </w:lvl>
+    <w:lvl w:ilvl="5" w:tentative="1">
+      <w:start w:val="1"/>
+      <w:numFmt w:val="bullet"/>
+      <w:lvlText w:val=""/>
+      <w:lvlJc w:val="left"/>
+      <w:pPr>
+        <w:tabs>
+          <w:tab w:val="num" w:pos="4320"/>
+        </w:tabs>
+        <w:ind w:left="4320" w:hanging="360"/>
+      </w:pPr>
+      <w:rPr>
+        <w:rFonts w:ascii="Wingdings" w:hAnsi="Wingdings" w:hint="default"/>
+        <w:sz w:val="20"/>
+      </w:rPr>
+    </w:lvl>
+    <w:lvl w:ilvl="6" w:tentative="1">
+      <w:start w:val="1"/>
+      <w:numFmt w:val="bullet"/>
+      <w:lvlText w:val=""/>
+      <w:lvlJc w:val="left"/>
+      <w:pPr>
+        <w:tabs>
+          <w:tab w:val="num" w:pos="5040"/>
+        </w:tabs>
+        <w:ind w:left="5040" w:hanging="360"/>
+      </w:pPr>
+      <w:rPr>
+        <w:rFonts w:ascii="Wingdings" w:hAnsi="Wingdings" w:hint="default"/>
+        <w:sz w:val="20"/>
+      </w:rPr>
+    </w:lvl>
+    <w:lvl w:ilvl="7" w:tentative="1">
+      <w:start w:val="1"/>
+      <w:numFmt w:val="bullet"/>
+      <w:lvlText w:val=""/>
+      <w:lvlJc w:val="left"/>
+      <w:pPr>
+        <w:tabs>
+          <w:tab w:val="num" w:pos="5760"/>
+        </w:tabs>
+        <w:ind w:left="5760" w:hanging="360"/>
+      </w:pPr>
+      <w:rPr>
+        <w:rFonts w:ascii="Wingdings" w:hAnsi="Wingdings" w:hint="default"/>
+        <w:sz w:val="20"/>
+      </w:rPr>
+    </w:lvl>
+    <w:lvl w:ilvl="8" w:tentative="1">
+      <w:start w:val="1"/>
+      <w:numFmt w:val="bullet"/>
+      <w:lvlText w:val=""/>
+      <w:lvlJc w:val="left"/>
+      <w:pPr>
+        <w:tabs>
+          <w:tab w:val="num" w:pos="6480"/>
+        </w:tabs>
+        <w:ind w:left="6480" w:hanging="360"/>
+      </w:pPr>
+      <w:rPr>
+        <w:rFonts w:ascii="Wingdings" w:hAnsi="Wingdings" w:hint="default"/>
+        <w:sz w:val="20"/>
+      </w:rPr>
+    </w:lvl>
+  </w:abstractNum>
+  <w:abstractNum w:abstractNumId="140" w15:restartNumberingAfterBreak="0">
     <w:nsid w:val="69775115"/>
     <w:multiLevelType w:val="multilevel"/>
     <w:tmpl w:val="ACF6CA24"/>
@@ -52203,7 +58397,7 @@
       </w:rPr>
     </w:lvl>
   </w:abstractNum>
-  <w:abstractNum w:abstractNumId="126" w15:restartNumberingAfterBreak="0">
+  <w:abstractNum w:abstractNumId="141" w15:restartNumberingAfterBreak="0">
     <w:nsid w:val="69EA79A0"/>
     <w:multiLevelType w:val="multilevel"/>
     <w:tmpl w:val="667E76B4"/>
@@ -52352,7 +58546,7 @@
       </w:rPr>
     </w:lvl>
   </w:abstractNum>
-  <w:abstractNum w:abstractNumId="127" w15:restartNumberingAfterBreak="0">
+  <w:abstractNum w:abstractNumId="142" w15:restartNumberingAfterBreak="0">
     <w:nsid w:val="6A825C2E"/>
     <w:multiLevelType w:val="multilevel"/>
     <w:tmpl w:val="24ECEC80"/>
@@ -52465,7 +58659,7 @@
       </w:pPr>
     </w:lvl>
   </w:abstractNum>
-  <w:abstractNum w:abstractNumId="128" w15:restartNumberingAfterBreak="0">
+  <w:abstractNum w:abstractNumId="143" w15:restartNumberingAfterBreak="0">
     <w:nsid w:val="6BF01D95"/>
     <w:multiLevelType w:val="multilevel"/>
     <w:tmpl w:val="2A1A9C18"/>
@@ -52614,7 +58808,7 @@
       </w:rPr>
     </w:lvl>
   </w:abstractNum>
-  <w:abstractNum w:abstractNumId="129" w15:restartNumberingAfterBreak="0">
+  <w:abstractNum w:abstractNumId="144" w15:restartNumberingAfterBreak="0">
     <w:nsid w:val="6D616DE4"/>
     <w:multiLevelType w:val="multilevel"/>
     <w:tmpl w:val="47A4D246"/>
@@ -52763,7 +58957,7 @@
       </w:rPr>
     </w:lvl>
   </w:abstractNum>
-  <w:abstractNum w:abstractNumId="130" w15:restartNumberingAfterBreak="0">
+  <w:abstractNum w:abstractNumId="145" w15:restartNumberingAfterBreak="0">
     <w:nsid w:val="6DAB11A3"/>
     <w:multiLevelType w:val="multilevel"/>
     <w:tmpl w:val="9DB4AF78"/>
@@ -52912,7 +59106,7 @@
       </w:rPr>
     </w:lvl>
   </w:abstractNum>
-  <w:abstractNum w:abstractNumId="131" w15:restartNumberingAfterBreak="0">
+  <w:abstractNum w:abstractNumId="146" w15:restartNumberingAfterBreak="0">
     <w:nsid w:val="6E54605F"/>
     <w:multiLevelType w:val="multilevel"/>
     <w:tmpl w:val="C31EC95A"/>
@@ -53061,7 +59255,7 @@
       </w:rPr>
     </w:lvl>
   </w:abstractNum>
-  <w:abstractNum w:abstractNumId="132" w15:restartNumberingAfterBreak="0">
+  <w:abstractNum w:abstractNumId="147" w15:restartNumberingAfterBreak="0">
     <w:nsid w:val="6E712CA5"/>
     <w:multiLevelType w:val="hybridMultilevel"/>
     <w:tmpl w:val="E1AE8552"/>
@@ -53174,7 +59368,7 @@
       </w:rPr>
     </w:lvl>
   </w:abstractNum>
-  <w:abstractNum w:abstractNumId="133" w15:restartNumberingAfterBreak="0">
+  <w:abstractNum w:abstractNumId="148" w15:restartNumberingAfterBreak="0">
     <w:nsid w:val="6F7779A8"/>
     <w:multiLevelType w:val="multilevel"/>
     <w:tmpl w:val="0358BA42"/>
@@ -53323,7 +59517,7 @@
       </w:rPr>
     </w:lvl>
   </w:abstractNum>
-  <w:abstractNum w:abstractNumId="134" w15:restartNumberingAfterBreak="0">
+  <w:abstractNum w:abstractNumId="149" w15:restartNumberingAfterBreak="0">
     <w:nsid w:val="6FC3699F"/>
     <w:multiLevelType w:val="multilevel"/>
     <w:tmpl w:val="B34CFA4C"/>
@@ -53472,7 +59666,7 @@
       </w:rPr>
     </w:lvl>
   </w:abstractNum>
-  <w:abstractNum w:abstractNumId="135" w15:restartNumberingAfterBreak="0">
+  <w:abstractNum w:abstractNumId="150" w15:restartNumberingAfterBreak="0">
     <w:nsid w:val="70AD6F59"/>
     <w:multiLevelType w:val="multilevel"/>
     <w:tmpl w:val="D736ECA2"/>
@@ -53585,7 +59779,7 @@
       </w:pPr>
     </w:lvl>
   </w:abstractNum>
-  <w:abstractNum w:abstractNumId="136" w15:restartNumberingAfterBreak="0">
+  <w:abstractNum w:abstractNumId="151" w15:restartNumberingAfterBreak="0">
     <w:nsid w:val="70D15C33"/>
     <w:multiLevelType w:val="multilevel"/>
     <w:tmpl w:val="95BCEAA4"/>
@@ -53698,7 +59892,120 @@
       </w:pPr>
     </w:lvl>
   </w:abstractNum>
-  <w:abstractNum w:abstractNumId="137" w15:restartNumberingAfterBreak="0">
+  <w:abstractNum w:abstractNumId="152" w15:restartNumberingAfterBreak="0">
+    <w:nsid w:val="72102340"/>
+    <w:multiLevelType w:val="multilevel"/>
+    <w:tmpl w:val="338879D0"/>
+    <w:lvl w:ilvl="0">
+      <w:start w:val="1"/>
+      <w:numFmt w:val="decimal"/>
+      <w:lvlText w:val="%1."/>
+      <w:lvlJc w:val="left"/>
+      <w:pPr>
+        <w:tabs>
+          <w:tab w:val="num" w:pos="720"/>
+        </w:tabs>
+        <w:ind w:left="720" w:hanging="360"/>
+      </w:pPr>
+    </w:lvl>
+    <w:lvl w:ilvl="1" w:tentative="1">
+      <w:start w:val="1"/>
+      <w:numFmt w:val="decimal"/>
+      <w:lvlText w:val="%2."/>
+      <w:lvlJc w:val="left"/>
+      <w:pPr>
+        <w:tabs>
+          <w:tab w:val="num" w:pos="1440"/>
+        </w:tabs>
+        <w:ind w:left="1440" w:hanging="360"/>
+      </w:pPr>
+    </w:lvl>
+    <w:lvl w:ilvl="2" w:tentative="1">
+      <w:start w:val="1"/>
+      <w:numFmt w:val="decimal"/>
+      <w:lvlText w:val="%3."/>
+      <w:lvlJc w:val="left"/>
+      <w:pPr>
+        <w:tabs>
+          <w:tab w:val="num" w:pos="2160"/>
+        </w:tabs>
+        <w:ind w:left="2160" w:hanging="360"/>
+      </w:pPr>
+    </w:lvl>
+    <w:lvl w:ilvl="3" w:tentative="1">
+      <w:start w:val="1"/>
+      <w:numFmt w:val="decimal"/>
+      <w:lvlText w:val="%4."/>
+      <w:lvlJc w:val="left"/>
+      <w:pPr>
+        <w:tabs>
+          <w:tab w:val="num" w:pos="2880"/>
+        </w:tabs>
+        <w:ind w:left="2880" w:hanging="360"/>
+      </w:pPr>
+    </w:lvl>
+    <w:lvl w:ilvl="4" w:tentative="1">
+      <w:start w:val="1"/>
+      <w:numFmt w:val="decimal"/>
+      <w:lvlText w:val="%5."/>
+      <w:lvlJc w:val="left"/>
+      <w:pPr>
+        <w:tabs>
+          <w:tab w:val="num" w:pos="3600"/>
+        </w:tabs>
+        <w:ind w:left="3600" w:hanging="360"/>
+      </w:pPr>
+    </w:lvl>
+    <w:lvl w:ilvl="5" w:tentative="1">
+      <w:start w:val="1"/>
+      <w:numFmt w:val="decimal"/>
+      <w:lvlText w:val="%6."/>
+      <w:lvlJc w:val="left"/>
+      <w:pPr>
+        <w:tabs>
+          <w:tab w:val="num" w:pos="4320"/>
+        </w:tabs>
+        <w:ind w:left="4320" w:hanging="360"/>
+      </w:pPr>
+    </w:lvl>
+    <w:lvl w:ilvl="6" w:tentative="1">
+      <w:start w:val="1"/>
+      <w:numFmt w:val="decimal"/>
+      <w:lvlText w:val="%7."/>
+      <w:lvlJc w:val="left"/>
+      <w:pPr>
+        <w:tabs>
+          <w:tab w:val="num" w:pos="5040"/>
+        </w:tabs>
+        <w:ind w:left="5040" w:hanging="360"/>
+      </w:pPr>
+    </w:lvl>
+    <w:lvl w:ilvl="7" w:tentative="1">
+      <w:start w:val="1"/>
+      <w:numFmt w:val="decimal"/>
+      <w:lvlText w:val="%8."/>
+      <w:lvlJc w:val="left"/>
+      <w:pPr>
+        <w:tabs>
+          <w:tab w:val="num" w:pos="5760"/>
+        </w:tabs>
+        <w:ind w:left="5760" w:hanging="360"/>
+      </w:pPr>
+    </w:lvl>
+    <w:lvl w:ilvl="8" w:tentative="1">
+      <w:start w:val="1"/>
+      <w:numFmt w:val="decimal"/>
+      <w:lvlText w:val="%9."/>
+      <w:lvlJc w:val="left"/>
+      <w:pPr>
+        <w:tabs>
+          <w:tab w:val="num" w:pos="6480"/>
+        </w:tabs>
+        <w:ind w:left="6480" w:hanging="360"/>
+      </w:pPr>
+    </w:lvl>
+  </w:abstractNum>
+  <w:abstractNum w:abstractNumId="153" w15:restartNumberingAfterBreak="0">
     <w:nsid w:val="72D40D94"/>
     <w:multiLevelType w:val="multilevel"/>
     <w:tmpl w:val="43DA6B66"/>
@@ -53847,7 +60154,7 @@
       </w:rPr>
     </w:lvl>
   </w:abstractNum>
-  <w:abstractNum w:abstractNumId="138" w15:restartNumberingAfterBreak="0">
+  <w:abstractNum w:abstractNumId="154" w15:restartNumberingAfterBreak="0">
     <w:nsid w:val="73AA0FF2"/>
     <w:multiLevelType w:val="multilevel"/>
     <w:tmpl w:val="C080A9CA"/>
@@ -53996,7 +60303,7 @@
       </w:rPr>
     </w:lvl>
   </w:abstractNum>
-  <w:abstractNum w:abstractNumId="139" w15:restartNumberingAfterBreak="0">
+  <w:abstractNum w:abstractNumId="155" w15:restartNumberingAfterBreak="0">
     <w:nsid w:val="73D61F79"/>
     <w:multiLevelType w:val="multilevel"/>
     <w:tmpl w:val="2FDC6168"/>
@@ -54109,7 +60416,7 @@
       </w:pPr>
     </w:lvl>
   </w:abstractNum>
-  <w:abstractNum w:abstractNumId="140" w15:restartNumberingAfterBreak="0">
+  <w:abstractNum w:abstractNumId="156" w15:restartNumberingAfterBreak="0">
     <w:nsid w:val="74984CBD"/>
     <w:multiLevelType w:val="multilevel"/>
     <w:tmpl w:val="574A2B90"/>
@@ -54258,7 +60565,7 @@
       </w:rPr>
     </w:lvl>
   </w:abstractNum>
-  <w:abstractNum w:abstractNumId="141" w15:restartNumberingAfterBreak="0">
+  <w:abstractNum w:abstractNumId="157" w15:restartNumberingAfterBreak="0">
     <w:nsid w:val="750D430E"/>
     <w:multiLevelType w:val="multilevel"/>
     <w:tmpl w:val="86525D8C"/>
@@ -54407,7 +60714,7 @@
       </w:rPr>
     </w:lvl>
   </w:abstractNum>
-  <w:abstractNum w:abstractNumId="142" w15:restartNumberingAfterBreak="0">
+  <w:abstractNum w:abstractNumId="158" w15:restartNumberingAfterBreak="0">
     <w:nsid w:val="75120641"/>
     <w:multiLevelType w:val="multilevel"/>
     <w:tmpl w:val="5B60EEDE"/>
@@ -54556,7 +60863,7 @@
       </w:rPr>
     </w:lvl>
   </w:abstractNum>
-  <w:abstractNum w:abstractNumId="143" w15:restartNumberingAfterBreak="0">
+  <w:abstractNum w:abstractNumId="159" w15:restartNumberingAfterBreak="0">
     <w:nsid w:val="764036DA"/>
     <w:multiLevelType w:val="multilevel"/>
     <w:tmpl w:val="1E5C124E"/>
@@ -54705,7 +61012,7 @@
       </w:rPr>
     </w:lvl>
   </w:abstractNum>
-  <w:abstractNum w:abstractNumId="144" w15:restartNumberingAfterBreak="0">
+  <w:abstractNum w:abstractNumId="160" w15:restartNumberingAfterBreak="0">
     <w:nsid w:val="765A2409"/>
     <w:multiLevelType w:val="multilevel"/>
     <w:tmpl w:val="2A182D44"/>
@@ -54854,7 +61161,7 @@
       </w:rPr>
     </w:lvl>
   </w:abstractNum>
-  <w:abstractNum w:abstractNumId="145" w15:restartNumberingAfterBreak="0">
+  <w:abstractNum w:abstractNumId="161" w15:restartNumberingAfterBreak="0">
     <w:nsid w:val="77914D7D"/>
     <w:multiLevelType w:val="multilevel"/>
     <w:tmpl w:val="13DC2842"/>
@@ -55003,7 +61310,7 @@
       </w:rPr>
     </w:lvl>
   </w:abstractNum>
-  <w:abstractNum w:abstractNumId="146" w15:restartNumberingAfterBreak="0">
+  <w:abstractNum w:abstractNumId="162" w15:restartNumberingAfterBreak="0">
     <w:nsid w:val="77D911AC"/>
     <w:multiLevelType w:val="multilevel"/>
     <w:tmpl w:val="5D063AC0"/>
@@ -55152,7 +61459,7 @@
       </w:rPr>
     </w:lvl>
   </w:abstractNum>
-  <w:abstractNum w:abstractNumId="147" w15:restartNumberingAfterBreak="0">
+  <w:abstractNum w:abstractNumId="163" w15:restartNumberingAfterBreak="0">
     <w:nsid w:val="78616FD9"/>
     <w:multiLevelType w:val="multilevel"/>
     <w:tmpl w:val="2E5014D0"/>
@@ -55301,7 +61608,7 @@
       </w:rPr>
     </w:lvl>
   </w:abstractNum>
-  <w:abstractNum w:abstractNumId="148" w15:restartNumberingAfterBreak="0">
+  <w:abstractNum w:abstractNumId="164" w15:restartNumberingAfterBreak="0">
     <w:nsid w:val="78FE7F38"/>
     <w:multiLevelType w:val="multilevel"/>
     <w:tmpl w:val="9600EBBE"/>
@@ -55450,7 +61757,7 @@
       </w:rPr>
     </w:lvl>
   </w:abstractNum>
-  <w:abstractNum w:abstractNumId="149" w15:restartNumberingAfterBreak="0">
+  <w:abstractNum w:abstractNumId="165" w15:restartNumberingAfterBreak="0">
     <w:nsid w:val="79771478"/>
     <w:multiLevelType w:val="multilevel"/>
     <w:tmpl w:val="D8749A38"/>
@@ -55599,7 +61906,156 @@
       </w:rPr>
     </w:lvl>
   </w:abstractNum>
-  <w:abstractNum w:abstractNumId="150" w15:restartNumberingAfterBreak="0">
+  <w:abstractNum w:abstractNumId="166" w15:restartNumberingAfterBreak="0">
+    <w:nsid w:val="797D068C"/>
+    <w:multiLevelType w:val="multilevel"/>
+    <w:tmpl w:val="915AB5A0"/>
+    <w:lvl w:ilvl="0">
+      <w:start w:val="1"/>
+      <w:numFmt w:val="bullet"/>
+      <w:lvlText w:val=""/>
+      <w:lvlJc w:val="left"/>
+      <w:pPr>
+        <w:tabs>
+          <w:tab w:val="num" w:pos="720"/>
+        </w:tabs>
+        <w:ind w:left="720" w:hanging="360"/>
+      </w:pPr>
+      <w:rPr>
+        <w:rFonts w:ascii="Symbol" w:hAnsi="Symbol" w:hint="default"/>
+        <w:sz w:val="20"/>
+      </w:rPr>
+    </w:lvl>
+    <w:lvl w:ilvl="1" w:tentative="1">
+      <w:start w:val="1"/>
+      <w:numFmt w:val="bullet"/>
+      <w:lvlText w:val="o"/>
+      <w:lvlJc w:val="left"/>
+      <w:pPr>
+        <w:tabs>
+          <w:tab w:val="num" w:pos="1440"/>
+        </w:tabs>
+        <w:ind w:left="1440" w:hanging="360"/>
+      </w:pPr>
+      <w:rPr>
+        <w:rFonts w:ascii="Courier New" w:hAnsi="Courier New" w:hint="default"/>
+        <w:sz w:val="20"/>
+      </w:rPr>
+    </w:lvl>
+    <w:lvl w:ilvl="2" w:tentative="1">
+      <w:start w:val="1"/>
+      <w:numFmt w:val="bullet"/>
+      <w:lvlText w:val=""/>
+      <w:lvlJc w:val="left"/>
+      <w:pPr>
+        <w:tabs>
+          <w:tab w:val="num" w:pos="2160"/>
+        </w:tabs>
+        <w:ind w:left="2160" w:hanging="360"/>
+      </w:pPr>
+      <w:rPr>
+        <w:rFonts w:ascii="Wingdings" w:hAnsi="Wingdings" w:hint="default"/>
+        <w:sz w:val="20"/>
+      </w:rPr>
+    </w:lvl>
+    <w:lvl w:ilvl="3" w:tentative="1">
+      <w:start w:val="1"/>
+      <w:numFmt w:val="bullet"/>
+      <w:lvlText w:val=""/>
+      <w:lvlJc w:val="left"/>
+      <w:pPr>
+        <w:tabs>
+          <w:tab w:val="num" w:pos="2880"/>
+        </w:tabs>
+        <w:ind w:left="2880" w:hanging="360"/>
+      </w:pPr>
+      <w:rPr>
+        <w:rFonts w:ascii="Wingdings" w:hAnsi="Wingdings" w:hint="default"/>
+        <w:sz w:val="20"/>
+      </w:rPr>
+    </w:lvl>
+    <w:lvl w:ilvl="4" w:tentative="1">
+      <w:start w:val="1"/>
+      <w:numFmt w:val="bullet"/>
+      <w:lvlText w:val=""/>
+      <w:lvlJc w:val="left"/>
+      <w:pPr>
+        <w:tabs>
+          <w:tab w:val="num" w:pos="3600"/>
+        </w:tabs>
+        <w:ind w:left="3600" w:hanging="360"/>
+      </w:pPr>
+      <w:rPr>
+        <w:rFonts w:ascii="Wingdings" w:hAnsi="Wingdings" w:hint="default"/>
+        <w:sz w:val="20"/>
+      </w:rPr>
+    </w:lvl>
+    <w:lvl w:ilvl="5" w:tentative="1">
+      <w:start w:val="1"/>
+      <w:numFmt w:val="bullet"/>
+      <w:lvlText w:val=""/>
+      <w:lvlJc w:val="left"/>
+      <w:pPr>
+        <w:tabs>
+          <w:tab w:val="num" w:pos="4320"/>
+        </w:tabs>
+        <w:ind w:left="4320" w:hanging="360"/>
+      </w:pPr>
+      <w:rPr>
+        <w:rFonts w:ascii="Wingdings" w:hAnsi="Wingdings" w:hint="default"/>
+        <w:sz w:val="20"/>
+      </w:rPr>
+    </w:lvl>
+    <w:lvl w:ilvl="6" w:tentative="1">
+      <w:start w:val="1"/>
+      <w:numFmt w:val="bullet"/>
+      <w:lvlText w:val=""/>
+      <w:lvlJc w:val="left"/>
+      <w:pPr>
+        <w:tabs>
+          <w:tab w:val="num" w:pos="5040"/>
+        </w:tabs>
+        <w:ind w:left="5040" w:hanging="360"/>
+      </w:pPr>
+      <w:rPr>
+        <w:rFonts w:ascii="Wingdings" w:hAnsi="Wingdings" w:hint="default"/>
+        <w:sz w:val="20"/>
+      </w:rPr>
+    </w:lvl>
+    <w:lvl w:ilvl="7" w:tentative="1">
+      <w:start w:val="1"/>
+      <w:numFmt w:val="bullet"/>
+      <w:lvlText w:val=""/>
+      <w:lvlJc w:val="left"/>
+      <w:pPr>
+        <w:tabs>
+          <w:tab w:val="num" w:pos="5760"/>
+        </w:tabs>
+        <w:ind w:left="5760" w:hanging="360"/>
+      </w:pPr>
+      <w:rPr>
+        <w:rFonts w:ascii="Wingdings" w:hAnsi="Wingdings" w:hint="default"/>
+        <w:sz w:val="20"/>
+      </w:rPr>
+    </w:lvl>
+    <w:lvl w:ilvl="8" w:tentative="1">
+      <w:start w:val="1"/>
+      <w:numFmt w:val="bullet"/>
+      <w:lvlText w:val=""/>
+      <w:lvlJc w:val="left"/>
+      <w:pPr>
+        <w:tabs>
+          <w:tab w:val="num" w:pos="6480"/>
+        </w:tabs>
+        <w:ind w:left="6480" w:hanging="360"/>
+      </w:pPr>
+      <w:rPr>
+        <w:rFonts w:ascii="Wingdings" w:hAnsi="Wingdings" w:hint="default"/>
+        <w:sz w:val="20"/>
+      </w:rPr>
+    </w:lvl>
+  </w:abstractNum>
+  <w:abstractNum w:abstractNumId="167" w15:restartNumberingAfterBreak="0">
     <w:nsid w:val="7A4214D6"/>
     <w:multiLevelType w:val="multilevel"/>
     <w:tmpl w:val="1BC0FAEC"/>
@@ -55712,7 +62168,7 @@
       </w:pPr>
     </w:lvl>
   </w:abstractNum>
-  <w:abstractNum w:abstractNumId="151" w15:restartNumberingAfterBreak="0">
+  <w:abstractNum w:abstractNumId="168" w15:restartNumberingAfterBreak="0">
     <w:nsid w:val="7A9C0456"/>
     <w:multiLevelType w:val="multilevel"/>
     <w:tmpl w:val="E9A866BC"/>
@@ -55861,7 +62317,7 @@
       </w:rPr>
     </w:lvl>
   </w:abstractNum>
-  <w:abstractNum w:abstractNumId="152" w15:restartNumberingAfterBreak="0">
+  <w:abstractNum w:abstractNumId="169" w15:restartNumberingAfterBreak="0">
     <w:nsid w:val="7AE20511"/>
     <w:multiLevelType w:val="multilevel"/>
     <w:tmpl w:val="1B9C8EDE"/>
@@ -56010,7 +62466,7 @@
       </w:rPr>
     </w:lvl>
   </w:abstractNum>
-  <w:abstractNum w:abstractNumId="153" w15:restartNumberingAfterBreak="0">
+  <w:abstractNum w:abstractNumId="170" w15:restartNumberingAfterBreak="0">
     <w:nsid w:val="7C163834"/>
     <w:multiLevelType w:val="multilevel"/>
     <w:tmpl w:val="CE760854"/>
@@ -56123,7 +62579,7 @@
       </w:pPr>
     </w:lvl>
   </w:abstractNum>
-  <w:abstractNum w:abstractNumId="154" w15:restartNumberingAfterBreak="0">
+  <w:abstractNum w:abstractNumId="171" w15:restartNumberingAfterBreak="0">
     <w:nsid w:val="7CE64DB0"/>
     <w:multiLevelType w:val="multilevel"/>
     <w:tmpl w:val="2DA0C2C4"/>
@@ -56272,7 +62728,7 @@
       </w:rPr>
     </w:lvl>
   </w:abstractNum>
-  <w:abstractNum w:abstractNumId="155" w15:restartNumberingAfterBreak="0">
+  <w:abstractNum w:abstractNumId="172" w15:restartNumberingAfterBreak="0">
     <w:nsid w:val="7D6270EF"/>
     <w:multiLevelType w:val="multilevel"/>
     <w:tmpl w:val="B6BE482E"/>
@@ -56390,7 +62846,7 @@
       </w:rPr>
     </w:lvl>
   </w:abstractNum>
-  <w:abstractNum w:abstractNumId="156" w15:restartNumberingAfterBreak="0">
+  <w:abstractNum w:abstractNumId="173" w15:restartNumberingAfterBreak="0">
     <w:nsid w:val="7E73676F"/>
     <w:multiLevelType w:val="multilevel"/>
     <w:tmpl w:val="99224924"/>
@@ -56539,7 +62995,7 @@
       </w:rPr>
     </w:lvl>
   </w:abstractNum>
-  <w:abstractNum w:abstractNumId="157" w15:restartNumberingAfterBreak="0">
+  <w:abstractNum w:abstractNumId="174" w15:restartNumberingAfterBreak="0">
     <w:nsid w:val="7EAD7B47"/>
     <w:multiLevelType w:val="multilevel"/>
     <w:tmpl w:val="2D58033E"/>
@@ -56688,7 +63144,7 @@
       </w:rPr>
     </w:lvl>
   </w:abstractNum>
-  <w:abstractNum w:abstractNumId="158" w15:restartNumberingAfterBreak="0">
+  <w:abstractNum w:abstractNumId="175" w15:restartNumberingAfterBreak="0">
     <w:nsid w:val="7EE73AA2"/>
     <w:multiLevelType w:val="multilevel"/>
     <w:tmpl w:val="4D1A4CB2"/>
@@ -56837,7 +63293,7 @@
       </w:rPr>
     </w:lvl>
   </w:abstractNum>
-  <w:abstractNum w:abstractNumId="159" w15:restartNumberingAfterBreak="0">
+  <w:abstractNum w:abstractNumId="176" w15:restartNumberingAfterBreak="0">
     <w:nsid w:val="7F4E1E0A"/>
     <w:multiLevelType w:val="multilevel"/>
     <w:tmpl w:val="4F7EEC88"/>
@@ -56951,193 +63407,193 @@
     </w:lvl>
   </w:abstractNum>
   <w:num w:numId="1" w16cid:durableId="2140416962">
+    <w:abstractNumId w:val="172"/>
+  </w:num>
+  <w:num w:numId="2" w16cid:durableId="1949435097">
+    <w:abstractNumId w:val="65"/>
+  </w:num>
+  <w:num w:numId="3" w16cid:durableId="286858861">
+    <w:abstractNumId w:val="129"/>
+  </w:num>
+  <w:num w:numId="4" w16cid:durableId="1402603681">
+    <w:abstractNumId w:val="75"/>
+  </w:num>
+  <w:num w:numId="5" w16cid:durableId="2073311080">
+    <w:abstractNumId w:val="97"/>
+  </w:num>
+  <w:num w:numId="6" w16cid:durableId="1470904622">
+    <w:abstractNumId w:val="137"/>
+  </w:num>
+  <w:num w:numId="7" w16cid:durableId="1428161499">
+    <w:abstractNumId w:val="44"/>
+  </w:num>
+  <w:num w:numId="8" w16cid:durableId="1305508476">
+    <w:abstractNumId w:val="22"/>
+  </w:num>
+  <w:num w:numId="9" w16cid:durableId="1817144159">
+    <w:abstractNumId w:val="167"/>
+  </w:num>
+  <w:num w:numId="10" w16cid:durableId="324866338">
     <w:abstractNumId w:val="155"/>
   </w:num>
-  <w:num w:numId="2" w16cid:durableId="1949435097">
-    <w:abstractNumId w:val="60"/>
-  </w:num>
-  <w:num w:numId="3" w16cid:durableId="286858861">
-    <w:abstractNumId w:val="116"/>
-  </w:num>
-  <w:num w:numId="4" w16cid:durableId="1402603681">
-    <w:abstractNumId w:val="70"/>
-  </w:num>
-  <w:num w:numId="5" w16cid:durableId="2073311080">
-    <w:abstractNumId w:val="90"/>
-  </w:num>
-  <w:num w:numId="6" w16cid:durableId="1470904622">
-    <w:abstractNumId w:val="123"/>
-  </w:num>
-  <w:num w:numId="7" w16cid:durableId="1428161499">
-    <w:abstractNumId w:val="41"/>
-  </w:num>
-  <w:num w:numId="8" w16cid:durableId="1305508476">
-    <w:abstractNumId w:val="19"/>
-  </w:num>
-  <w:num w:numId="9" w16cid:durableId="1817144159">
-    <w:abstractNumId w:val="150"/>
-  </w:num>
-  <w:num w:numId="10" w16cid:durableId="324866338">
-    <w:abstractNumId w:val="139"/>
-  </w:num>
   <w:num w:numId="11" w16cid:durableId="1991206038">
-    <w:abstractNumId w:val="57"/>
+    <w:abstractNumId w:val="62"/>
   </w:num>
   <w:num w:numId="12" w16cid:durableId="1724939765">
-    <w:abstractNumId w:val="144"/>
+    <w:abstractNumId w:val="160"/>
   </w:num>
   <w:num w:numId="13" w16cid:durableId="109788291">
-    <w:abstractNumId w:val="93"/>
+    <w:abstractNumId w:val="100"/>
   </w:num>
   <w:num w:numId="14" w16cid:durableId="39479560">
+    <w:abstractNumId w:val="74"/>
+  </w:num>
+  <w:num w:numId="15" w16cid:durableId="1778254413">
+    <w:abstractNumId w:val="92"/>
+  </w:num>
+  <w:num w:numId="16" w16cid:durableId="1902590394">
+    <w:abstractNumId w:val="170"/>
+  </w:num>
+  <w:num w:numId="17" w16cid:durableId="966351161">
+    <w:abstractNumId w:val="64"/>
+  </w:num>
+  <w:num w:numId="18" w16cid:durableId="1049459199">
+    <w:abstractNumId w:val="127"/>
+  </w:num>
+  <w:num w:numId="19" w16cid:durableId="1603033922">
+    <w:abstractNumId w:val="176"/>
+  </w:num>
+  <w:num w:numId="20" w16cid:durableId="1782259901">
     <w:abstractNumId w:val="69"/>
   </w:num>
-  <w:num w:numId="15" w16cid:durableId="1778254413">
-    <w:abstractNumId w:val="85"/>
-  </w:num>
-  <w:num w:numId="16" w16cid:durableId="1902590394">
-    <w:abstractNumId w:val="153"/>
-  </w:num>
-  <w:num w:numId="17" w16cid:durableId="966351161">
-    <w:abstractNumId w:val="59"/>
-  </w:num>
-  <w:num w:numId="18" w16cid:durableId="1049459199">
-    <w:abstractNumId w:val="114"/>
-  </w:num>
-  <w:num w:numId="19" w16cid:durableId="1603033922">
-    <w:abstractNumId w:val="159"/>
-  </w:num>
-  <w:num w:numId="20" w16cid:durableId="1782259901">
-    <w:abstractNumId w:val="64"/>
-  </w:num>
   <w:num w:numId="21" w16cid:durableId="522398563">
-    <w:abstractNumId w:val="94"/>
+    <w:abstractNumId w:val="101"/>
   </w:num>
   <w:num w:numId="22" w16cid:durableId="1626620516">
-    <w:abstractNumId w:val="65"/>
+    <w:abstractNumId w:val="70"/>
   </w:num>
   <w:num w:numId="23" w16cid:durableId="1823429332">
     <w:abstractNumId w:val="4"/>
   </w:num>
   <w:num w:numId="24" w16cid:durableId="223762478">
-    <w:abstractNumId w:val="107"/>
+    <w:abstractNumId w:val="118"/>
   </w:num>
   <w:num w:numId="25" w16cid:durableId="714424539">
-    <w:abstractNumId w:val="125"/>
+    <w:abstractNumId w:val="140"/>
   </w:num>
   <w:num w:numId="26" w16cid:durableId="2017269718">
-    <w:abstractNumId w:val="149"/>
+    <w:abstractNumId w:val="165"/>
   </w:num>
   <w:num w:numId="27" w16cid:durableId="1731886158">
-    <w:abstractNumId w:val="101"/>
+    <w:abstractNumId w:val="109"/>
   </w:num>
   <w:num w:numId="28" w16cid:durableId="1963263939">
-    <w:abstractNumId w:val="104"/>
+    <w:abstractNumId w:val="113"/>
   </w:num>
   <w:num w:numId="29" w16cid:durableId="1887525999">
-    <w:abstractNumId w:val="71"/>
+    <w:abstractNumId w:val="78"/>
   </w:num>
   <w:num w:numId="30" w16cid:durableId="1758017036">
-    <w:abstractNumId w:val="58"/>
+    <w:abstractNumId w:val="63"/>
   </w:num>
   <w:num w:numId="31" w16cid:durableId="2002461548">
-    <w:abstractNumId w:val="120"/>
+    <w:abstractNumId w:val="134"/>
   </w:num>
   <w:num w:numId="32" w16cid:durableId="852187967">
-    <w:abstractNumId w:val="148"/>
+    <w:abstractNumId w:val="164"/>
   </w:num>
   <w:num w:numId="33" w16cid:durableId="837384607">
-    <w:abstractNumId w:val="78"/>
+    <w:abstractNumId w:val="85"/>
   </w:num>
   <w:num w:numId="34" w16cid:durableId="253590359">
-    <w:abstractNumId w:val="130"/>
+    <w:abstractNumId w:val="145"/>
   </w:num>
   <w:num w:numId="35" w16cid:durableId="970792775">
-    <w:abstractNumId w:val="152"/>
+    <w:abstractNumId w:val="169"/>
   </w:num>
   <w:num w:numId="36" w16cid:durableId="1593003583">
-    <w:abstractNumId w:val="128"/>
+    <w:abstractNumId w:val="143"/>
   </w:num>
   <w:num w:numId="37" w16cid:durableId="74590995">
-    <w:abstractNumId w:val="131"/>
+    <w:abstractNumId w:val="146"/>
   </w:num>
   <w:num w:numId="38" w16cid:durableId="296498865">
-    <w:abstractNumId w:val="96"/>
+    <w:abstractNumId w:val="103"/>
   </w:num>
   <w:num w:numId="39" w16cid:durableId="558783789">
-    <w:abstractNumId w:val="95"/>
+    <w:abstractNumId w:val="102"/>
   </w:num>
   <w:num w:numId="40" w16cid:durableId="793711358">
-    <w:abstractNumId w:val="36"/>
+    <w:abstractNumId w:val="39"/>
   </w:num>
   <w:num w:numId="41" w16cid:durableId="570045795">
-    <w:abstractNumId w:val="136"/>
+    <w:abstractNumId w:val="151"/>
   </w:num>
   <w:num w:numId="42" w16cid:durableId="1964532701">
-    <w:abstractNumId w:val="52"/>
+    <w:abstractNumId w:val="56"/>
   </w:num>
   <w:num w:numId="43" w16cid:durableId="710492906">
-    <w:abstractNumId w:val="129"/>
+    <w:abstractNumId w:val="144"/>
   </w:num>
   <w:num w:numId="44" w16cid:durableId="2069721111">
-    <w:abstractNumId w:val="86"/>
+    <w:abstractNumId w:val="93"/>
   </w:num>
   <w:num w:numId="45" w16cid:durableId="376667907">
     <w:abstractNumId w:val="9"/>
   </w:num>
   <w:num w:numId="46" w16cid:durableId="1117523731">
+    <w:abstractNumId w:val="71"/>
+  </w:num>
+  <w:num w:numId="47" w16cid:durableId="227965041">
+    <w:abstractNumId w:val="45"/>
+  </w:num>
+  <w:num w:numId="48" w16cid:durableId="1578586209">
+    <w:abstractNumId w:val="174"/>
+  </w:num>
+  <w:num w:numId="49" w16cid:durableId="1564221957">
+    <w:abstractNumId w:val="29"/>
+  </w:num>
+  <w:num w:numId="50" w16cid:durableId="899752617">
+    <w:abstractNumId w:val="173"/>
+  </w:num>
+  <w:num w:numId="51" w16cid:durableId="1864437067">
+    <w:abstractNumId w:val="27"/>
+  </w:num>
+  <w:num w:numId="52" w16cid:durableId="1284078211">
+    <w:abstractNumId w:val="156"/>
+  </w:num>
+  <w:num w:numId="53" w16cid:durableId="1858889908">
+    <w:abstractNumId w:val="11"/>
+  </w:num>
+  <w:num w:numId="54" w16cid:durableId="1389375266">
+    <w:abstractNumId w:val="38"/>
+  </w:num>
+  <w:num w:numId="55" w16cid:durableId="1803495839">
+    <w:abstractNumId w:val="94"/>
+  </w:num>
+  <w:num w:numId="56" w16cid:durableId="333073638">
+    <w:abstractNumId w:val="37"/>
+  </w:num>
+  <w:num w:numId="57" w16cid:durableId="165706824">
+    <w:abstractNumId w:val="114"/>
+  </w:num>
+  <w:num w:numId="58" w16cid:durableId="617184410">
     <w:abstractNumId w:val="66"/>
   </w:num>
-  <w:num w:numId="47" w16cid:durableId="227965041">
-    <w:abstractNumId w:val="42"/>
-  </w:num>
-  <w:num w:numId="48" w16cid:durableId="1578586209">
-    <w:abstractNumId w:val="157"/>
-  </w:num>
-  <w:num w:numId="49" w16cid:durableId="1564221957">
-    <w:abstractNumId w:val="26"/>
-  </w:num>
-  <w:num w:numId="50" w16cid:durableId="899752617">
-    <w:abstractNumId w:val="156"/>
-  </w:num>
-  <w:num w:numId="51" w16cid:durableId="1864437067">
-    <w:abstractNumId w:val="24"/>
-  </w:num>
-  <w:num w:numId="52" w16cid:durableId="1284078211">
-    <w:abstractNumId w:val="140"/>
-  </w:num>
-  <w:num w:numId="53" w16cid:durableId="1858889908">
-    <w:abstractNumId w:val="10"/>
-  </w:num>
-  <w:num w:numId="54" w16cid:durableId="1389375266">
-    <w:abstractNumId w:val="35"/>
-  </w:num>
-  <w:num w:numId="55" w16cid:durableId="1803495839">
-    <w:abstractNumId w:val="87"/>
-  </w:num>
-  <w:num w:numId="56" w16cid:durableId="333073638">
-    <w:abstractNumId w:val="34"/>
-  </w:num>
-  <w:num w:numId="57" w16cid:durableId="165706824">
-    <w:abstractNumId w:val="105"/>
-  </w:num>
-  <w:num w:numId="58" w16cid:durableId="617184410">
-    <w:abstractNumId w:val="61"/>
-  </w:num>
   <w:num w:numId="59" w16cid:durableId="533350937">
-    <w:abstractNumId w:val="118"/>
+    <w:abstractNumId w:val="131"/>
   </w:num>
   <w:num w:numId="60" w16cid:durableId="1395851828">
-    <w:abstractNumId w:val="135"/>
+    <w:abstractNumId w:val="150"/>
   </w:num>
   <w:num w:numId="61" w16cid:durableId="248320422">
-    <w:abstractNumId w:val="53"/>
+    <w:abstractNumId w:val="57"/>
   </w:num>
   <w:num w:numId="62" w16cid:durableId="889028549">
-    <w:abstractNumId w:val="124"/>
+    <w:abstractNumId w:val="138"/>
   </w:num>
   <w:num w:numId="63" w16cid:durableId="2141454648">
-    <w:abstractNumId w:val="68"/>
+    <w:abstractNumId w:val="73"/>
   </w:num>
   <w:num w:numId="64" w16cid:durableId="67576201">
     <w:abstractNumId w:val="3"/>
@@ -57146,289 +63602,340 @@
     <w:abstractNumId w:val="8"/>
   </w:num>
   <w:num w:numId="66" w16cid:durableId="1686974437">
-    <w:abstractNumId w:val="23"/>
+    <w:abstractNumId w:val="26"/>
   </w:num>
   <w:num w:numId="67" w16cid:durableId="334497816">
-    <w:abstractNumId w:val="15"/>
+    <w:abstractNumId w:val="17"/>
   </w:num>
   <w:num w:numId="68" w16cid:durableId="982583849">
-    <w:abstractNumId w:val="82"/>
+    <w:abstractNumId w:val="89"/>
   </w:num>
   <w:num w:numId="69" w16cid:durableId="1021127347">
-    <w:abstractNumId w:val="109"/>
+    <w:abstractNumId w:val="120"/>
   </w:num>
   <w:num w:numId="70" w16cid:durableId="2056659552">
-    <w:abstractNumId w:val="106"/>
+    <w:abstractNumId w:val="116"/>
   </w:num>
   <w:num w:numId="71" w16cid:durableId="2057387330">
-    <w:abstractNumId w:val="27"/>
+    <w:abstractNumId w:val="30"/>
   </w:num>
   <w:num w:numId="72" w16cid:durableId="507719478">
     <w:abstractNumId w:val="7"/>
   </w:num>
   <w:num w:numId="73" w16cid:durableId="1226917053">
-    <w:abstractNumId w:val="143"/>
+    <w:abstractNumId w:val="159"/>
   </w:num>
   <w:num w:numId="74" w16cid:durableId="473571944">
-    <w:abstractNumId w:val="13"/>
+    <w:abstractNumId w:val="14"/>
   </w:num>
   <w:num w:numId="75" w16cid:durableId="1677491623">
-    <w:abstractNumId w:val="46"/>
+    <w:abstractNumId w:val="50"/>
   </w:num>
   <w:num w:numId="76" w16cid:durableId="866064904">
-    <w:abstractNumId w:val="56"/>
+    <w:abstractNumId w:val="60"/>
   </w:num>
   <w:num w:numId="77" w16cid:durableId="739062301">
-    <w:abstractNumId w:val="67"/>
+    <w:abstractNumId w:val="72"/>
   </w:num>
   <w:num w:numId="78" w16cid:durableId="2005010324">
-    <w:abstractNumId w:val="79"/>
+    <w:abstractNumId w:val="86"/>
   </w:num>
   <w:num w:numId="79" w16cid:durableId="1841850104">
-    <w:abstractNumId w:val="102"/>
+    <w:abstractNumId w:val="110"/>
   </w:num>
   <w:num w:numId="80" w16cid:durableId="1918173701">
     <w:abstractNumId w:val="6"/>
   </w:num>
   <w:num w:numId="81" w16cid:durableId="601182175">
-    <w:abstractNumId w:val="89"/>
+    <w:abstractNumId w:val="96"/>
   </w:num>
   <w:num w:numId="82" w16cid:durableId="1381591154">
-    <w:abstractNumId w:val="99"/>
+    <w:abstractNumId w:val="106"/>
   </w:num>
   <w:num w:numId="83" w16cid:durableId="907350490">
-    <w:abstractNumId w:val="37"/>
+    <w:abstractNumId w:val="40"/>
   </w:num>
   <w:num w:numId="84" w16cid:durableId="109476753">
-    <w:abstractNumId w:val="111"/>
+    <w:abstractNumId w:val="122"/>
   </w:num>
   <w:num w:numId="85" w16cid:durableId="1068696817">
-    <w:abstractNumId w:val="76"/>
+    <w:abstractNumId w:val="83"/>
   </w:num>
   <w:num w:numId="86" w16cid:durableId="1907914291">
+    <w:abstractNumId w:val="105"/>
+  </w:num>
+  <w:num w:numId="87" w16cid:durableId="85618994">
+    <w:abstractNumId w:val="147"/>
+  </w:num>
+  <w:num w:numId="88" w16cid:durableId="1809739837">
+    <w:abstractNumId w:val="119"/>
+  </w:num>
+  <w:num w:numId="89" w16cid:durableId="1788305458">
+    <w:abstractNumId w:val="168"/>
+  </w:num>
+  <w:num w:numId="90" w16cid:durableId="904998775">
+    <w:abstractNumId w:val="135"/>
+  </w:num>
+  <w:num w:numId="91" w16cid:durableId="1866946269">
+    <w:abstractNumId w:val="23"/>
+  </w:num>
+  <w:num w:numId="92" w16cid:durableId="1528299758">
+    <w:abstractNumId w:val="49"/>
+  </w:num>
+  <w:num w:numId="93" w16cid:durableId="1575120286">
+    <w:abstractNumId w:val="121"/>
+  </w:num>
+  <w:num w:numId="94" w16cid:durableId="596406918">
+    <w:abstractNumId w:val="47"/>
+  </w:num>
+  <w:num w:numId="95" w16cid:durableId="363679198">
     <w:abstractNumId w:val="98"/>
   </w:num>
-  <w:num w:numId="87" w16cid:durableId="85618994">
-    <w:abstractNumId w:val="132"/>
-  </w:num>
-  <w:num w:numId="88" w16cid:durableId="1809739837">
-    <w:abstractNumId w:val="108"/>
-  </w:num>
-  <w:num w:numId="89" w16cid:durableId="1788305458">
-    <w:abstractNumId w:val="151"/>
-  </w:num>
-  <w:num w:numId="90" w16cid:durableId="904998775">
-    <w:abstractNumId w:val="121"/>
-  </w:num>
-  <w:num w:numId="91" w16cid:durableId="1866946269">
+  <w:num w:numId="96" w16cid:durableId="648167090">
     <w:abstractNumId w:val="20"/>
   </w:num>
-  <w:num w:numId="92" w16cid:durableId="1528299758">
-    <w:abstractNumId w:val="45"/>
-  </w:num>
-  <w:num w:numId="93" w16cid:durableId="1575120286">
-    <w:abstractNumId w:val="110"/>
-  </w:num>
-  <w:num w:numId="94" w16cid:durableId="596406918">
-    <w:abstractNumId w:val="43"/>
-  </w:num>
-  <w:num w:numId="95" w16cid:durableId="363679198">
-    <w:abstractNumId w:val="91"/>
-  </w:num>
-  <w:num w:numId="96" w16cid:durableId="648167090">
-    <w:abstractNumId w:val="18"/>
-  </w:num>
   <w:num w:numId="97" w16cid:durableId="1606838463">
-    <w:abstractNumId w:val="158"/>
+    <w:abstractNumId w:val="175"/>
   </w:num>
   <w:num w:numId="98" w16cid:durableId="269246633">
-    <w:abstractNumId w:val="75"/>
+    <w:abstractNumId w:val="82"/>
   </w:num>
   <w:num w:numId="99" w16cid:durableId="1517844563">
-    <w:abstractNumId w:val="11"/>
+    <w:abstractNumId w:val="12"/>
   </w:num>
   <w:num w:numId="100" w16cid:durableId="791946461">
-    <w:abstractNumId w:val="126"/>
+    <w:abstractNumId w:val="141"/>
   </w:num>
   <w:num w:numId="101" w16cid:durableId="271671894">
-    <w:abstractNumId w:val="117"/>
+    <w:abstractNumId w:val="130"/>
   </w:num>
   <w:num w:numId="102" w16cid:durableId="2073039944">
-    <w:abstractNumId w:val="33"/>
+    <w:abstractNumId w:val="36"/>
   </w:num>
   <w:num w:numId="103" w16cid:durableId="1641306864">
-    <w:abstractNumId w:val="74"/>
+    <w:abstractNumId w:val="81"/>
   </w:num>
   <w:num w:numId="104" w16cid:durableId="1710062037">
-    <w:abstractNumId w:val="134"/>
+    <w:abstractNumId w:val="149"/>
   </w:num>
   <w:num w:numId="105" w16cid:durableId="1045639914">
-    <w:abstractNumId w:val="55"/>
+    <w:abstractNumId w:val="59"/>
   </w:num>
   <w:num w:numId="106" w16cid:durableId="99028589">
-    <w:abstractNumId w:val="113"/>
+    <w:abstractNumId w:val="124"/>
   </w:num>
   <w:num w:numId="107" w16cid:durableId="1615747570">
-    <w:abstractNumId w:val="17"/>
+    <w:abstractNumId w:val="19"/>
   </w:num>
   <w:num w:numId="108" w16cid:durableId="1608074003">
-    <w:abstractNumId w:val="63"/>
+    <w:abstractNumId w:val="68"/>
   </w:num>
   <w:num w:numId="109" w16cid:durableId="251624697">
-    <w:abstractNumId w:val="133"/>
+    <w:abstractNumId w:val="148"/>
   </w:num>
   <w:num w:numId="110" w16cid:durableId="1234857381">
-    <w:abstractNumId w:val="44"/>
+    <w:abstractNumId w:val="48"/>
   </w:num>
   <w:num w:numId="111" w16cid:durableId="598220431">
-    <w:abstractNumId w:val="50"/>
+    <w:abstractNumId w:val="54"/>
   </w:num>
   <w:num w:numId="112" w16cid:durableId="1732728763">
-    <w:abstractNumId w:val="97"/>
+    <w:abstractNumId w:val="104"/>
   </w:num>
   <w:num w:numId="113" w16cid:durableId="1145007375">
-    <w:abstractNumId w:val="112"/>
+    <w:abstractNumId w:val="123"/>
   </w:num>
   <w:num w:numId="114" w16cid:durableId="574365618">
-    <w:abstractNumId w:val="54"/>
+    <w:abstractNumId w:val="58"/>
   </w:num>
   <w:num w:numId="115" w16cid:durableId="711271675">
-    <w:abstractNumId w:val="28"/>
+    <w:abstractNumId w:val="31"/>
   </w:num>
   <w:num w:numId="116" w16cid:durableId="635332307">
-    <w:abstractNumId w:val="141"/>
+    <w:abstractNumId w:val="157"/>
   </w:num>
   <w:num w:numId="117" w16cid:durableId="1292903963">
-    <w:abstractNumId w:val="137"/>
+    <w:abstractNumId w:val="153"/>
   </w:num>
   <w:num w:numId="118" w16cid:durableId="552617096">
-    <w:abstractNumId w:val="12"/>
+    <w:abstractNumId w:val="13"/>
   </w:num>
   <w:num w:numId="119" w16cid:durableId="1961762259">
-    <w:abstractNumId w:val="81"/>
+    <w:abstractNumId w:val="88"/>
   </w:num>
   <w:num w:numId="120" w16cid:durableId="604073567">
     <w:abstractNumId w:val="2"/>
   </w:num>
   <w:num w:numId="121" w16cid:durableId="724648593">
+    <w:abstractNumId w:val="158"/>
+  </w:num>
+  <w:num w:numId="122" w16cid:durableId="1082726728">
     <w:abstractNumId w:val="142"/>
   </w:num>
-  <w:num w:numId="122" w16cid:durableId="1082726728">
-    <w:abstractNumId w:val="127"/>
-  </w:num>
   <w:num w:numId="123" w16cid:durableId="1337881222">
-    <w:abstractNumId w:val="39"/>
+    <w:abstractNumId w:val="42"/>
   </w:num>
   <w:num w:numId="124" w16cid:durableId="1642344699">
-    <w:abstractNumId w:val="72"/>
+    <w:abstractNumId w:val="79"/>
   </w:num>
   <w:num w:numId="125" w16cid:durableId="525797022">
-    <w:abstractNumId w:val="21"/>
+    <w:abstractNumId w:val="24"/>
   </w:num>
   <w:num w:numId="126" w16cid:durableId="824009310">
-    <w:abstractNumId w:val="47"/>
+    <w:abstractNumId w:val="51"/>
   </w:num>
   <w:num w:numId="127" w16cid:durableId="1669939296">
-    <w:abstractNumId w:val="145"/>
+    <w:abstractNumId w:val="161"/>
   </w:num>
   <w:num w:numId="128" w16cid:durableId="1371808898">
-    <w:abstractNumId w:val="119"/>
+    <w:abstractNumId w:val="132"/>
   </w:num>
   <w:num w:numId="129" w16cid:durableId="1030107933">
-    <w:abstractNumId w:val="100"/>
+    <w:abstractNumId w:val="107"/>
   </w:num>
   <w:num w:numId="130" w16cid:durableId="1385715668">
+    <w:abstractNumId w:val="35"/>
+  </w:num>
+  <w:num w:numId="131" w16cid:durableId="451285506">
+    <w:abstractNumId w:val="41"/>
+  </w:num>
+  <w:num w:numId="132" w16cid:durableId="1148547973">
+    <w:abstractNumId w:val="28"/>
+  </w:num>
+  <w:num w:numId="133" w16cid:durableId="861943698">
+    <w:abstractNumId w:val="16"/>
+  </w:num>
+  <w:num w:numId="134" w16cid:durableId="971593904">
     <w:abstractNumId w:val="32"/>
   </w:num>
-  <w:num w:numId="131" w16cid:durableId="451285506">
-    <w:abstractNumId w:val="38"/>
-  </w:num>
-  <w:num w:numId="132" w16cid:durableId="1148547973">
-    <w:abstractNumId w:val="25"/>
-  </w:num>
-  <w:num w:numId="133" w16cid:durableId="861943698">
-    <w:abstractNumId w:val="14"/>
-  </w:num>
-  <w:num w:numId="134" w16cid:durableId="971593904">
-    <w:abstractNumId w:val="29"/>
-  </w:num>
   <w:num w:numId="135" w16cid:durableId="1822312769">
-    <w:abstractNumId w:val="40"/>
+    <w:abstractNumId w:val="43"/>
   </w:num>
   <w:num w:numId="136" w16cid:durableId="440106502">
-    <w:abstractNumId w:val="31"/>
+    <w:abstractNumId w:val="34"/>
   </w:num>
   <w:num w:numId="137" w16cid:durableId="1736319790">
-    <w:abstractNumId w:val="147"/>
+    <w:abstractNumId w:val="163"/>
   </w:num>
   <w:num w:numId="138" w16cid:durableId="2017267704">
-    <w:abstractNumId w:val="92"/>
+    <w:abstractNumId w:val="99"/>
   </w:num>
   <w:num w:numId="139" w16cid:durableId="1234975113">
-    <w:abstractNumId w:val="73"/>
+    <w:abstractNumId w:val="80"/>
   </w:num>
   <w:num w:numId="140" w16cid:durableId="476847091">
-    <w:abstractNumId w:val="138"/>
+    <w:abstractNumId w:val="154"/>
   </w:num>
   <w:num w:numId="141" w16cid:durableId="310866585">
     <w:abstractNumId w:val="1"/>
   </w:num>
   <w:num w:numId="142" w16cid:durableId="1198080408">
-    <w:abstractNumId w:val="77"/>
+    <w:abstractNumId w:val="84"/>
   </w:num>
   <w:num w:numId="143" w16cid:durableId="1882211216">
-    <w:abstractNumId w:val="22"/>
+    <w:abstractNumId w:val="25"/>
   </w:num>
   <w:num w:numId="144" w16cid:durableId="817108260">
-    <w:abstractNumId w:val="154"/>
+    <w:abstractNumId w:val="171"/>
   </w:num>
   <w:num w:numId="145" w16cid:durableId="573010251">
-    <w:abstractNumId w:val="80"/>
+    <w:abstractNumId w:val="87"/>
   </w:num>
   <w:num w:numId="146" w16cid:durableId="120656583">
-    <w:abstractNumId w:val="49"/>
+    <w:abstractNumId w:val="53"/>
   </w:num>
   <w:num w:numId="147" w16cid:durableId="1772362111">
     <w:abstractNumId w:val="0"/>
   </w:num>
   <w:num w:numId="148" w16cid:durableId="651831253">
-    <w:abstractNumId w:val="84"/>
+    <w:abstractNumId w:val="91"/>
   </w:num>
   <w:num w:numId="149" w16cid:durableId="1407994665">
-    <w:abstractNumId w:val="83"/>
+    <w:abstractNumId w:val="90"/>
   </w:num>
   <w:num w:numId="150" w16cid:durableId="115762163">
-    <w:abstractNumId w:val="51"/>
+    <w:abstractNumId w:val="55"/>
   </w:num>
   <w:num w:numId="151" w16cid:durableId="1236890840">
-    <w:abstractNumId w:val="48"/>
+    <w:abstractNumId w:val="52"/>
   </w:num>
   <w:num w:numId="152" w16cid:durableId="634800952">
-    <w:abstractNumId w:val="103"/>
+    <w:abstractNumId w:val="112"/>
   </w:num>
   <w:num w:numId="153" w16cid:durableId="722750321">
-    <w:abstractNumId w:val="146"/>
+    <w:abstractNumId w:val="162"/>
   </w:num>
   <w:num w:numId="154" w16cid:durableId="1914508079">
-    <w:abstractNumId w:val="115"/>
+    <w:abstractNumId w:val="128"/>
   </w:num>
   <w:num w:numId="155" w16cid:durableId="334456607">
-    <w:abstractNumId w:val="30"/>
+    <w:abstractNumId w:val="33"/>
   </w:num>
   <w:num w:numId="156" w16cid:durableId="65418050">
-    <w:abstractNumId w:val="122"/>
+    <w:abstractNumId w:val="136"/>
   </w:num>
   <w:num w:numId="157" w16cid:durableId="1506481289">
-    <w:abstractNumId w:val="62"/>
+    <w:abstractNumId w:val="67"/>
   </w:num>
   <w:num w:numId="158" w16cid:durableId="111830568">
     <w:abstractNumId w:val="5"/>
   </w:num>
   <w:num w:numId="159" w16cid:durableId="1849518657">
-    <w:abstractNumId w:val="88"/>
+    <w:abstractNumId w:val="95"/>
   </w:num>
   <w:num w:numId="160" w16cid:durableId="1219979871">
-    <w:abstractNumId w:val="16"/>
+    <w:abstractNumId w:val="18"/>
+  </w:num>
+  <w:num w:numId="161" w16cid:durableId="592786502">
+    <w:abstractNumId w:val="133"/>
+  </w:num>
+  <w:num w:numId="162" w16cid:durableId="840392952">
+    <w:abstractNumId w:val="61"/>
+  </w:num>
+  <w:num w:numId="163" w16cid:durableId="700933856">
+    <w:abstractNumId w:val="126"/>
+  </w:num>
+  <w:num w:numId="164" w16cid:durableId="1318268219">
+    <w:abstractNumId w:val="117"/>
+  </w:num>
+  <w:num w:numId="165" w16cid:durableId="1913849681">
+    <w:abstractNumId w:val="111"/>
+  </w:num>
+  <w:num w:numId="166" w16cid:durableId="176893391">
+    <w:abstractNumId w:val="125"/>
+  </w:num>
+  <w:num w:numId="167" w16cid:durableId="791902830">
+    <w:abstractNumId w:val="15"/>
+  </w:num>
+  <w:num w:numId="168" w16cid:durableId="1703703102">
+    <w:abstractNumId w:val="46"/>
+  </w:num>
+  <w:num w:numId="169" w16cid:durableId="1457337250">
+    <w:abstractNumId w:val="152"/>
+  </w:num>
+  <w:num w:numId="170" w16cid:durableId="2037922924">
+    <w:abstractNumId w:val="21"/>
+  </w:num>
+  <w:num w:numId="171" w16cid:durableId="1019695288">
+    <w:abstractNumId w:val="76"/>
+  </w:num>
+  <w:num w:numId="172" w16cid:durableId="604924090">
+    <w:abstractNumId w:val="108"/>
+  </w:num>
+  <w:num w:numId="173" w16cid:durableId="498888291">
+    <w:abstractNumId w:val="166"/>
+  </w:num>
+  <w:num w:numId="174" w16cid:durableId="1285576115">
+    <w:abstractNumId w:val="10"/>
+  </w:num>
+  <w:num w:numId="175" w16cid:durableId="1883978130">
+    <w:abstractNumId w:val="139"/>
+  </w:num>
+  <w:num w:numId="176" w16cid:durableId="1243368284">
+    <w:abstractNumId w:val="115"/>
+  </w:num>
+  <w:num w:numId="177" w16cid:durableId="1701853768">
+    <w:abstractNumId w:val="77"/>
   </w:num>
 </w:numbering>
 </file>
